--- a/lab01/Отчет_ЛР1_Цветовые_модели.docx
+++ b/lab01/Отчет_ЛР1_Цветовые_модели.docx
@@ -147,19 +147,11 @@
           <w:lang w:val="ru-RU"/>
         </w:rPr>
       </w:pPr>
-      <w:proofErr w:type="spellStart"/>
-      <w:r>
-        <w:rPr>
-          <w:lang w:val="ru-RU"/>
-        </w:rPr>
-        <w:t>Бардашова</w:t>
-      </w:r>
-      <w:proofErr w:type="spellEnd"/>
-      <w:r>
-        <w:rPr>
-          <w:lang w:val="ru-RU"/>
-        </w:rPr>
-        <w:t xml:space="preserve"> Вячеслава Алексеевича</w:t>
+      <w:r>
+        <w:rPr>
+          <w:lang w:val="ru-RU"/>
+        </w:rPr>
+        <w:t>Бардашова Вячеслава Алексеевича</w:t>
       </w:r>
     </w:p>
     <w:p>
@@ -400,21 +392,7 @@
         <w:rPr>
           <w:lang w:val="ru-RU"/>
         </w:rPr>
-        <w:t xml:space="preserve">4. Архитектура решения: </w:t>
-      </w:r>
-      <w:proofErr w:type="spellStart"/>
-      <w:r>
-        <w:rPr>
-          <w:lang w:val="ru-RU"/>
-        </w:rPr>
-        <w:t>двухфайловый</w:t>
-      </w:r>
-      <w:proofErr w:type="spellEnd"/>
-      <w:r>
-        <w:rPr>
-          <w:lang w:val="ru-RU"/>
-        </w:rPr>
-        <w:t xml:space="preserve"> модульный монолит</w:t>
+        <w:t>4. Архитектура решения: двухфайловый модульный монолит</w:t>
       </w:r>
     </w:p>
     <w:p>
@@ -455,11 +433,9 @@
         </w:rPr>
         <w:t>.</w:t>
       </w:r>
-      <w:proofErr w:type="spellStart"/>
       <w:r>
         <w:t>py</w:t>
       </w:r>
-      <w:proofErr w:type="spellEnd"/>
       <w:r>
         <w:rPr>
           <w:lang w:val="ru-RU"/>
@@ -490,11 +466,9 @@
         </w:rPr>
         <w:t>.</w:t>
       </w:r>
-      <w:proofErr w:type="spellStart"/>
       <w:r>
         <w:t>py</w:t>
       </w:r>
-      <w:proofErr w:type="spellEnd"/>
       <w:r>
         <w:rPr>
           <w:lang w:val="ru-RU"/>
@@ -589,16 +563,19 @@
         <w:rPr>
           <w:lang w:val="ru-RU"/>
         </w:rPr>
-        <w:t xml:space="preserve">13. Возможности адаптации кода (модель </w:t>
-      </w:r>
-      <w:r>
-        <w:t>HLS</w:t>
-      </w:r>
-      <w:r>
-        <w:rPr>
-          <w:lang w:val="ru-RU"/>
-        </w:rPr>
-        <w:t>)</w:t>
+        <w:t>1</w:t>
+      </w:r>
+      <w:r>
+        <w:rPr>
+          <w:lang w:val="ru-RU"/>
+        </w:rPr>
+        <w:t>3</w:t>
+      </w:r>
+      <w:r>
+        <w:rPr>
+          <w:lang w:val="ru-RU"/>
+        </w:rPr>
+        <w:t>. Выводы</w:t>
       </w:r>
     </w:p>
     <w:p>
@@ -613,7 +590,19 @@
         <w:rPr>
           <w:lang w:val="ru-RU"/>
         </w:rPr>
-        <w:t>14. Выводы</w:t>
+        <w:t xml:space="preserve">Приложение А. Листинг </w:t>
+      </w:r>
+      <w:r>
+        <w:t>conversions</w:t>
+      </w:r>
+      <w:r>
+        <w:rPr>
+          <w:lang w:val="ru-RU"/>
+        </w:rPr>
+        <w:t>.</w:t>
+      </w:r>
+      <w:r>
+        <w:t>py</w:t>
       </w:r>
     </w:p>
     <w:p>
@@ -628,10 +617,10 @@
         <w:rPr>
           <w:lang w:val="ru-RU"/>
         </w:rPr>
-        <w:t xml:space="preserve">Приложение А. Листинг </w:t>
-      </w:r>
-      <w:r>
-        <w:t>conversions</w:t>
+        <w:t xml:space="preserve">Приложение Б. Ключевые фрагменты </w:t>
+      </w:r>
+      <w:r>
+        <w:t>main</w:t>
       </w:r>
       <w:r>
         <w:rPr>
@@ -639,40 +628,9 @@
         </w:rPr>
         <w:t>.</w:t>
       </w:r>
-      <w:proofErr w:type="spellStart"/>
       <w:r>
         <w:t>py</w:t>
       </w:r>
-      <w:proofErr w:type="spellEnd"/>
-    </w:p>
-    <w:p>
-      <w:pPr>
-        <w:spacing w:after="40" w:line="288" w:lineRule="auto"/>
-        <w:ind w:firstLine="0"/>
-        <w:rPr>
-          <w:lang w:val="ru-RU"/>
-        </w:rPr>
-      </w:pPr>
-      <w:r>
-        <w:rPr>
-          <w:lang w:val="ru-RU"/>
-        </w:rPr>
-        <w:t xml:space="preserve">Приложение Б. Ключевые фрагменты </w:t>
-      </w:r>
-      <w:r>
-        <w:t>main</w:t>
-      </w:r>
-      <w:r>
-        <w:rPr>
-          <w:lang w:val="ru-RU"/>
-        </w:rPr>
-        <w:t>.</w:t>
-      </w:r>
-      <w:proofErr w:type="spellStart"/>
-      <w:r>
-        <w:t>py</w:t>
-      </w:r>
-      <w:proofErr w:type="spellEnd"/>
     </w:p>
     <w:p>
       <w:pPr>
@@ -859,29 +817,8 @@
       <w:pPr>
         <w:ind w:firstLine="0"/>
       </w:pPr>
-      <w:proofErr w:type="spellStart"/>
-      <w:r>
-        <w:t>Основные</w:t>
-      </w:r>
-      <w:proofErr w:type="spellEnd"/>
-      <w:r>
-        <w:t xml:space="preserve"> </w:t>
-      </w:r>
-      <w:proofErr w:type="spellStart"/>
-      <w:r>
-        <w:t>требования</w:t>
-      </w:r>
-      <w:proofErr w:type="spellEnd"/>
-      <w:r>
-        <w:t xml:space="preserve"> к </w:t>
-      </w:r>
-      <w:proofErr w:type="spellStart"/>
-      <w:r>
-        <w:t>интерфейсу</w:t>
-      </w:r>
-      <w:proofErr w:type="spellEnd"/>
-      <w:r>
-        <w:t>:</w:t>
+      <w:r>
+        <w:t>Основные требования к интерфейсу:</w:t>
       </w:r>
     </w:p>
     <w:p>
@@ -1145,21 +1082,7 @@
         <w:rPr>
           <w:lang w:val="ru-RU"/>
         </w:rPr>
-        <w:t xml:space="preserve">4. Архитектура решения: </w:t>
-      </w:r>
-      <w:proofErr w:type="spellStart"/>
-      <w:r>
-        <w:rPr>
-          <w:lang w:val="ru-RU"/>
-        </w:rPr>
-        <w:t>двухфайловый</w:t>
-      </w:r>
-      <w:proofErr w:type="spellEnd"/>
-      <w:r>
-        <w:rPr>
-          <w:lang w:val="ru-RU"/>
-        </w:rPr>
-        <w:t xml:space="preserve"> модульный монолит</w:t>
+        <w:t>4. Архитектура решения: двухфайловый модульный монолит</w:t>
       </w:r>
     </w:p>
     <w:p>
@@ -1174,21 +1097,12 @@
         </w:rPr>
         <w:t xml:space="preserve">Приложение построено как </w:t>
       </w:r>
-      <w:proofErr w:type="spellStart"/>
       <w:r>
         <w:rPr>
           <w:b/>
           <w:lang w:val="ru-RU"/>
         </w:rPr>
-        <w:t>двухфайловый</w:t>
-      </w:r>
-      <w:proofErr w:type="spellEnd"/>
-      <w:r>
-        <w:rPr>
-          <w:b/>
-          <w:lang w:val="ru-RU"/>
-        </w:rPr>
-        <w:t xml:space="preserve"> модульный монолит</w:t>
+        <w:t>двухфайловый модульный монолит</w:t>
       </w:r>
       <w:r>
         <w:rPr>
@@ -1238,7 +1152,6 @@
         </w:rPr>
         <w:t>.</w:t>
       </w:r>
-      <w:proofErr w:type="spellStart"/>
       <w:r>
         <w:rPr>
           <w:rFonts w:ascii="Consolas" w:hAnsi="Consolas"/>
@@ -1246,7 +1159,6 @@
         </w:rPr>
         <w:t>py</w:t>
       </w:r>
-      <w:proofErr w:type="spellEnd"/>
       <w:r>
         <w:rPr>
           <w:lang w:val="ru-RU"/>
@@ -1283,7 +1195,6 @@
         </w:rPr>
         <w:t>.</w:t>
       </w:r>
-      <w:proofErr w:type="spellStart"/>
       <w:r>
         <w:rPr>
           <w:rFonts w:ascii="Consolas" w:hAnsi="Consolas"/>
@@ -1291,7 +1202,6 @@
         </w:rPr>
         <w:t>py</w:t>
       </w:r>
-      <w:proofErr w:type="spellEnd"/>
       <w:r>
         <w:rPr>
           <w:lang w:val="ru-RU"/>
@@ -1344,22 +1254,18 @@
         </w:rPr>
         <w:t>.</w:t>
       </w:r>
-      <w:proofErr w:type="spellStart"/>
       <w:r>
         <w:t>py</w:t>
       </w:r>
-      <w:proofErr w:type="spellEnd"/>
       <w:r>
         <w:rPr>
           <w:lang w:val="ru-RU"/>
         </w:rPr>
         <w:t xml:space="preserve"> — библиотечный модуль «чистой» логики. В нём нет ни одного обращения к </w:t>
       </w:r>
-      <w:proofErr w:type="spellStart"/>
       <w:r>
         <w:t>tkinter</w:t>
       </w:r>
-      <w:proofErr w:type="spellEnd"/>
       <w:r>
         <w:rPr>
           <w:lang w:val="ru-RU"/>
@@ -1382,11 +1288,9 @@
         </w:rPr>
         <w:t>.</w:t>
       </w:r>
-      <w:proofErr w:type="spellStart"/>
       <w:r>
         <w:t>py</w:t>
       </w:r>
-      <w:proofErr w:type="spellEnd"/>
       <w:r>
         <w:rPr>
           <w:lang w:val="ru-RU"/>
@@ -1400,37 +1304,8 @@
         <w:lastRenderedPageBreak/>
         <w:t xml:space="preserve">рекурсивных пересчётов и отрисовку превью. </w:t>
       </w:r>
-      <w:proofErr w:type="spellStart"/>
-      <w:r>
-        <w:t>Все</w:t>
-      </w:r>
-      <w:proofErr w:type="spellEnd"/>
-      <w:r>
-        <w:t xml:space="preserve"> </w:t>
-      </w:r>
-      <w:proofErr w:type="spellStart"/>
-      <w:r>
-        <w:t>вычисления</w:t>
-      </w:r>
-      <w:proofErr w:type="spellEnd"/>
-      <w:r>
-        <w:t xml:space="preserve"> </w:t>
-      </w:r>
-      <w:proofErr w:type="spellStart"/>
-      <w:r>
-        <w:t>он</w:t>
-      </w:r>
-      <w:proofErr w:type="spellEnd"/>
-      <w:r>
-        <w:t xml:space="preserve"> </w:t>
-      </w:r>
-      <w:proofErr w:type="spellStart"/>
-      <w:r>
-        <w:t>делегирует</w:t>
-      </w:r>
-      <w:proofErr w:type="spellEnd"/>
-      <w:r>
-        <w:t xml:space="preserve"> conversions.py.</w:t>
+      <w:r>
+        <w:t>Все вычисления он делегирует conversions.py.</w:t>
       </w:r>
     </w:p>
     <w:p>
@@ -1458,14 +1333,12 @@
         </w:rPr>
         <w:t>.</w:t>
       </w:r>
-      <w:proofErr w:type="spellStart"/>
       <w:r>
         <w:rPr>
           <w:b/>
         </w:rPr>
         <w:t>py</w:t>
       </w:r>
-      <w:proofErr w:type="spellEnd"/>
       <w:r>
         <w:rPr>
           <w:b/>
@@ -1486,14 +1359,12 @@
         </w:rPr>
         <w:t>.</w:t>
       </w:r>
-      <w:proofErr w:type="spellStart"/>
       <w:r>
         <w:rPr>
           <w:b/>
         </w:rPr>
         <w:t>py</w:t>
       </w:r>
-      <w:proofErr w:type="spellEnd"/>
       <w:r>
         <w:rPr>
           <w:lang w:val="ru-RU"/>
@@ -1515,7 +1386,6 @@
         </w:rPr>
         <w:t>.</w:t>
       </w:r>
-      <w:proofErr w:type="spellStart"/>
       <w:r>
         <w:rPr>
           <w:rFonts w:ascii="Consolas" w:hAnsi="Consolas"/>
@@ -1523,7 +1393,6 @@
         </w:rPr>
         <w:t>py</w:t>
       </w:r>
-      <w:proofErr w:type="spellEnd"/>
       <w:r>
         <w:rPr>
           <w:lang w:val="ru-RU"/>
@@ -1570,31 +1439,13 @@
               <w:ind w:firstLine="0"/>
               <w:jc w:val="center"/>
             </w:pPr>
-            <w:proofErr w:type="spellStart"/>
             <w:r>
               <w:rPr>
                 <w:b/>
                 <w:sz w:val="22"/>
               </w:rPr>
-              <w:t>Свойство</w:t>
+              <w:t>Свойство архитектуры</w:t>
             </w:r>
-            <w:proofErr w:type="spellEnd"/>
-            <w:r>
-              <w:rPr>
-                <w:b/>
-                <w:sz w:val="22"/>
-              </w:rPr>
-              <w:t xml:space="preserve"> </w:t>
-            </w:r>
-            <w:proofErr w:type="spellStart"/>
-            <w:r>
-              <w:rPr>
-                <w:b/>
-                <w:sz w:val="22"/>
-              </w:rPr>
-              <w:t>архитектуры</w:t>
-            </w:r>
-            <w:proofErr w:type="spellEnd"/>
           </w:p>
         </w:tc>
         <w:tc>
@@ -1676,56 +1527,12 @@
               <w:ind w:firstLine="0"/>
               <w:jc w:val="left"/>
             </w:pPr>
-            <w:proofErr w:type="spellStart"/>
             <w:r>
               <w:rPr>
                 <w:sz w:val="22"/>
               </w:rPr>
-              <w:t>Чистые</w:t>
+              <w:t>Чистые функции без состояния</w:t>
             </w:r>
-            <w:proofErr w:type="spellEnd"/>
-            <w:r>
-              <w:rPr>
-                <w:sz w:val="22"/>
-              </w:rPr>
-              <w:t xml:space="preserve"> </w:t>
-            </w:r>
-            <w:proofErr w:type="spellStart"/>
-            <w:r>
-              <w:rPr>
-                <w:sz w:val="22"/>
-              </w:rPr>
-              <w:t>функции</w:t>
-            </w:r>
-            <w:proofErr w:type="spellEnd"/>
-            <w:r>
-              <w:rPr>
-                <w:sz w:val="22"/>
-              </w:rPr>
-              <w:t xml:space="preserve"> </w:t>
-            </w:r>
-            <w:proofErr w:type="spellStart"/>
-            <w:r>
-              <w:rPr>
-                <w:sz w:val="22"/>
-              </w:rPr>
-              <w:t>без</w:t>
-            </w:r>
-            <w:proofErr w:type="spellEnd"/>
-            <w:r>
-              <w:rPr>
-                <w:sz w:val="22"/>
-              </w:rPr>
-              <w:t xml:space="preserve"> </w:t>
-            </w:r>
-            <w:proofErr w:type="spellStart"/>
-            <w:r>
-              <w:rPr>
-                <w:sz w:val="22"/>
-              </w:rPr>
-              <w:t>состояния</w:t>
-            </w:r>
-            <w:proofErr w:type="spellEnd"/>
           </w:p>
         </w:tc>
         <w:tc>
@@ -1765,28 +1572,12 @@
               <w:ind w:firstLine="0"/>
               <w:jc w:val="left"/>
             </w:pPr>
-            <w:proofErr w:type="spellStart"/>
             <w:r>
               <w:rPr>
                 <w:sz w:val="22"/>
               </w:rPr>
-              <w:t>Однонаправленная</w:t>
+              <w:t>Однонаправленная зависимость</w:t>
             </w:r>
-            <w:proofErr w:type="spellEnd"/>
-            <w:r>
-              <w:rPr>
-                <w:sz w:val="22"/>
-              </w:rPr>
-              <w:t xml:space="preserve"> </w:t>
-            </w:r>
-            <w:proofErr w:type="spellStart"/>
-            <w:r>
-              <w:rPr>
-                <w:sz w:val="22"/>
-              </w:rPr>
-              <w:t>зависимость</w:t>
-            </w:r>
-            <w:proofErr w:type="spellEnd"/>
           </w:p>
         </w:tc>
         <w:tc>
@@ -1901,42 +1692,12 @@
               <w:ind w:firstLine="0"/>
               <w:jc w:val="left"/>
             </w:pPr>
-            <w:proofErr w:type="spellStart"/>
             <w:r>
               <w:rPr>
                 <w:sz w:val="22"/>
               </w:rPr>
-              <w:t>Явная</w:t>
+              <w:t>Явная граница слоёв</w:t>
             </w:r>
-            <w:proofErr w:type="spellEnd"/>
-            <w:r>
-              <w:rPr>
-                <w:sz w:val="22"/>
-              </w:rPr>
-              <w:t xml:space="preserve"> </w:t>
-            </w:r>
-            <w:proofErr w:type="spellStart"/>
-            <w:r>
-              <w:rPr>
-                <w:sz w:val="22"/>
-              </w:rPr>
-              <w:t>граница</w:t>
-            </w:r>
-            <w:proofErr w:type="spellEnd"/>
-            <w:r>
-              <w:rPr>
-                <w:sz w:val="22"/>
-              </w:rPr>
-              <w:t xml:space="preserve"> </w:t>
-            </w:r>
-            <w:proofErr w:type="spellStart"/>
-            <w:r>
-              <w:rPr>
-                <w:sz w:val="22"/>
-              </w:rPr>
-              <w:t>слоёв</w:t>
-            </w:r>
-            <w:proofErr w:type="spellEnd"/>
           </w:p>
         </w:tc>
         <w:tc>
@@ -1989,12 +1750,17 @@
       <w:pPr>
         <w:pStyle w:val="CodeBlock"/>
         <w:rPr>
-          <w:rFonts w:hint="eastAsia"/>
-          <w:lang w:val="ru-RU"/>
-        </w:rPr>
-      </w:pPr>
-      <w:r>
-        <w:t>lab01</w:t>
+          <w:lang w:val="ru-RU"/>
+        </w:rPr>
+      </w:pPr>
+      <w:r>
+        <w:t>lab</w:t>
+      </w:r>
+      <w:r>
+        <w:rPr>
+          <w:lang w:val="ru-RU"/>
+        </w:rPr>
+        <w:t>01</w:t>
       </w:r>
       <w:r>
         <w:rPr>
@@ -2007,7 +1773,6 @@
       <w:pPr>
         <w:pStyle w:val="CodeBlock"/>
         <w:rPr>
-          <w:rFonts w:hint="eastAsia"/>
           <w:lang w:val="ru-RU"/>
         </w:rPr>
       </w:pPr>
@@ -2026,11 +1791,9 @@
         </w:rPr>
         <w:t>.</w:t>
       </w:r>
-      <w:proofErr w:type="spellStart"/>
       <w:r>
         <w:t>py</w:t>
       </w:r>
-      <w:proofErr w:type="spellEnd"/>
       <w:r>
         <w:rPr>
           <w:lang w:val="ru-RU"/>
@@ -2042,7 +1805,6 @@
       <w:pPr>
         <w:pStyle w:val="CodeBlock"/>
         <w:rPr>
-          <w:rFonts w:hint="eastAsia"/>
           <w:lang w:val="ru-RU"/>
         </w:rPr>
       </w:pPr>
@@ -2061,11 +1823,9 @@
         </w:rPr>
         <w:t>.</w:t>
       </w:r>
-      <w:proofErr w:type="spellStart"/>
       <w:r>
         <w:t>py</w:t>
       </w:r>
-      <w:proofErr w:type="spellEnd"/>
       <w:r>
         <w:rPr>
           <w:lang w:val="ru-RU"/>
@@ -2077,7 +1837,6 @@
       <w:pPr>
         <w:pStyle w:val="CodeBlock"/>
         <w:rPr>
-          <w:rFonts w:hint="eastAsia"/>
           <w:lang w:val="ru-RU"/>
         </w:rPr>
       </w:pPr>
@@ -2087,11 +1846,9 @@
         </w:rPr>
         <w:t>└── __</w:t>
       </w:r>
-      <w:proofErr w:type="spellStart"/>
       <w:r>
         <w:t>pycache</w:t>
       </w:r>
-      <w:proofErr w:type="spellEnd"/>
       <w:r>
         <w:rPr>
           <w:lang w:val="ru-RU"/>
@@ -2128,34 +1885,22 @@
     <w:p>
       <w:pPr>
         <w:pStyle w:val="CodeBlock"/>
-        <w:rPr>
-          <w:rFonts w:hint="eastAsia"/>
-          <w:lang w:val="ru-RU"/>
-        </w:rPr>
       </w:pPr>
       <w:r>
         <w:t>python</w:t>
       </w:r>
       <w:r>
-        <w:rPr>
-          <w:lang w:val="ru-RU"/>
-        </w:rPr>
         <w:t xml:space="preserve"> </w:t>
       </w:r>
       <w:r>
         <w:t>main</w:t>
       </w:r>
       <w:r>
-        <w:rPr>
-          <w:lang w:val="ru-RU"/>
-        </w:rPr>
         <w:t>.</w:t>
       </w:r>
-      <w:proofErr w:type="spellStart"/>
       <w:r>
         <w:t>py</w:t>
       </w:r>
-      <w:proofErr w:type="spellEnd"/>
     </w:p>
     <w:p>
       <w:pPr>
@@ -2165,7 +1910,10 @@
         <w:rPr>
           <w:lang w:val="ru-RU"/>
         </w:rPr>
-        <w:t xml:space="preserve">Либо </w:t>
+        <w:t>Либо</w:t>
+      </w:r>
+      <w:r>
+        <w:t xml:space="preserve"> </w:t>
       </w:r>
       <w:r>
         <w:t>ColorLab.exe.</w:t>
@@ -2174,49 +1922,89 @@
     <w:p>
       <w:pPr>
         <w:pStyle w:val="1"/>
-        <w:rPr>
-          <w:lang w:val="ru-RU"/>
-        </w:rPr>
-      </w:pPr>
-      <w:r>
-        <w:rPr>
-          <w:lang w:val="ru-RU"/>
-        </w:rPr>
+      </w:pPr>
+      <w:r>
         <w:lastRenderedPageBreak/>
-        <w:t xml:space="preserve">6. Модуль </w:t>
+        <w:t xml:space="preserve">6. </w:t>
+      </w:r>
+      <w:r>
+        <w:rPr>
+          <w:lang w:val="ru-RU"/>
+        </w:rPr>
+        <w:t>Модуль</w:t>
+      </w:r>
+      <w:r>
+        <w:t xml:space="preserve"> </w:t>
       </w:r>
       <w:r>
         <w:t>conversions</w:t>
       </w:r>
       <w:r>
-        <w:rPr>
-          <w:lang w:val="ru-RU"/>
-        </w:rPr>
         <w:t>.</w:t>
       </w:r>
-      <w:proofErr w:type="spellStart"/>
       <w:r>
         <w:t>py</w:t>
       </w:r>
-      <w:proofErr w:type="spellEnd"/>
-      <w:r>
-        <w:rPr>
-          <w:lang w:val="ru-RU"/>
-        </w:rPr>
-        <w:t xml:space="preserve"> — вычислительное ядро</w:t>
-      </w:r>
-    </w:p>
-    <w:p>
-      <w:pPr>
-        <w:rPr>
-          <w:lang w:val="ru-RU"/>
-        </w:rPr>
-      </w:pPr>
-      <w:r>
-        <w:rPr>
-          <w:lang w:val="ru-RU"/>
-        </w:rPr>
-        <w:t xml:space="preserve">Модуль предоставляет шесть функций: </w:t>
+      <w:r>
+        <w:t xml:space="preserve"> — </w:t>
+      </w:r>
+      <w:r>
+        <w:rPr>
+          <w:lang w:val="ru-RU"/>
+        </w:rPr>
+        <w:t>вычислительное</w:t>
+      </w:r>
+      <w:r>
+        <w:t xml:space="preserve"> </w:t>
+      </w:r>
+      <w:r>
+        <w:rPr>
+          <w:lang w:val="ru-RU"/>
+        </w:rPr>
+        <w:t>ядро</w:t>
+      </w:r>
+    </w:p>
+    <w:p>
+      <w:pPr>
+        <w:rPr>
+          <w:lang w:val="ru-RU"/>
+        </w:rPr>
+      </w:pPr>
+      <w:r>
+        <w:rPr>
+          <w:lang w:val="ru-RU"/>
+        </w:rPr>
+        <w:t>Модуль</w:t>
+      </w:r>
+      <w:r>
+        <w:t xml:space="preserve"> </w:t>
+      </w:r>
+      <w:r>
+        <w:rPr>
+          <w:lang w:val="ru-RU"/>
+        </w:rPr>
+        <w:t>предоставляет</w:t>
+      </w:r>
+      <w:r>
+        <w:t xml:space="preserve"> </w:t>
+      </w:r>
+      <w:r>
+        <w:rPr>
+          <w:lang w:val="ru-RU"/>
+        </w:rPr>
+        <w:t>шесть</w:t>
+      </w:r>
+      <w:r>
+        <w:t xml:space="preserve"> </w:t>
+      </w:r>
+      <w:r>
+        <w:rPr>
+          <w:lang w:val="ru-RU"/>
+        </w:rPr>
+        <w:t>функций</w:t>
+      </w:r>
+      <w:r>
+        <w:t xml:space="preserve">: </w:t>
       </w:r>
       <w:r>
         <w:rPr>
@@ -2226,12 +2014,8 @@
         <w:t>clamp</w:t>
       </w:r>
       <w:r>
-        <w:rPr>
-          <w:lang w:val="ru-RU"/>
-        </w:rPr>
         <w:t xml:space="preserve">, </w:t>
       </w:r>
-      <w:proofErr w:type="spellStart"/>
       <w:r>
         <w:rPr>
           <w:rFonts w:ascii="Consolas" w:hAnsi="Consolas"/>
@@ -2239,12 +2023,10 @@
         </w:rPr>
         <w:t>rgb</w:t>
       </w:r>
-      <w:proofErr w:type="spellEnd"/>
       <w:r>
         <w:rPr>
           <w:rFonts w:ascii="Consolas" w:hAnsi="Consolas"/>
           <w:sz w:val="23"/>
-          <w:lang w:val="ru-RU"/>
         </w:rPr>
         <w:t>_</w:t>
       </w:r>
@@ -2259,11 +2041,9 @@
         <w:rPr>
           <w:rFonts w:ascii="Consolas" w:hAnsi="Consolas"/>
           <w:sz w:val="23"/>
-          <w:lang w:val="ru-RU"/>
         </w:rPr>
         <w:t>_</w:t>
       </w:r>
-      <w:proofErr w:type="spellStart"/>
       <w:r>
         <w:rPr>
           <w:rFonts w:ascii="Consolas" w:hAnsi="Consolas"/>
@@ -2271,14 +2051,9 @@
         </w:rPr>
         <w:t>cmyk</w:t>
       </w:r>
-      <w:proofErr w:type="spellEnd"/>
-      <w:r>
-        <w:rPr>
-          <w:lang w:val="ru-RU"/>
-        </w:rPr>
+      <w:r>
         <w:t xml:space="preserve">, </w:t>
       </w:r>
-      <w:proofErr w:type="spellStart"/>
       <w:r>
         <w:rPr>
           <w:rFonts w:ascii="Consolas" w:hAnsi="Consolas"/>
@@ -2286,12 +2061,10 @@
         </w:rPr>
         <w:t>cmyk</w:t>
       </w:r>
-      <w:proofErr w:type="spellEnd"/>
       <w:r>
         <w:rPr>
           <w:rFonts w:ascii="Consolas" w:hAnsi="Consolas"/>
           <w:sz w:val="23"/>
-          <w:lang w:val="ru-RU"/>
         </w:rPr>
         <w:t>_</w:t>
       </w:r>
@@ -2306,11 +2079,9 @@
         <w:rPr>
           <w:rFonts w:ascii="Consolas" w:hAnsi="Consolas"/>
           <w:sz w:val="23"/>
-          <w:lang w:val="ru-RU"/>
         </w:rPr>
         <w:t>_</w:t>
       </w:r>
-      <w:proofErr w:type="spellStart"/>
       <w:r>
         <w:rPr>
           <w:rFonts w:ascii="Consolas" w:hAnsi="Consolas"/>
@@ -2318,14 +2089,9 @@
         </w:rPr>
         <w:t>rgb</w:t>
       </w:r>
-      <w:proofErr w:type="spellEnd"/>
-      <w:r>
-        <w:rPr>
-          <w:lang w:val="ru-RU"/>
-        </w:rPr>
+      <w:r>
         <w:t xml:space="preserve">, </w:t>
       </w:r>
-      <w:proofErr w:type="spellStart"/>
       <w:r>
         <w:rPr>
           <w:rFonts w:ascii="Consolas" w:hAnsi="Consolas"/>
@@ -2333,12 +2099,10 @@
         </w:rPr>
         <w:t>rgb</w:t>
       </w:r>
-      <w:proofErr w:type="spellEnd"/>
       <w:r>
         <w:rPr>
           <w:rFonts w:ascii="Consolas" w:hAnsi="Consolas"/>
           <w:sz w:val="23"/>
-          <w:lang w:val="ru-RU"/>
         </w:rPr>
         <w:t>_</w:t>
       </w:r>
@@ -2353,11 +2117,9 @@
         <w:rPr>
           <w:rFonts w:ascii="Consolas" w:hAnsi="Consolas"/>
           <w:sz w:val="23"/>
-          <w:lang w:val="ru-RU"/>
         </w:rPr>
         <w:t>_</w:t>
       </w:r>
-      <w:proofErr w:type="spellStart"/>
       <w:r>
         <w:rPr>
           <w:rFonts w:ascii="Consolas" w:hAnsi="Consolas"/>
@@ -2365,14 +2127,9 @@
         </w:rPr>
         <w:t>hsv</w:t>
       </w:r>
-      <w:proofErr w:type="spellEnd"/>
-      <w:r>
-        <w:rPr>
-          <w:lang w:val="ru-RU"/>
-        </w:rPr>
+      <w:r>
         <w:t xml:space="preserve">, </w:t>
       </w:r>
-      <w:proofErr w:type="spellStart"/>
       <w:r>
         <w:rPr>
           <w:rFonts w:ascii="Consolas" w:hAnsi="Consolas"/>
@@ -2380,12 +2137,10 @@
         </w:rPr>
         <w:t>hsv</w:t>
       </w:r>
-      <w:proofErr w:type="spellEnd"/>
       <w:r>
         <w:rPr>
           <w:rFonts w:ascii="Consolas" w:hAnsi="Consolas"/>
           <w:sz w:val="23"/>
-          <w:lang w:val="ru-RU"/>
         </w:rPr>
         <w:t>_</w:t>
       </w:r>
@@ -2400,11 +2155,9 @@
         <w:rPr>
           <w:rFonts w:ascii="Consolas" w:hAnsi="Consolas"/>
           <w:sz w:val="23"/>
-          <w:lang w:val="ru-RU"/>
         </w:rPr>
         <w:t>_</w:t>
       </w:r>
-      <w:proofErr w:type="spellStart"/>
       <w:r>
         <w:rPr>
           <w:rFonts w:ascii="Consolas" w:hAnsi="Consolas"/>
@@ -2412,14 +2165,18 @@
         </w:rPr>
         <w:t>rgb</w:t>
       </w:r>
-      <w:proofErr w:type="spellEnd"/>
-      <w:r>
-        <w:rPr>
-          <w:lang w:val="ru-RU"/>
-        </w:rPr>
-        <w:t xml:space="preserve"> и </w:t>
-      </w:r>
-      <w:proofErr w:type="spellStart"/>
+      <w:r>
+        <w:t xml:space="preserve"> </w:t>
+      </w:r>
+      <w:r>
+        <w:rPr>
+          <w:lang w:val="ru-RU"/>
+        </w:rPr>
+        <w:t>и</w:t>
+      </w:r>
+      <w:r>
+        <w:t xml:space="preserve"> </w:t>
+      </w:r>
       <w:r>
         <w:rPr>
           <w:rFonts w:ascii="Consolas" w:hAnsi="Consolas"/>
@@ -2427,12 +2184,10 @@
         </w:rPr>
         <w:t>rgb</w:t>
       </w:r>
-      <w:proofErr w:type="spellEnd"/>
       <w:r>
         <w:rPr>
           <w:rFonts w:ascii="Consolas" w:hAnsi="Consolas"/>
           <w:sz w:val="23"/>
-          <w:lang w:val="ru-RU"/>
         </w:rPr>
         <w:t>_</w:t>
       </w:r>
@@ -2447,7 +2202,6 @@
         <w:rPr>
           <w:rFonts w:ascii="Consolas" w:hAnsi="Consolas"/>
           <w:sz w:val="23"/>
-          <w:lang w:val="ru-RU"/>
         </w:rPr>
         <w:t>_</w:t>
       </w:r>
@@ -2459,10 +2213,13 @@
         <w:t>hex</w:t>
       </w:r>
       <w:r>
-        <w:rPr>
-          <w:lang w:val="ru-RU"/>
-        </w:rPr>
-        <w:t xml:space="preserve">. Единственная зависимость внутри модуля — </w:t>
+        <w:t xml:space="preserve">. </w:t>
+      </w:r>
+      <w:r>
+        <w:rPr>
+          <w:lang w:val="ru-RU"/>
+        </w:rPr>
+        <w:t xml:space="preserve">Единственная зависимость внутри модуля — </w:t>
       </w:r>
       <w:r>
         <w:rPr>
@@ -2711,7 +2468,6 @@
         </w:rPr>
         <w:t xml:space="preserve"> = 1 − </w:t>
       </w:r>
-      <w:proofErr w:type="gramStart"/>
       <w:r>
         <w:rPr>
           <w:rFonts w:ascii="Cambria Math" w:hAnsi="Cambria Math"/>
@@ -2727,7 +2483,6 @@
         </w:rPr>
         <w:t>(</w:t>
       </w:r>
-      <w:proofErr w:type="gramEnd"/>
       <w:r>
         <w:rPr>
           <w:rFonts w:ascii="Cambria Math" w:hAnsi="Cambria Math"/>
@@ -2771,18 +2526,8 @@
           <w:sz w:val="25"/>
           <w:lang w:val="ru-RU"/>
         </w:rPr>
-        <w:t>′</w:t>
-      </w:r>
-      <w:proofErr w:type="gramStart"/>
-      <w:r>
-        <w:rPr>
-          <w:rFonts w:ascii="Cambria Math" w:hAnsi="Cambria Math"/>
-          <w:sz w:val="25"/>
-          <w:lang w:val="ru-RU"/>
-        </w:rPr>
-        <w:t xml:space="preserve">),   </w:t>
-      </w:r>
-      <w:proofErr w:type="gramEnd"/>
+        <w:t xml:space="preserve">′),   </w:t>
+      </w:r>
       <w:r>
         <w:rPr>
           <w:rFonts w:ascii="Cambria Math" w:hAnsi="Cambria Math"/>
@@ -2905,7 +2650,6 @@
         </w:rPr>
         <w:t>k</w:t>
       </w:r>
-      <w:proofErr w:type="gramStart"/>
       <w:r>
         <w:rPr>
           <w:rFonts w:ascii="Cambria Math" w:hAnsi="Cambria Math"/>
@@ -2914,7 +2658,6 @@
         </w:rPr>
         <w:t xml:space="preserve">),   </w:t>
       </w:r>
-      <w:proofErr w:type="gramEnd"/>
       <w:r>
         <w:rPr>
           <w:rFonts w:ascii="Cambria Math" w:hAnsi="Cambria Math"/>
@@ -3195,7 +2938,6 @@
         </w:rPr>
         <w:t>K</w:t>
       </w:r>
-      <w:proofErr w:type="gramStart"/>
       <w:r>
         <w:rPr>
           <w:rFonts w:ascii="Cambria Math" w:hAnsi="Cambria Math"/>
@@ -3204,7 +2946,6 @@
         </w:rPr>
         <w:t xml:space="preserve">),   </w:t>
       </w:r>
-      <w:proofErr w:type="gramEnd"/>
       <w:r>
         <w:rPr>
           <w:rFonts w:ascii="Cambria Math" w:hAnsi="Cambria Math"/>
@@ -3479,17 +3220,8 @@
           <w:i/>
           <w:lang w:val="ru-RU"/>
         </w:rPr>
-        <w:t xml:space="preserve"> · (1 − </w:t>
-      </w:r>
-      <w:proofErr w:type="gramStart"/>
-      <w:r>
-        <w:rPr>
-          <w:i/>
-          <w:lang w:val="ru-RU"/>
-        </w:rPr>
-        <w:t>|(</w:t>
-      </w:r>
-      <w:proofErr w:type="gramEnd"/>
+        <w:t xml:space="preserve"> · (1 − |(</w:t>
+      </w:r>
       <w:r>
         <w:rPr>
           <w:i/>
@@ -3736,7 +3468,6 @@
         </w:rPr>
         <w:t xml:space="preserve">Функция </w:t>
       </w:r>
-      <w:proofErr w:type="spellStart"/>
       <w:r>
         <w:rPr>
           <w:rFonts w:ascii="Consolas" w:hAnsi="Consolas"/>
@@ -3744,7 +3475,6 @@
         </w:rPr>
         <w:t>rgb</w:t>
       </w:r>
-      <w:proofErr w:type="spellEnd"/>
       <w:r>
         <w:rPr>
           <w:rFonts w:ascii="Consolas" w:hAnsi="Consolas"/>
@@ -3892,11 +3622,9 @@
         </w:rPr>
         <w:t>.</w:t>
       </w:r>
-      <w:proofErr w:type="spellStart"/>
       <w:r>
         <w:t>py</w:t>
       </w:r>
-      <w:proofErr w:type="spellEnd"/>
       <w:r>
         <w:rPr>
           <w:lang w:val="ru-RU"/>
@@ -3916,11 +3644,9 @@
         </w:rPr>
         <w:t xml:space="preserve">Интерфейс построен на стандартной библиотеке </w:t>
       </w:r>
-      <w:proofErr w:type="spellStart"/>
       <w:r>
         <w:t>tkinter</w:t>
       </w:r>
-      <w:proofErr w:type="spellEnd"/>
       <w:r>
         <w:rPr>
           <w:lang w:val="ru-RU"/>
@@ -3933,29 +3659,8 @@
         <w:pStyle w:val="21"/>
       </w:pPr>
       <w:r>
-        <w:t xml:space="preserve">7.1. </w:t>
-      </w:r>
-      <w:proofErr w:type="spellStart"/>
-      <w:r>
-        <w:t>Верхняя</w:t>
-      </w:r>
-      <w:proofErr w:type="spellEnd"/>
-      <w:r>
-        <w:t xml:space="preserve"> </w:t>
-      </w:r>
-      <w:proofErr w:type="spellStart"/>
-      <w:r>
-        <w:t>панель</w:t>
-      </w:r>
-      <w:proofErr w:type="spellEnd"/>
-      <w:r>
-        <w:t xml:space="preserve"> </w:t>
-      </w:r>
-      <w:proofErr w:type="spellStart"/>
-      <w:r>
-        <w:t>предпросмотра</w:t>
-      </w:r>
-      <w:proofErr w:type="spellEnd"/>
+        <w:t>7.1. Верхняя панель предпросмотра</w:t>
+      </w:r>
     </w:p>
     <w:p>
       <w:pPr>
@@ -4050,7 +3755,6 @@
         </w:rPr>
         <w:t xml:space="preserve">Каждый блок — это </w:t>
       </w:r>
-      <w:proofErr w:type="spellStart"/>
       <w:r>
         <w:rPr>
           <w:rFonts w:ascii="Consolas" w:hAnsi="Consolas"/>
@@ -4058,7 +3762,6 @@
         </w:rPr>
         <w:t>LabelFrame</w:t>
       </w:r>
-      <w:proofErr w:type="spellEnd"/>
       <w:r>
         <w:rPr>
           <w:lang w:val="ru-RU"/>
@@ -4118,7 +3821,6 @@
               <w:ind w:firstLine="0"/>
               <w:jc w:val="center"/>
             </w:pPr>
-            <w:proofErr w:type="spellStart"/>
             <w:r>
               <w:rPr>
                 <w:b/>
@@ -4126,7 +3828,6 @@
               </w:rPr>
               <w:t>Модель</w:t>
             </w:r>
-            <w:proofErr w:type="spellEnd"/>
           </w:p>
         </w:tc>
         <w:tc>
@@ -4378,7 +4079,6 @@
         </w:rPr>
         <w:t>_</w:t>
       </w:r>
-      <w:proofErr w:type="gramStart"/>
       <w:r>
         <w:rPr>
           <w:rFonts w:ascii="Consolas" w:hAnsi="Consolas"/>
@@ -4392,16 +4092,7 @@
           <w:sz w:val="23"/>
           <w:lang w:val="ru-RU"/>
         </w:rPr>
-        <w:t>(</w:t>
-      </w:r>
-      <w:proofErr w:type="gramEnd"/>
-      <w:r>
-        <w:rPr>
-          <w:rFonts w:ascii="Consolas" w:hAnsi="Consolas"/>
-          <w:sz w:val="23"/>
-          <w:lang w:val="ru-RU"/>
-        </w:rPr>
-        <w:t>)</w:t>
+        <w:t>()</w:t>
       </w:r>
       <w:r>
         <w:rPr>
@@ -4776,7 +4467,6 @@
               <w:ind w:firstLine="0"/>
               <w:jc w:val="center"/>
             </w:pPr>
-            <w:proofErr w:type="spellStart"/>
             <w:r>
               <w:rPr>
                 <w:b/>
@@ -4784,7 +4474,6 @@
               </w:rPr>
               <w:t>Способ</w:t>
             </w:r>
-            <w:proofErr w:type="spellEnd"/>
           </w:p>
         </w:tc>
         <w:tc>
@@ -4965,28 +4654,12 @@
               <w:ind w:firstLine="0"/>
               <w:jc w:val="left"/>
             </w:pPr>
-            <w:proofErr w:type="spellStart"/>
             <w:r>
               <w:rPr>
                 <w:sz w:val="20"/>
               </w:rPr>
-              <w:t>Плавное</w:t>
+              <w:t>Плавное изменение</w:t>
             </w:r>
-            <w:proofErr w:type="spellEnd"/>
-            <w:r>
-              <w:rPr>
-                <w:sz w:val="20"/>
-              </w:rPr>
-              <w:t xml:space="preserve"> </w:t>
-            </w:r>
-            <w:proofErr w:type="spellStart"/>
-            <w:r>
-              <w:rPr>
-                <w:sz w:val="20"/>
-              </w:rPr>
-              <w:t>изменение</w:t>
-            </w:r>
-            <w:proofErr w:type="spellEnd"/>
           </w:p>
         </w:tc>
         <w:tc>
@@ -5093,42 +4766,12 @@
               <w:ind w:firstLine="0"/>
               <w:jc w:val="left"/>
             </w:pPr>
-            <w:proofErr w:type="spellStart"/>
             <w:r>
               <w:rPr>
                 <w:sz w:val="20"/>
               </w:rPr>
-              <w:t>Выбор</w:t>
+              <w:t>Выбор из палитры</w:t>
             </w:r>
-            <w:proofErr w:type="spellEnd"/>
-            <w:r>
-              <w:rPr>
-                <w:sz w:val="20"/>
-              </w:rPr>
-              <w:t xml:space="preserve"> </w:t>
-            </w:r>
-            <w:proofErr w:type="spellStart"/>
-            <w:r>
-              <w:rPr>
-                <w:sz w:val="20"/>
-              </w:rPr>
-              <w:t>из</w:t>
-            </w:r>
-            <w:proofErr w:type="spellEnd"/>
-            <w:r>
-              <w:rPr>
-                <w:sz w:val="20"/>
-              </w:rPr>
-              <w:t xml:space="preserve"> </w:t>
-            </w:r>
-            <w:proofErr w:type="spellStart"/>
-            <w:r>
-              <w:rPr>
-                <w:sz w:val="20"/>
-              </w:rPr>
-              <w:t>палитры</w:t>
-            </w:r>
-            <w:proofErr w:type="spellEnd"/>
           </w:p>
         </w:tc>
         <w:tc>
@@ -5151,15 +4794,12 @@
               </w:rPr>
               <w:t xml:space="preserve">Системный диалог </w:t>
             </w:r>
-            <w:proofErr w:type="spellStart"/>
-            <w:proofErr w:type="gramStart"/>
             <w:r>
               <w:rPr>
                 <w:sz w:val="20"/>
               </w:rPr>
               <w:t>colorchooser</w:t>
             </w:r>
-            <w:proofErr w:type="spellEnd"/>
             <w:r>
               <w:rPr>
                 <w:sz w:val="20"/>
@@ -5167,15 +4807,12 @@
               </w:rPr>
               <w:t>.</w:t>
             </w:r>
-            <w:proofErr w:type="spellStart"/>
             <w:r>
               <w:rPr>
                 <w:sz w:val="20"/>
               </w:rPr>
               <w:t>askcolor</w:t>
             </w:r>
-            <w:proofErr w:type="spellEnd"/>
-            <w:proofErr w:type="gramEnd"/>
             <w:r>
               <w:rPr>
                 <w:sz w:val="20"/>
@@ -5330,7 +4967,6 @@
       <w:pPr>
         <w:pStyle w:val="CodeBlock"/>
         <w:rPr>
-          <w:rFonts w:hint="eastAsia"/>
           <w:lang w:val="ru-RU"/>
         </w:rPr>
       </w:pPr>
@@ -5344,9 +4980,6 @@
     <w:p>
       <w:pPr>
         <w:pStyle w:val="CodeBlock"/>
-        <w:rPr>
-          <w:rFonts w:hint="eastAsia"/>
-        </w:rPr>
       </w:pPr>
       <w:r>
         <w:rPr>
@@ -5361,9 +4994,6 @@
     <w:p>
       <w:pPr>
         <w:pStyle w:val="CodeBlock"/>
-        <w:rPr>
-          <w:rFonts w:hint="eastAsia"/>
-        </w:rPr>
       </w:pPr>
       <w:r>
         <w:t>on_scale_move(name) / on_entry_apply(name)   # какой компонент изменился</w:t>
@@ -5373,7 +5003,6 @@
       <w:pPr>
         <w:pStyle w:val="CodeBlock"/>
         <w:rPr>
-          <w:rFonts w:hint="eastAsia"/>
           <w:lang w:val="ru-RU"/>
         </w:rPr>
       </w:pPr>
@@ -5391,7 +5020,6 @@
       <w:pPr>
         <w:pStyle w:val="CodeBlock"/>
         <w:rPr>
-          <w:rFonts w:hint="eastAsia"/>
           <w:lang w:val="ru-RU"/>
         </w:rPr>
       </w:pPr>
@@ -5404,7 +5032,6 @@
         </w:rPr>
         <w:t>_</w:t>
       </w:r>
-      <w:proofErr w:type="gramStart"/>
       <w:r>
         <w:t>from</w:t>
       </w:r>
@@ -5414,7 +5041,6 @@
         </w:rPr>
         <w:t>(</w:t>
       </w:r>
-      <w:proofErr w:type="gramEnd"/>
       <w:r>
         <w:t>name</w:t>
       </w:r>
@@ -5433,7 +5059,6 @@
         </w:rPr>
         <w:t>_</w:t>
       </w:r>
-      <w:proofErr w:type="gramStart"/>
       <w:r>
         <w:t>scale</w:t>
       </w:r>
@@ -5441,22 +5066,12 @@
         <w:rPr>
           <w:lang w:val="ru-RU"/>
         </w:rPr>
-        <w:t xml:space="preserve">)   </w:t>
-      </w:r>
-      <w:proofErr w:type="gramEnd"/>
-      <w:r>
-        <w:rPr>
-          <w:lang w:val="ru-RU"/>
-        </w:rPr>
-        <w:t xml:space="preserve">              # к какой модели относится компонент</w:t>
+        <w:t>)                 # к какой модели относится компонент</w:t>
       </w:r>
     </w:p>
     <w:p>
       <w:pPr>
         <w:pStyle w:val="CodeBlock"/>
-        <w:rPr>
-          <w:rFonts w:hint="eastAsia"/>
-        </w:rPr>
       </w:pPr>
       <w:r>
         <w:rPr>
@@ -5472,7 +5087,6 @@
       <w:pPr>
         <w:pStyle w:val="CodeBlock"/>
         <w:rPr>
-          <w:rFonts w:hint="eastAsia"/>
           <w:lang w:val="ru-RU"/>
         </w:rPr>
       </w:pPr>
@@ -5502,7 +5116,6 @@
       <w:pPr>
         <w:pStyle w:val="CodeBlock"/>
         <w:rPr>
-          <w:rFonts w:hint="eastAsia"/>
           <w:lang w:val="ru-RU"/>
         </w:rPr>
       </w:pPr>
@@ -5517,7 +5130,6 @@
       <w:pPr>
         <w:pStyle w:val="CodeBlock"/>
         <w:rPr>
-          <w:rFonts w:hint="eastAsia"/>
           <w:lang w:val="ru-RU"/>
         </w:rPr>
       </w:pPr>
@@ -5530,19 +5142,15 @@
         </w:rPr>
         <w:t>_</w:t>
       </w:r>
-      <w:proofErr w:type="spellStart"/>
-      <w:proofErr w:type="gramStart"/>
       <w:r>
         <w:t>rgb</w:t>
       </w:r>
-      <w:proofErr w:type="spellEnd"/>
       <w:r>
         <w:rPr>
           <w:lang w:val="ru-RU"/>
         </w:rPr>
         <w:t>(</w:t>
       </w:r>
-      <w:proofErr w:type="gramEnd"/>
       <w:r>
         <w:t>r</w:t>
       </w:r>
@@ -5568,28 +5176,13 @@
         <w:rPr>
           <w:lang w:val="ru-RU"/>
         </w:rPr>
-        <w:t xml:space="preserve">, источник, </w:t>
-      </w:r>
-      <w:proofErr w:type="spellStart"/>
-      <w:r>
-        <w:rPr>
-          <w:lang w:val="ru-RU"/>
-        </w:rPr>
-        <w:t>значения_источника</w:t>
-      </w:r>
-      <w:proofErr w:type="spellEnd"/>
-      <w:r>
-        <w:rPr>
-          <w:lang w:val="ru-RU"/>
-        </w:rPr>
-        <w:t>)</w:t>
+        <w:t>, источник, значения_источника)</w:t>
       </w:r>
     </w:p>
     <w:p>
       <w:pPr>
         <w:pStyle w:val="CodeBlock"/>
         <w:rPr>
-          <w:rFonts w:hint="eastAsia"/>
           <w:lang w:val="ru-RU"/>
         </w:rPr>
       </w:pPr>
@@ -5605,7 +5198,6 @@
       <w:pPr>
         <w:pStyle w:val="CodeBlock"/>
         <w:rPr>
-          <w:rFonts w:hint="eastAsia"/>
           <w:lang w:val="ru-RU"/>
         </w:rPr>
       </w:pPr>
@@ -5615,11 +5207,9 @@
         </w:rPr>
         <w:t xml:space="preserve">пересчёт </w:t>
       </w:r>
-      <w:proofErr w:type="spellStart"/>
       <w:r>
         <w:t>rgb</w:t>
       </w:r>
-      <w:proofErr w:type="spellEnd"/>
       <w:r>
         <w:rPr>
           <w:lang w:val="ru-RU"/>
@@ -5635,30 +5225,18 @@
         </w:rPr>
         <w:t>_</w:t>
       </w:r>
-      <w:proofErr w:type="spellStart"/>
-      <w:proofErr w:type="gramStart"/>
       <w:r>
         <w:t>cmyk</w:t>
       </w:r>
-      <w:proofErr w:type="spellEnd"/>
-      <w:r>
-        <w:rPr>
-          <w:lang w:val="ru-RU"/>
-        </w:rPr>
-        <w:t>(</w:t>
-      </w:r>
-      <w:proofErr w:type="gramEnd"/>
-      <w:r>
-        <w:rPr>
-          <w:lang w:val="ru-RU"/>
-        </w:rPr>
-        <w:t xml:space="preserve">) и </w:t>
-      </w:r>
-      <w:proofErr w:type="spellStart"/>
+      <w:r>
+        <w:rPr>
+          <w:lang w:val="ru-RU"/>
+        </w:rPr>
+        <w:t xml:space="preserve">() и </w:t>
+      </w:r>
       <w:r>
         <w:t>rgb</w:t>
       </w:r>
-      <w:proofErr w:type="spellEnd"/>
       <w:r>
         <w:rPr>
           <w:lang w:val="ru-RU"/>
@@ -5674,31 +5252,20 @@
         </w:rPr>
         <w:t>_</w:t>
       </w:r>
-      <w:proofErr w:type="spellStart"/>
-      <w:proofErr w:type="gramStart"/>
       <w:r>
         <w:t>hsv</w:t>
       </w:r>
-      <w:proofErr w:type="spellEnd"/>
-      <w:r>
-        <w:rPr>
-          <w:lang w:val="ru-RU"/>
-        </w:rPr>
-        <w:t>(</w:t>
-      </w:r>
-      <w:proofErr w:type="gramEnd"/>
-      <w:r>
-        <w:rPr>
-          <w:lang w:val="ru-RU"/>
-        </w:rPr>
-        <w:t>), запись во все поля и ползунки,</w:t>
+      <w:r>
+        <w:rPr>
+          <w:lang w:val="ru-RU"/>
+        </w:rPr>
+        <w:t>(), запись во все поля и ползунки,</w:t>
       </w:r>
     </w:p>
     <w:p>
       <w:pPr>
         <w:pStyle w:val="CodeBlock"/>
         <w:rPr>
-          <w:rFonts w:hint="eastAsia"/>
           <w:lang w:val="ru-RU"/>
         </w:rPr>
       </w:pPr>
@@ -5875,7 +5442,6 @@
         </w:rPr>
         <w:t>_</w:t>
       </w:r>
-      <w:proofErr w:type="gramStart"/>
       <w:r>
         <w:rPr>
           <w:rFonts w:ascii="Consolas" w:hAnsi="Consolas"/>
@@ -5889,149 +5455,108 @@
           <w:sz w:val="23"/>
           <w:lang w:val="ru-RU"/>
         </w:rPr>
-        <w:t>(</w:t>
-      </w:r>
-      <w:proofErr w:type="gramEnd"/>
+        <w:t>()</w:t>
+      </w:r>
+      <w:r>
+        <w:rPr>
+          <w:lang w:val="ru-RU"/>
+        </w:rPr>
+        <w:t xml:space="preserve"> и </w:t>
+      </w:r>
       <w:r>
         <w:rPr>
           <w:rFonts w:ascii="Consolas" w:hAnsi="Consolas"/>
           <w:sz w:val="23"/>
-          <w:lang w:val="ru-RU"/>
-        </w:rPr>
-        <w:t>)</w:t>
-      </w:r>
-      <w:r>
-        <w:rPr>
-          <w:lang w:val="ru-RU"/>
-        </w:rPr>
-        <w:t xml:space="preserve"> и </w:t>
+        </w:rPr>
+        <w:t>on</w:t>
       </w:r>
       <w:r>
         <w:rPr>
           <w:rFonts w:ascii="Consolas" w:hAnsi="Consolas"/>
           <w:sz w:val="23"/>
-        </w:rPr>
-        <w:t>on</w:t>
+          <w:lang w:val="ru-RU"/>
+        </w:rPr>
+        <w:t>_</w:t>
       </w:r>
       <w:r>
         <w:rPr>
           <w:rFonts w:ascii="Consolas" w:hAnsi="Consolas"/>
           <w:sz w:val="23"/>
-          <w:lang w:val="ru-RU"/>
-        </w:rPr>
-        <w:t>_</w:t>
+        </w:rPr>
+        <w:t>entry</w:t>
       </w:r>
       <w:r>
         <w:rPr>
           <w:rFonts w:ascii="Consolas" w:hAnsi="Consolas"/>
           <w:sz w:val="23"/>
-        </w:rPr>
-        <w:t>entry</w:t>
+          <w:lang w:val="ru-RU"/>
+        </w:rPr>
+        <w:t>_</w:t>
       </w:r>
       <w:r>
         <w:rPr>
           <w:rFonts w:ascii="Consolas" w:hAnsi="Consolas"/>
           <w:sz w:val="23"/>
-          <w:lang w:val="ru-RU"/>
-        </w:rPr>
-        <w:t>_</w:t>
-      </w:r>
-      <w:proofErr w:type="gramStart"/>
+        </w:rPr>
+        <w:t>apply</w:t>
+      </w:r>
       <w:r>
         <w:rPr>
           <w:rFonts w:ascii="Consolas" w:hAnsi="Consolas"/>
           <w:sz w:val="23"/>
-        </w:rPr>
-        <w:t>apply</w:t>
+          <w:lang w:val="ru-RU"/>
+        </w:rPr>
+        <w:t>()</w:t>
+      </w:r>
+      <w:r>
+        <w:rPr>
+          <w:lang w:val="ru-RU"/>
+        </w:rPr>
+        <w:t xml:space="preserve"> немедленно завершаются. Флаг снимается сразу после обновления всех виджетов, поэтому одно действие пользователя всегда приводит ровно к одному пересчёту.</w:t>
+      </w:r>
+    </w:p>
+    <w:p>
+      <w:pPr>
+        <w:pStyle w:val="21"/>
+        <w:rPr>
+          <w:lang w:val="ru-RU"/>
+        </w:rPr>
+      </w:pPr>
+      <w:r>
+        <w:rPr>
+          <w:lang w:val="ru-RU"/>
+        </w:rPr>
+        <w:t>9.2. Защита от «дрожания» значений</w:t>
+      </w:r>
+    </w:p>
+    <w:p>
+      <w:r>
+        <w:rPr>
+          <w:lang w:val="ru-RU"/>
+        </w:rPr>
+        <w:t xml:space="preserve">Из-за округления компонент до целых возникает неприятный эффект: буквально «тот же самый» цвет, пересчитанный через </w:t>
+      </w:r>
+      <w:r>
+        <w:t>RGB</w:t>
+      </w:r>
+      <w:r>
+        <w:rPr>
+          <w:lang w:val="ru-RU"/>
+        </w:rPr>
+        <w:t xml:space="preserve"> туда и обратно, может дать изменение на единицу. Если бы модель-источник тоже перезаписывалась пересчитанными значениями, ползунок под курсором начал бы мелко смещаться. </w:t>
+      </w:r>
+      <w:r>
+        <w:t xml:space="preserve">Поэтому в </w:t>
       </w:r>
       <w:r>
         <w:rPr>
           <w:rFonts w:ascii="Consolas" w:hAnsi="Consolas"/>
           <w:sz w:val="23"/>
-          <w:lang w:val="ru-RU"/>
-        </w:rPr>
-        <w:t>(</w:t>
-      </w:r>
-      <w:proofErr w:type="gramEnd"/>
-      <w:r>
-        <w:rPr>
-          <w:rFonts w:ascii="Consolas" w:hAnsi="Consolas"/>
-          <w:sz w:val="23"/>
-          <w:lang w:val="ru-RU"/>
-        </w:rPr>
-        <w:t>)</w:t>
-      </w:r>
-      <w:r>
-        <w:rPr>
-          <w:lang w:val="ru-RU"/>
-        </w:rPr>
-        <w:t xml:space="preserve"> немедленно завершаются. Флаг снимается сразу после обновления всех виджетов, поэтому одно действие пользователя всегда приводит ровно к одному пересчёту.</w:t>
-      </w:r>
-    </w:p>
-    <w:p>
-      <w:pPr>
-        <w:pStyle w:val="21"/>
-        <w:rPr>
-          <w:lang w:val="ru-RU"/>
-        </w:rPr>
-      </w:pPr>
-      <w:r>
-        <w:rPr>
-          <w:lang w:val="ru-RU"/>
-        </w:rPr>
-        <w:t>9.2. Защита от «дрожания» значений</w:t>
-      </w:r>
-    </w:p>
-    <w:p>
-      <w:r>
-        <w:rPr>
-          <w:lang w:val="ru-RU"/>
-        </w:rPr>
-        <w:t xml:space="preserve">Из-за округления компонент до целых возникает неприятный эффект: буквально «тот же самый» цвет, пересчитанный через </w:t>
-      </w:r>
-      <w:r>
-        <w:t>RGB</w:t>
-      </w:r>
-      <w:r>
-        <w:rPr>
-          <w:lang w:val="ru-RU"/>
-        </w:rPr>
-        <w:t xml:space="preserve"> туда и обратно, может дать изменение на единицу. Если бы модель-источник тоже перезаписывалась пересчитанными значениями, ползунок под курсором начал бы мелко смещаться. </w:t>
-      </w:r>
-      <w:proofErr w:type="spellStart"/>
-      <w:r>
-        <w:t>Поэтому</w:t>
-      </w:r>
-      <w:proofErr w:type="spellEnd"/>
-      <w:r>
-        <w:t xml:space="preserve"> в </w:t>
-      </w:r>
-      <w:proofErr w:type="spellStart"/>
-      <w:r>
-        <w:rPr>
-          <w:rFonts w:ascii="Consolas" w:hAnsi="Consolas"/>
-          <w:sz w:val="23"/>
-        </w:rPr>
-        <w:t>show_rgb</w:t>
-      </w:r>
-      <w:proofErr w:type="spellEnd"/>
-      <w:r>
-        <w:rPr>
-          <w:rFonts w:ascii="Consolas" w:hAnsi="Consolas"/>
-          <w:sz w:val="23"/>
-        </w:rPr>
-        <w:t>()</w:t>
-      </w:r>
-      <w:r>
-        <w:t xml:space="preserve"> </w:t>
-      </w:r>
-      <w:proofErr w:type="spellStart"/>
-      <w:r>
-        <w:t>реализованы</w:t>
-      </w:r>
-      <w:proofErr w:type="spellEnd"/>
-      <w:r>
-        <w:t xml:space="preserve"> два приёма:</w:t>
+        </w:rPr>
+        <w:t>show_rgb()</w:t>
+      </w:r>
+      <w:r>
+        <w:t xml:space="preserve"> реализованы два приёма:</w:t>
       </w:r>
     </w:p>
     <w:p>
@@ -6156,7 +5681,6 @@
         </w:rPr>
         <w:t xml:space="preserve">На рисунке 1 приведено окно приложения в момент запуска: начальный цвет </w:t>
       </w:r>
-      <w:proofErr w:type="gramStart"/>
       <w:r>
         <w:rPr>
           <w:rFonts w:ascii="Consolas" w:hAnsi="Consolas"/>
@@ -6170,16 +5694,7 @@
           <w:sz w:val="23"/>
           <w:lang w:val="ru-RU"/>
         </w:rPr>
-        <w:t>(</w:t>
-      </w:r>
-      <w:proofErr w:type="gramEnd"/>
-      <w:r>
-        <w:rPr>
-          <w:rFonts w:ascii="Consolas" w:hAnsi="Consolas"/>
-          <w:sz w:val="23"/>
-          <w:lang w:val="ru-RU"/>
-        </w:rPr>
-        <w:t>60, 120, 200)</w:t>
+        <w:t>(60, 120, 200)</w:t>
       </w:r>
       <w:r>
         <w:rPr>
@@ -6387,7 +5902,6 @@
         </w:rPr>
         <w:t>.</w:t>
       </w:r>
-      <w:proofErr w:type="spellStart"/>
       <w:r>
         <w:rPr>
           <w:rFonts w:ascii="Consolas" w:hAnsi="Consolas"/>
@@ -6395,7 +5909,6 @@
         </w:rPr>
         <w:t>py</w:t>
       </w:r>
-      <w:proofErr w:type="spellEnd"/>
       <w:r>
         <w:rPr>
           <w:lang w:val="ru-RU"/>
@@ -6431,7 +5944,6 @@
               <w:ind w:firstLine="0"/>
               <w:jc w:val="center"/>
             </w:pPr>
-            <w:proofErr w:type="spellStart"/>
             <w:r>
               <w:rPr>
                 <w:b/>
@@ -6439,7 +5951,6 @@
               </w:rPr>
               <w:t>Цвет</w:t>
             </w:r>
-            <w:proofErr w:type="spellEnd"/>
           </w:p>
         </w:tc>
         <w:tc>
@@ -7273,7 +6784,6 @@
         </w:rPr>
         <w:t xml:space="preserve">граница круга: </w:t>
       </w:r>
-      <w:proofErr w:type="gramStart"/>
       <w:r>
         <w:t>HSV</w:t>
       </w:r>
@@ -7281,16 +6791,8 @@
         <w:rPr>
           <w:lang w:val="ru-RU"/>
         </w:rPr>
-        <w:t>(</w:t>
-      </w:r>
-      <w:proofErr w:type="gramEnd"/>
-      <w:r>
-        <w:rPr>
-          <w:lang w:val="ru-RU"/>
-        </w:rPr>
-        <w:t xml:space="preserve">360, 100, 100) даёт тот же красный цвет, что и </w:t>
-      </w:r>
-      <w:proofErr w:type="gramStart"/>
+        <w:t xml:space="preserve">(360, 100, 100) даёт тот же красный цвет, что и </w:t>
+      </w:r>
       <w:r>
         <w:t>HSV</w:t>
       </w:r>
@@ -7298,14 +6800,7 @@
         <w:rPr>
           <w:lang w:val="ru-RU"/>
         </w:rPr>
-        <w:t>(</w:t>
-      </w:r>
-      <w:proofErr w:type="gramEnd"/>
-      <w:r>
-        <w:rPr>
-          <w:lang w:val="ru-RU"/>
-        </w:rPr>
-        <w:t>0, 100, 100) — (255, 0, 0);</w:t>
+        <w:t>(0, 100, 100) — (255, 0, 0);</w:t>
       </w:r>
     </w:p>
     <w:p>
@@ -7323,7 +6818,6 @@
         </w:rPr>
         <w:t xml:space="preserve">выход за диапазон: </w:t>
       </w:r>
-      <w:proofErr w:type="gramStart"/>
       <w:r>
         <w:t>clamp</w:t>
       </w:r>
@@ -7331,16 +6825,8 @@
         <w:rPr>
           <w:lang w:val="ru-RU"/>
         </w:rPr>
-        <w:t>(</w:t>
-      </w:r>
-      <w:proofErr w:type="gramEnd"/>
-      <w:r>
-        <w:rPr>
-          <w:lang w:val="ru-RU"/>
-        </w:rPr>
-        <w:t xml:space="preserve">−5, 0, 255) = 0, </w:t>
-      </w:r>
-      <w:proofErr w:type="gramStart"/>
+        <w:t xml:space="preserve">(−5, 0, 255) = 0, </w:t>
+      </w:r>
       <w:r>
         <w:t>clamp</w:t>
       </w:r>
@@ -7348,14 +6834,7 @@
         <w:rPr>
           <w:lang w:val="ru-RU"/>
         </w:rPr>
-        <w:t>(</w:t>
-      </w:r>
-      <w:proofErr w:type="gramEnd"/>
-      <w:r>
-        <w:rPr>
-          <w:lang w:val="ru-RU"/>
-        </w:rPr>
-        <w:t>999, 0, 255) = 255;</w:t>
+        <w:t>(999, 0, 255) = 255;</w:t>
       </w:r>
     </w:p>
     <w:p>
@@ -7373,7 +6852,6 @@
         </w:rPr>
         <w:t xml:space="preserve">обратный проход: </w:t>
       </w:r>
-      <w:proofErr w:type="gramStart"/>
       <w:r>
         <w:t>RGB</w:t>
       </w:r>
@@ -7381,16 +6859,8 @@
         <w:rPr>
           <w:lang w:val="ru-RU"/>
         </w:rPr>
-        <w:t>(</w:t>
-      </w:r>
-      <w:proofErr w:type="gramEnd"/>
-      <w:r>
-        <w:rPr>
-          <w:lang w:val="ru-RU"/>
-        </w:rPr>
-        <w:t xml:space="preserve">60, 120, 200) → </w:t>
-      </w:r>
-      <w:proofErr w:type="gramStart"/>
+        <w:t xml:space="preserve">(60, 120, 200) → </w:t>
+      </w:r>
       <w:r>
         <w:t>CMYK</w:t>
       </w:r>
@@ -7398,16 +6868,8 @@
         <w:rPr>
           <w:lang w:val="ru-RU"/>
         </w:rPr>
-        <w:t>(</w:t>
-      </w:r>
-      <w:proofErr w:type="gramEnd"/>
-      <w:r>
-        <w:rPr>
-          <w:lang w:val="ru-RU"/>
-        </w:rPr>
-        <w:t xml:space="preserve">70, 40, 0, 22) → </w:t>
-      </w:r>
-      <w:proofErr w:type="gramStart"/>
+        <w:t xml:space="preserve">(70, 40, 0, 22) → </w:t>
+      </w:r>
       <w:r>
         <w:t>RGB</w:t>
       </w:r>
@@ -7415,14 +6877,7 @@
         <w:rPr>
           <w:lang w:val="ru-RU"/>
         </w:rPr>
-        <w:t>(</w:t>
-      </w:r>
-      <w:proofErr w:type="gramEnd"/>
-      <w:r>
-        <w:rPr>
-          <w:lang w:val="ru-RU"/>
-        </w:rPr>
-        <w:t xml:space="preserve">60, 119, 199), то есть расхождение не более одной единицы канала и обусловлено округлением компонент </w:t>
+        <w:t xml:space="preserve">(60, 119, 199), то есть расхождение не более одной единицы канала и обусловлено округлением компонент </w:t>
       </w:r>
       <w:r>
         <w:t>CMYK</w:t>
@@ -7487,7 +6942,6 @@
               <w:ind w:firstLine="0"/>
               <w:jc w:val="center"/>
             </w:pPr>
-            <w:proofErr w:type="spellStart"/>
             <w:r>
               <w:rPr>
                 <w:b/>
@@ -7495,7 +6949,6 @@
               </w:rPr>
               <w:t>Требование</w:t>
             </w:r>
-            <w:proofErr w:type="spellEnd"/>
           </w:p>
         </w:tc>
         <w:tc>
@@ -7683,42 +7136,12 @@
               <w:ind w:firstLine="0"/>
               <w:jc w:val="left"/>
             </w:pPr>
-            <w:proofErr w:type="spellStart"/>
             <w:r>
               <w:rPr>
                 <w:sz w:val="20"/>
               </w:rPr>
-              <w:t>Дружелюбный</w:t>
+              <w:t>Дружелюбный и удобный интерфейс</w:t>
             </w:r>
-            <w:proofErr w:type="spellEnd"/>
-            <w:r>
-              <w:rPr>
-                <w:sz w:val="20"/>
-              </w:rPr>
-              <w:t xml:space="preserve"> и </w:t>
-            </w:r>
-            <w:proofErr w:type="spellStart"/>
-            <w:r>
-              <w:rPr>
-                <w:sz w:val="20"/>
-              </w:rPr>
-              <w:t>удобный</w:t>
-            </w:r>
-            <w:proofErr w:type="spellEnd"/>
-            <w:r>
-              <w:rPr>
-                <w:sz w:val="20"/>
-              </w:rPr>
-              <w:t xml:space="preserve"> </w:t>
-            </w:r>
-            <w:proofErr w:type="spellStart"/>
-            <w:r>
-              <w:rPr>
-                <w:sz w:val="20"/>
-              </w:rPr>
-              <w:t>интерфейс</w:t>
-            </w:r>
-            <w:proofErr w:type="spellEnd"/>
           </w:p>
         </w:tc>
         <w:tc>
@@ -7934,32 +7357,6 @@
     </w:p>
     <w:p>
       <w:pPr>
-        <w:rPr>
-          <w:lang w:val="ru-RU"/>
-        </w:rPr>
-      </w:pPr>
-      <w:r>
-        <w:rPr>
-          <w:lang w:val="ru-RU"/>
-        </w:rPr>
-        <w:t xml:space="preserve">Итог: </w:t>
-      </w:r>
-      <w:r>
-        <w:rPr>
-          <w:b/>
-          <w:lang w:val="ru-RU"/>
-        </w:rPr>
-        <w:t>100 из 100 баллов</w:t>
-      </w:r>
-      <w:r>
-        <w:rPr>
-          <w:lang w:val="ru-RU"/>
-        </w:rPr>
-        <w:t xml:space="preserve"> по всем четырём критериям.</w:t>
-      </w:r>
-    </w:p>
-    <w:p>
-      <w:pPr>
         <w:pStyle w:val="1"/>
         <w:rPr>
           <w:lang w:val="ru-RU"/>
@@ -7969,7 +7366,59 @@
         <w:rPr>
           <w:lang w:val="ru-RU"/>
         </w:rPr>
-        <w:t xml:space="preserve">13. Возможности адаптации кода (модель </w:t>
+        <w:t>1</w:t>
+      </w:r>
+      <w:r>
+        <w:rPr>
+          <w:lang w:val="ru-RU"/>
+        </w:rPr>
+        <w:t>3</w:t>
+      </w:r>
+      <w:r>
+        <w:rPr>
+          <w:lang w:val="ru-RU"/>
+        </w:rPr>
+        <w:t>. Выводы</w:t>
+      </w:r>
+    </w:p>
+    <w:p>
+      <w:pPr>
+        <w:rPr>
+          <w:lang w:val="ru-RU"/>
+        </w:rPr>
+      </w:pPr>
+      <w:r>
+        <w:rPr>
+          <w:lang w:val="ru-RU"/>
+        </w:rPr>
+        <w:t xml:space="preserve">В ходе лабораторной работы изучены цветовые модели </w:t>
+      </w:r>
+      <w:r>
+        <w:t>RGB</w:t>
+      </w:r>
+      <w:r>
+        <w:rPr>
+          <w:lang w:val="ru-RU"/>
+        </w:rPr>
+        <w:t xml:space="preserve">, </w:t>
+      </w:r>
+      <w:r>
+        <w:t>CMYK</w:t>
+      </w:r>
+      <w:r>
+        <w:rPr>
+          <w:lang w:val="ru-RU"/>
+        </w:rPr>
+        <w:t xml:space="preserve">, </w:t>
+      </w:r>
+      <w:r>
+        <w:t>HSV</w:t>
+      </w:r>
+      <w:r>
+        <w:rPr>
+          <w:lang w:val="ru-RU"/>
+        </w:rPr>
+        <w:t xml:space="preserve"> и </w:t>
       </w:r>
       <w:r>
         <w:t>HLS</w:t>
@@ -7978,67 +7427,60 @@
         <w:rPr>
           <w:lang w:val="ru-RU"/>
         </w:rPr>
-        <w:t>)</w:t>
-      </w:r>
-    </w:p>
-    <w:p>
-      <w:r>
-        <w:rPr>
-          <w:lang w:val="ru-RU"/>
-        </w:rPr>
-        <w:t xml:space="preserve">При сдаче работы отдельно оценивается способность адаптировать код под указания преподавателя. Выбранная архитектура делает такую адаптацию предсказуемой: чтобы получить вариант «нечётных» с моделью </w:t>
-      </w:r>
-      <w:r>
-        <w:t xml:space="preserve">HLS, </w:t>
-      </w:r>
-      <w:proofErr w:type="spellStart"/>
-      <w:r>
-        <w:t>достаточно</w:t>
-      </w:r>
-      <w:proofErr w:type="spellEnd"/>
-      <w:r>
-        <w:t xml:space="preserve"> </w:t>
-      </w:r>
-      <w:proofErr w:type="spellStart"/>
-      <w:r>
-        <w:t>правок</w:t>
-      </w:r>
-      <w:proofErr w:type="spellEnd"/>
-      <w:r>
-        <w:t xml:space="preserve"> в двух местах.</w:t>
-      </w:r>
-    </w:p>
-    <w:p>
-      <w:pPr>
-        <w:pStyle w:val="a0"/>
-        <w:spacing w:after="60" w:line="312" w:lineRule="auto"/>
-        <w:ind w:firstLine="0"/>
-      </w:pPr>
-      <w:r>
-        <w:t>в conversions.py добавить функции rgb_to_hls() и hls_to_rgb() по известным формулам: L = (max + min) / 2, S = (max − min) / (1 − |2L − 1|), а тон H считается так же, как в HSV;</w:t>
-      </w:r>
-    </w:p>
-    <w:p>
-      <w:pPr>
-        <w:pStyle w:val="a0"/>
-        <w:spacing w:after="60" w:line="312" w:lineRule="auto"/>
-        <w:ind w:firstLine="0"/>
-      </w:pPr>
-      <w:r>
-        <w:t>в main.py добавить список имён компонент hls_names, один блок LabelFrame с тремя вызовами add_row() и одну ветвь в apply_from();</w:t>
-      </w:r>
-    </w:p>
-    <w:p>
-      <w:pPr>
-        <w:rPr>
-          <w:lang w:val="ru-RU"/>
-        </w:rPr>
-      </w:pPr>
-      <w:r>
-        <w:rPr>
-          <w:lang w:val="ru-RU"/>
-        </w:rPr>
-        <w:t xml:space="preserve">Математика при этом остаётся изолированной в </w:t>
+        <w:t xml:space="preserve"> и математические преобразования между ними. Разработано приложение, которое одновременно отображает цвет в трёх моделях — </w:t>
+      </w:r>
+      <w:r>
+        <w:t>RGB</w:t>
+      </w:r>
+      <w:r>
+        <w:rPr>
+          <w:lang w:val="ru-RU"/>
+        </w:rPr>
+        <w:t xml:space="preserve">, </w:t>
+      </w:r>
+      <w:r>
+        <w:t>CMYK</w:t>
+      </w:r>
+      <w:r>
+        <w:rPr>
+          <w:lang w:val="ru-RU"/>
+        </w:rPr>
+        <w:t xml:space="preserve"> и </w:t>
+      </w:r>
+      <w:r>
+        <w:t>HSV</w:t>
+      </w:r>
+      <w:r>
+        <w:rPr>
+          <w:lang w:val="ru-RU"/>
+        </w:rPr>
+        <w:t xml:space="preserve"> — и позволяет задавать его тремя способами: точным вводом значения, перетаскиванием ползунка и выбором из системной палитры.</w:t>
+      </w:r>
+    </w:p>
+    <w:p>
+      <w:pPr>
+        <w:rPr>
+          <w:lang w:val="ru-RU"/>
+        </w:rPr>
+      </w:pPr>
+      <w:r>
+        <w:rPr>
+          <w:lang w:val="ru-RU"/>
+        </w:rPr>
+        <w:t xml:space="preserve">Приложение построено как </w:t>
+      </w:r>
+      <w:r>
+        <w:rPr>
+          <w:bCs/>
+          <w:lang w:val="ru-RU"/>
+        </w:rPr>
+        <w:t>двухфайловый модульный монолит</w:t>
+      </w:r>
+      <w:r>
+        <w:rPr>
+          <w:lang w:val="ru-RU"/>
+        </w:rPr>
+        <w:t xml:space="preserve">: </w:t>
       </w:r>
       <w:r>
         <w:rPr>
@@ -8055,7 +7497,6 @@
         </w:rPr>
         <w:t>.</w:t>
       </w:r>
-      <w:proofErr w:type="spellStart"/>
       <w:r>
         <w:rPr>
           <w:rFonts w:ascii="Consolas" w:hAnsi="Consolas"/>
@@ -8063,12 +7504,11 @@
         </w:rPr>
         <w:t>py</w:t>
       </w:r>
-      <w:proofErr w:type="spellEnd"/>
-      <w:r>
-        <w:rPr>
-          <w:lang w:val="ru-RU"/>
-        </w:rPr>
-        <w:t xml:space="preserve">, а интерфейс — в </w:t>
+      <w:r>
+        <w:rPr>
+          <w:lang w:val="ru-RU"/>
+        </w:rPr>
+        <w:t xml:space="preserve"> содержит чистые, независимые от интерфейса функции преобразования цвета, а </w:t>
       </w:r>
       <w:r>
         <w:rPr>
@@ -8085,7 +7525,6 @@
         </w:rPr>
         <w:t>.</w:t>
       </w:r>
-      <w:proofErr w:type="spellStart"/>
       <w:r>
         <w:rPr>
           <w:rFonts w:ascii="Consolas" w:hAnsi="Consolas"/>
@@ -8093,220 +7532,6 @@
         </w:rPr>
         <w:t>py</w:t>
       </w:r>
-      <w:proofErr w:type="spellEnd"/>
-      <w:r>
-        <w:rPr>
-          <w:lang w:val="ru-RU"/>
-        </w:rPr>
-        <w:t xml:space="preserve">, поэтому изменения не затрагивают уже работающий код преобразований </w:t>
-      </w:r>
-      <w:r>
-        <w:t>RGB</w:t>
-      </w:r>
-      <w:r>
-        <w:rPr>
-          <w:lang w:val="ru-RU"/>
-        </w:rPr>
-        <w:t xml:space="preserve"> ↔ </w:t>
-      </w:r>
-      <w:r>
-        <w:t>CMYK</w:t>
-      </w:r>
-      <w:r>
-        <w:rPr>
-          <w:lang w:val="ru-RU"/>
-        </w:rPr>
-        <w:t xml:space="preserve"> ↔ </w:t>
-      </w:r>
-      <w:r>
-        <w:t>HSV</w:t>
-      </w:r>
-      <w:r>
-        <w:rPr>
-          <w:lang w:val="ru-RU"/>
-        </w:rPr>
-        <w:t>.</w:t>
-      </w:r>
-    </w:p>
-    <w:p>
-      <w:pPr>
-        <w:pStyle w:val="1"/>
-        <w:rPr>
-          <w:lang w:val="ru-RU"/>
-        </w:rPr>
-      </w:pPr>
-      <w:r>
-        <w:rPr>
-          <w:lang w:val="ru-RU"/>
-        </w:rPr>
-        <w:t>14. Выводы</w:t>
-      </w:r>
-    </w:p>
-    <w:p>
-      <w:pPr>
-        <w:rPr>
-          <w:lang w:val="ru-RU"/>
-        </w:rPr>
-      </w:pPr>
-      <w:r>
-        <w:rPr>
-          <w:lang w:val="ru-RU"/>
-        </w:rPr>
-        <w:t xml:space="preserve">В ходе лабораторной работы изучены цветовые модели </w:t>
-      </w:r>
-      <w:r>
-        <w:t>RGB</w:t>
-      </w:r>
-      <w:r>
-        <w:rPr>
-          <w:lang w:val="ru-RU"/>
-        </w:rPr>
-        <w:t xml:space="preserve">, </w:t>
-      </w:r>
-      <w:r>
-        <w:t>CMYK</w:t>
-      </w:r>
-      <w:r>
-        <w:rPr>
-          <w:lang w:val="ru-RU"/>
-        </w:rPr>
-        <w:t xml:space="preserve">, </w:t>
-      </w:r>
-      <w:r>
-        <w:t>HSV</w:t>
-      </w:r>
-      <w:r>
-        <w:rPr>
-          <w:lang w:val="ru-RU"/>
-        </w:rPr>
-        <w:t xml:space="preserve"> и </w:t>
-      </w:r>
-      <w:r>
-        <w:t>HLS</w:t>
-      </w:r>
-      <w:r>
-        <w:rPr>
-          <w:lang w:val="ru-RU"/>
-        </w:rPr>
-        <w:t xml:space="preserve"> и математические преобразования между ними. Разработано приложение, которое одновременно отображает цвет в трёх моделях — </w:t>
-      </w:r>
-      <w:r>
-        <w:t>RGB</w:t>
-      </w:r>
-      <w:r>
-        <w:rPr>
-          <w:lang w:val="ru-RU"/>
-        </w:rPr>
-        <w:t xml:space="preserve">, </w:t>
-      </w:r>
-      <w:r>
-        <w:t>CMYK</w:t>
-      </w:r>
-      <w:r>
-        <w:rPr>
-          <w:lang w:val="ru-RU"/>
-        </w:rPr>
-        <w:t xml:space="preserve"> и </w:t>
-      </w:r>
-      <w:r>
-        <w:t>HSV</w:t>
-      </w:r>
-      <w:r>
-        <w:rPr>
-          <w:lang w:val="ru-RU"/>
-        </w:rPr>
-        <w:t xml:space="preserve"> — и позволяет задавать его тремя способами: точным вводом значения, перетаскиванием ползунка и выбором из системной палитры.</w:t>
-      </w:r>
-    </w:p>
-    <w:p>
-      <w:pPr>
-        <w:rPr>
-          <w:lang w:val="ru-RU"/>
-        </w:rPr>
-      </w:pPr>
-      <w:r>
-        <w:rPr>
-          <w:lang w:val="ru-RU"/>
-        </w:rPr>
-        <w:lastRenderedPageBreak/>
-        <w:t xml:space="preserve">Приложение построено как </w:t>
-      </w:r>
-      <w:proofErr w:type="spellStart"/>
-      <w:r>
-        <w:rPr>
-          <w:b/>
-          <w:lang w:val="ru-RU"/>
-        </w:rPr>
-        <w:t>двухфайловый</w:t>
-      </w:r>
-      <w:proofErr w:type="spellEnd"/>
-      <w:r>
-        <w:rPr>
-          <w:b/>
-          <w:lang w:val="ru-RU"/>
-        </w:rPr>
-        <w:t xml:space="preserve"> модульный монолит</w:t>
-      </w:r>
-      <w:r>
-        <w:rPr>
-          <w:lang w:val="ru-RU"/>
-        </w:rPr>
-        <w:t xml:space="preserve">: </w:t>
-      </w:r>
-      <w:r>
-        <w:rPr>
-          <w:rFonts w:ascii="Consolas" w:hAnsi="Consolas"/>
-          <w:sz w:val="23"/>
-        </w:rPr>
-        <w:t>conversions</w:t>
-      </w:r>
-      <w:r>
-        <w:rPr>
-          <w:rFonts w:ascii="Consolas" w:hAnsi="Consolas"/>
-          <w:sz w:val="23"/>
-          <w:lang w:val="ru-RU"/>
-        </w:rPr>
-        <w:t>.</w:t>
-      </w:r>
-      <w:proofErr w:type="spellStart"/>
-      <w:r>
-        <w:rPr>
-          <w:rFonts w:ascii="Consolas" w:hAnsi="Consolas"/>
-          <w:sz w:val="23"/>
-        </w:rPr>
-        <w:t>py</w:t>
-      </w:r>
-      <w:proofErr w:type="spellEnd"/>
-      <w:r>
-        <w:rPr>
-          <w:lang w:val="ru-RU"/>
-        </w:rPr>
-        <w:t xml:space="preserve"> содержит чистые, независимые от интерфейса функции преобразования цвета, а </w:t>
-      </w:r>
-      <w:r>
-        <w:rPr>
-          <w:rFonts w:ascii="Consolas" w:hAnsi="Consolas"/>
-          <w:sz w:val="23"/>
-        </w:rPr>
-        <w:t>main</w:t>
-      </w:r>
-      <w:r>
-        <w:rPr>
-          <w:rFonts w:ascii="Consolas" w:hAnsi="Consolas"/>
-          <w:sz w:val="23"/>
-          <w:lang w:val="ru-RU"/>
-        </w:rPr>
-        <w:t>.</w:t>
-      </w:r>
-      <w:proofErr w:type="spellStart"/>
-      <w:r>
-        <w:rPr>
-          <w:rFonts w:ascii="Consolas" w:hAnsi="Consolas"/>
-          <w:sz w:val="23"/>
-        </w:rPr>
-        <w:t>py</w:t>
-      </w:r>
-      <w:proofErr w:type="spellEnd"/>
       <w:r>
         <w:rPr>
           <w:lang w:val="ru-RU"/>
@@ -8363,17 +7588,14 @@
         </w:rPr>
         <w:t>.</w:t>
       </w:r>
-      <w:proofErr w:type="spellStart"/>
       <w:r>
         <w:t>py</w:t>
       </w:r>
-      <w:proofErr w:type="spellEnd"/>
     </w:p>
     <w:p>
       <w:pPr>
         <w:pStyle w:val="CodeBlock"/>
         <w:rPr>
-          <w:rFonts w:hint="eastAsia"/>
           <w:lang w:val="ru-RU"/>
         </w:rPr>
       </w:pPr>
@@ -8383,39 +7605,32 @@
         </w:rPr>
         <w:t xml:space="preserve"># модуль с функциями перевода между цветовыми моделями </w:t>
       </w:r>
-      <w:proofErr w:type="spellStart"/>
       <w:r>
         <w:t>rgb</w:t>
       </w:r>
-      <w:proofErr w:type="spellEnd"/>
       <w:r>
         <w:rPr>
           <w:lang w:val="ru-RU"/>
         </w:rPr>
         <w:t xml:space="preserve">, </w:t>
       </w:r>
-      <w:proofErr w:type="spellStart"/>
       <w:r>
         <w:t>cmyk</w:t>
       </w:r>
-      <w:proofErr w:type="spellEnd"/>
       <w:r>
         <w:rPr>
           <w:lang w:val="ru-RU"/>
         </w:rPr>
         <w:t xml:space="preserve"> и </w:t>
       </w:r>
-      <w:proofErr w:type="spellStart"/>
       <w:r>
         <w:t>hsv</w:t>
       </w:r>
-      <w:proofErr w:type="spellEnd"/>
     </w:p>
     <w:p>
       <w:pPr>
         <w:pStyle w:val="CodeBlock"/>
         <w:rPr>
-          <w:rFonts w:hint="eastAsia"/>
           <w:lang w:val="ru-RU"/>
         </w:rPr>
       </w:pPr>
@@ -8425,11 +7640,9 @@
         </w:rPr>
         <w:t xml:space="preserve"># </w:t>
       </w:r>
-      <w:proofErr w:type="spellStart"/>
       <w:r>
         <w:t>rgb</w:t>
       </w:r>
-      <w:proofErr w:type="spellEnd"/>
       <w:r>
         <w:rPr>
           <w:lang w:val="ru-RU"/>
@@ -8468,7 +7681,6 @@
       <w:pPr>
         <w:pStyle w:val="CodeBlock"/>
         <w:rPr>
-          <w:rFonts w:hint="eastAsia"/>
           <w:lang w:val="ru-RU"/>
         </w:rPr>
       </w:pPr>
@@ -8478,11 +7690,9 @@
         </w:rPr>
         <w:t xml:space="preserve"># </w:t>
       </w:r>
-      <w:proofErr w:type="spellStart"/>
       <w:r>
         <w:t>cmyk</w:t>
       </w:r>
-      <w:proofErr w:type="spellEnd"/>
       <w:r>
         <w:rPr>
           <w:lang w:val="ru-RU"/>
@@ -8530,7 +7740,6 @@
       <w:pPr>
         <w:pStyle w:val="CodeBlock"/>
         <w:rPr>
-          <w:rFonts w:hint="eastAsia"/>
           <w:lang w:val="ru-RU"/>
         </w:rPr>
       </w:pPr>
@@ -8540,11 +7749,9 @@
         </w:rPr>
         <w:t xml:space="preserve"># </w:t>
       </w:r>
-      <w:proofErr w:type="spellStart"/>
       <w:r>
         <w:t>hsv</w:t>
       </w:r>
-      <w:proofErr w:type="spellEnd"/>
       <w:r>
         <w:rPr>
           <w:lang w:val="ru-RU"/>
@@ -8583,7 +7790,6 @@
       <w:pPr>
         <w:pStyle w:val="CodeBlock"/>
         <w:rPr>
-          <w:rFonts w:hint="eastAsia"/>
           <w:lang w:val="ru-RU"/>
         </w:rPr>
       </w:pPr>
@@ -8598,7 +7804,6 @@
       <w:pPr>
         <w:pStyle w:val="CodeBlock"/>
         <w:rPr>
-          <w:rFonts w:hint="eastAsia"/>
           <w:lang w:val="ru-RU"/>
         </w:rPr>
       </w:pPr>
@@ -8613,7 +7818,6 @@
       <w:pPr>
         <w:pStyle w:val="CodeBlock"/>
         <w:rPr>
-          <w:rFonts w:hint="eastAsia"/>
           <w:lang w:val="ru-RU"/>
         </w:rPr>
       </w:pPr>
@@ -8639,28 +7843,14 @@
     <w:p>
       <w:pPr>
         <w:pStyle w:val="CodeBlock"/>
-        <w:rPr>
-          <w:rFonts w:hint="eastAsia"/>
-        </w:rPr>
-      </w:pPr>
-      <w:r>
-        <w:t xml:space="preserve">def </w:t>
-      </w:r>
-      <w:proofErr w:type="gramStart"/>
-      <w:r>
-        <w:t>clamp(</w:t>
-      </w:r>
-      <w:proofErr w:type="gramEnd"/>
-      <w:r>
-        <w:t>value, low, high):</w:t>
+      </w:pPr>
+      <w:r>
+        <w:t>def clamp(value, low, high):</w:t>
       </w:r>
     </w:p>
     <w:p>
       <w:pPr>
         <w:pStyle w:val="CodeBlock"/>
-        <w:rPr>
-          <w:rFonts w:hint="eastAsia"/>
-        </w:rPr>
       </w:pPr>
       <w:r>
         <w:t xml:space="preserve">    if value &lt; low:</w:t>
@@ -8669,9 +7859,6 @@
     <w:p>
       <w:pPr>
         <w:pStyle w:val="CodeBlock"/>
-        <w:rPr>
-          <w:rFonts w:hint="eastAsia"/>
-        </w:rPr>
       </w:pPr>
       <w:r>
         <w:t xml:space="preserve">        return low</w:t>
@@ -8680,9 +7867,6 @@
     <w:p>
       <w:pPr>
         <w:pStyle w:val="CodeBlock"/>
-        <w:rPr>
-          <w:rFonts w:hint="eastAsia"/>
-        </w:rPr>
       </w:pPr>
       <w:r>
         <w:t xml:space="preserve">    if value &gt; high:</w:t>
@@ -8691,9 +7875,6 @@
     <w:p>
       <w:pPr>
         <w:pStyle w:val="CodeBlock"/>
-        <w:rPr>
-          <w:rFonts w:hint="eastAsia"/>
-        </w:rPr>
       </w:pPr>
       <w:r>
         <w:t xml:space="preserve">        return high</w:t>
@@ -8702,9 +7883,6 @@
     <w:p>
       <w:pPr>
         <w:pStyle w:val="CodeBlock"/>
-        <w:rPr>
-          <w:rFonts w:hint="eastAsia"/>
-        </w:rPr>
       </w:pPr>
       <w:r>
         <w:t xml:space="preserve">    return value</w:t>
@@ -8713,9 +7891,6 @@
     <w:p>
       <w:pPr>
         <w:pStyle w:val="CodeBlock"/>
-        <w:rPr>
-          <w:rFonts w:hint="eastAsia"/>
-        </w:rPr>
       </w:pPr>
       <w:r>
         <w:t xml:space="preserve"> </w:t>
@@ -8724,9 +7899,6 @@
     <w:p>
       <w:pPr>
         <w:pStyle w:val="CodeBlock"/>
-        <w:rPr>
-          <w:rFonts w:hint="eastAsia"/>
-        </w:rPr>
       </w:pPr>
       <w:r>
         <w:t xml:space="preserve"> </w:t>
@@ -8735,9 +7907,6 @@
     <w:p>
       <w:pPr>
         <w:pStyle w:val="CodeBlock"/>
-        <w:rPr>
-          <w:rFonts w:hint="eastAsia"/>
-        </w:rPr>
       </w:pPr>
       <w:r>
         <w:t># переводим rgb в cmyk</w:t>
@@ -8746,9 +7915,6 @@
     <w:p>
       <w:pPr>
         <w:pStyle w:val="CodeBlock"/>
-        <w:rPr>
-          <w:rFonts w:hint="eastAsia"/>
-        </w:rPr>
       </w:pPr>
       <w:r>
         <w:t>def rgb_to_cmyk(r, g, b):</w:t>
@@ -8758,7 +7924,6 @@
       <w:pPr>
         <w:pStyle w:val="CodeBlock"/>
         <w:rPr>
-          <w:rFonts w:hint="eastAsia"/>
           <w:lang w:val="ru-RU"/>
         </w:rPr>
       </w:pPr>
@@ -8771,7 +7936,6 @@
         </w:rPr>
         <w:t xml:space="preserve"> = </w:t>
       </w:r>
-      <w:proofErr w:type="gramStart"/>
       <w:r>
         <w:t>clamp</w:t>
       </w:r>
@@ -8781,7 +7945,6 @@
         </w:rPr>
         <w:t>(</w:t>
       </w:r>
-      <w:proofErr w:type="gramEnd"/>
       <w:r>
         <w:t>r</w:t>
       </w:r>
@@ -8795,9 +7958,6 @@
     <w:p>
       <w:pPr>
         <w:pStyle w:val="CodeBlock"/>
-        <w:rPr>
-          <w:rFonts w:hint="eastAsia"/>
-        </w:rPr>
       </w:pPr>
       <w:r>
         <w:rPr>
@@ -8806,23 +7966,12 @@
         <w:t xml:space="preserve">    </w:t>
       </w:r>
       <w:r>
-        <w:t xml:space="preserve">g = </w:t>
-      </w:r>
-      <w:proofErr w:type="gramStart"/>
-      <w:r>
-        <w:t>clamp(</w:t>
-      </w:r>
-      <w:proofErr w:type="gramEnd"/>
-      <w:r>
-        <w:t>g, 0, 255) / 255</w:t>
+        <w:t>g = clamp(g, 0, 255) / 255</w:t>
       </w:r>
     </w:p>
     <w:p>
       <w:pPr>
         <w:pStyle w:val="CodeBlock"/>
-        <w:rPr>
-          <w:rFonts w:hint="eastAsia"/>
-        </w:rPr>
       </w:pPr>
       <w:r>
         <w:t xml:space="preserve">    b = clamp(b, 0, 255) / 255</w:t>
@@ -8832,7 +7981,6 @@
       <w:pPr>
         <w:pStyle w:val="CodeBlock"/>
         <w:rPr>
-          <w:rFonts w:hint="eastAsia"/>
           <w:lang w:val="ru-RU"/>
         </w:rPr>
       </w:pPr>
@@ -8843,28 +7991,13 @@
         <w:rPr>
           <w:lang w:val="ru-RU"/>
         </w:rPr>
-        <w:t xml:space="preserve"># </w:t>
-      </w:r>
-      <w:proofErr w:type="gramStart"/>
-      <w:r>
-        <w:rPr>
-          <w:lang w:val="ru-RU"/>
-        </w:rPr>
-        <w:t>чёрная составляющая это</w:t>
-      </w:r>
-      <w:proofErr w:type="gramEnd"/>
-      <w:r>
-        <w:rPr>
-          <w:lang w:val="ru-RU"/>
-        </w:rPr>
-        <w:t xml:space="preserve"> единица минус самый большой канал</w:t>
+        <w:t># чёрная составляющая это единица минус самый большой канал</w:t>
       </w:r>
     </w:p>
     <w:p>
       <w:pPr>
         <w:pStyle w:val="CodeBlock"/>
         <w:rPr>
-          <w:rFonts w:hint="eastAsia"/>
           <w:lang w:val="ru-RU"/>
         </w:rPr>
       </w:pPr>
@@ -8883,7 +8016,6 @@
         </w:rPr>
         <w:t xml:space="preserve"> = 1 - </w:t>
       </w:r>
-      <w:proofErr w:type="gramStart"/>
       <w:r>
         <w:t>max</w:t>
       </w:r>
@@ -8893,7 +8025,6 @@
         </w:rPr>
         <w:t>(</w:t>
       </w:r>
-      <w:proofErr w:type="gramEnd"/>
       <w:r>
         <w:t>r</w:t>
       </w:r>
@@ -8926,7 +8057,6 @@
       <w:pPr>
         <w:pStyle w:val="CodeBlock"/>
         <w:rPr>
-          <w:rFonts w:hint="eastAsia"/>
           <w:lang w:val="ru-RU"/>
         </w:rPr>
       </w:pPr>
@@ -8949,9 +8079,6 @@
     <w:p>
       <w:pPr>
         <w:pStyle w:val="CodeBlock"/>
-        <w:rPr>
-          <w:rFonts w:hint="eastAsia"/>
-        </w:rPr>
       </w:pPr>
       <w:r>
         <w:rPr>
@@ -8966,9 +8093,6 @@
     <w:p>
       <w:pPr>
         <w:pStyle w:val="CodeBlock"/>
-        <w:rPr>
-          <w:rFonts w:hint="eastAsia"/>
-        </w:rPr>
       </w:pPr>
       <w:r>
         <w:t xml:space="preserve">        return 0, 0, 0, 100</w:t>
@@ -8977,9 +8101,6 @@
     <w:p>
       <w:pPr>
         <w:pStyle w:val="CodeBlock"/>
-        <w:rPr>
-          <w:rFonts w:hint="eastAsia"/>
-        </w:rPr>
       </w:pPr>
       <w:r>
         <w:t xml:space="preserve">    c = (1 - r - k) / (1 - k)</w:t>
@@ -8988,9 +8109,6 @@
     <w:p>
       <w:pPr>
         <w:pStyle w:val="CodeBlock"/>
-        <w:rPr>
-          <w:rFonts w:hint="eastAsia"/>
-        </w:rPr>
       </w:pPr>
       <w:r>
         <w:t xml:space="preserve">    m = (1 - g - k) / (1 - k)</w:t>
@@ -8999,9 +8117,6 @@
     <w:p>
       <w:pPr>
         <w:pStyle w:val="CodeBlock"/>
-        <w:rPr>
-          <w:rFonts w:hint="eastAsia"/>
-        </w:rPr>
       </w:pPr>
       <w:r>
         <w:t xml:space="preserve">    y = (1 - b - k) / (1 - k)</w:t>
@@ -9010,9 +8125,6 @@
     <w:p>
       <w:pPr>
         <w:pStyle w:val="CodeBlock"/>
-        <w:rPr>
-          <w:rFonts w:hint="eastAsia"/>
-        </w:rPr>
       </w:pPr>
       <w:r>
         <w:t xml:space="preserve">    return round(c * 100), round(m * 100), round(y * 100), round(k * 100)</w:t>
@@ -9021,9 +8133,6 @@
     <w:p>
       <w:pPr>
         <w:pStyle w:val="CodeBlock"/>
-        <w:rPr>
-          <w:rFonts w:hint="eastAsia"/>
-        </w:rPr>
       </w:pPr>
       <w:r>
         <w:t xml:space="preserve"> </w:t>
@@ -9032,9 +8141,6 @@
     <w:p>
       <w:pPr>
         <w:pStyle w:val="CodeBlock"/>
-        <w:rPr>
-          <w:rFonts w:hint="eastAsia"/>
-        </w:rPr>
       </w:pPr>
       <w:r>
         <w:t xml:space="preserve"> </w:t>
@@ -9043,9 +8149,6 @@
     <w:p>
       <w:pPr>
         <w:pStyle w:val="CodeBlock"/>
-        <w:rPr>
-          <w:rFonts w:hint="eastAsia"/>
-        </w:rPr>
       </w:pPr>
       <w:r>
         <w:t># переводим cmyk в rgb</w:t>
@@ -9054,9 +8157,6 @@
     <w:p>
       <w:pPr>
         <w:pStyle w:val="CodeBlock"/>
-        <w:rPr>
-          <w:rFonts w:hint="eastAsia"/>
-        </w:rPr>
       </w:pPr>
       <w:r>
         <w:t>def cmyk_to_rgb(c, m, y, k):</w:t>
@@ -9065,9 +8165,6 @@
     <w:p>
       <w:pPr>
         <w:pStyle w:val="CodeBlock"/>
-        <w:rPr>
-          <w:rFonts w:hint="eastAsia"/>
-        </w:rPr>
       </w:pPr>
       <w:r>
         <w:t xml:space="preserve">    c = clamp(c, 0, 100) / 100</w:t>
@@ -9076,9 +8173,6 @@
     <w:p>
       <w:pPr>
         <w:pStyle w:val="CodeBlock"/>
-        <w:rPr>
-          <w:rFonts w:hint="eastAsia"/>
-        </w:rPr>
       </w:pPr>
       <w:r>
         <w:t xml:space="preserve">    m = clamp(m, 0, 100) / 100</w:t>
@@ -9087,9 +8181,6 @@
     <w:p>
       <w:pPr>
         <w:pStyle w:val="CodeBlock"/>
-        <w:rPr>
-          <w:rFonts w:hint="eastAsia"/>
-        </w:rPr>
       </w:pPr>
       <w:r>
         <w:t xml:space="preserve">    y = clamp(y, 0, 100) / 100</w:t>
@@ -9098,9 +8189,6 @@
     <w:p>
       <w:pPr>
         <w:pStyle w:val="CodeBlock"/>
-        <w:rPr>
-          <w:rFonts w:hint="eastAsia"/>
-        </w:rPr>
       </w:pPr>
       <w:r>
         <w:t xml:space="preserve">    k = clamp(k, 0, 100) / 100</w:t>
@@ -9109,9 +8197,6 @@
     <w:p>
       <w:pPr>
         <w:pStyle w:val="CodeBlock"/>
-        <w:rPr>
-          <w:rFonts w:hint="eastAsia"/>
-        </w:rPr>
       </w:pPr>
       <w:r>
         <w:t xml:space="preserve">    r = 255 * (1 - c) * (1 - k)</w:t>
@@ -9120,9 +8205,6 @@
     <w:p>
       <w:pPr>
         <w:pStyle w:val="CodeBlock"/>
-        <w:rPr>
-          <w:rFonts w:hint="eastAsia"/>
-        </w:rPr>
       </w:pPr>
       <w:r>
         <w:t xml:space="preserve">    g = 255 * (1 - m) * (1 - k)</w:t>
@@ -9131,9 +8213,6 @@
     <w:p>
       <w:pPr>
         <w:pStyle w:val="CodeBlock"/>
-        <w:rPr>
-          <w:rFonts w:hint="eastAsia"/>
-        </w:rPr>
       </w:pPr>
       <w:r>
         <w:t xml:space="preserve">    b = 255 * (1 - y) * (1 - k)</w:t>
@@ -9142,9 +8221,6 @@
     <w:p>
       <w:pPr>
         <w:pStyle w:val="CodeBlock"/>
-        <w:rPr>
-          <w:rFonts w:hint="eastAsia"/>
-        </w:rPr>
       </w:pPr>
       <w:r>
         <w:t xml:space="preserve">    return round(r), round(g), round(b)</w:t>
@@ -9153,9 +8229,6 @@
     <w:p>
       <w:pPr>
         <w:pStyle w:val="CodeBlock"/>
-        <w:rPr>
-          <w:rFonts w:hint="eastAsia"/>
-        </w:rPr>
       </w:pPr>
       <w:r>
         <w:t xml:space="preserve"> </w:t>
@@ -9164,9 +8237,6 @@
     <w:p>
       <w:pPr>
         <w:pStyle w:val="CodeBlock"/>
-        <w:rPr>
-          <w:rFonts w:hint="eastAsia"/>
-        </w:rPr>
       </w:pPr>
       <w:r>
         <w:t xml:space="preserve"> </w:t>
@@ -9175,9 +8245,6 @@
     <w:p>
       <w:pPr>
         <w:pStyle w:val="CodeBlock"/>
-        <w:rPr>
-          <w:rFonts w:hint="eastAsia"/>
-        </w:rPr>
       </w:pPr>
       <w:r>
         <w:t># переводим rgb в hsv</w:t>
@@ -9186,9 +8253,6 @@
     <w:p>
       <w:pPr>
         <w:pStyle w:val="CodeBlock"/>
-        <w:rPr>
-          <w:rFonts w:hint="eastAsia"/>
-        </w:rPr>
       </w:pPr>
       <w:r>
         <w:t>def rgb_to_hsv(r, g, b):</w:t>
@@ -9197,9 +8261,6 @@
     <w:p>
       <w:pPr>
         <w:pStyle w:val="CodeBlock"/>
-        <w:rPr>
-          <w:rFonts w:hint="eastAsia"/>
-        </w:rPr>
       </w:pPr>
       <w:r>
         <w:t xml:space="preserve">    r = clamp(r, 0, 255) / 255</w:t>
@@ -9208,9 +8269,6 @@
     <w:p>
       <w:pPr>
         <w:pStyle w:val="CodeBlock"/>
-        <w:rPr>
-          <w:rFonts w:hint="eastAsia"/>
-        </w:rPr>
       </w:pPr>
       <w:r>
         <w:t xml:space="preserve">    g = clamp(g, 0, 255) / 255</w:t>
@@ -9219,9 +8277,6 @@
     <w:p>
       <w:pPr>
         <w:pStyle w:val="CodeBlock"/>
-        <w:rPr>
-          <w:rFonts w:hint="eastAsia"/>
-        </w:rPr>
       </w:pPr>
       <w:r>
         <w:t xml:space="preserve">    b = clamp(b, 0, 255) / 255</w:t>
@@ -9230,9 +8285,6 @@
     <w:p>
       <w:pPr>
         <w:pStyle w:val="CodeBlock"/>
-        <w:rPr>
-          <w:rFonts w:hint="eastAsia"/>
-        </w:rPr>
       </w:pPr>
       <w:r>
         <w:t xml:space="preserve">    mx = max(r, g, b)</w:t>
@@ -9241,9 +8293,6 @@
     <w:p>
       <w:pPr>
         <w:pStyle w:val="CodeBlock"/>
-        <w:rPr>
-          <w:rFonts w:hint="eastAsia"/>
-        </w:rPr>
       </w:pPr>
       <w:r>
         <w:t xml:space="preserve">    mn = min(r, g, b)</w:t>
@@ -9252,9 +8301,6 @@
     <w:p>
       <w:pPr>
         <w:pStyle w:val="CodeBlock"/>
-        <w:rPr>
-          <w:rFonts w:hint="eastAsia"/>
-        </w:rPr>
       </w:pPr>
       <w:r>
         <w:t xml:space="preserve">    d = mx - mn</w:t>
@@ -9264,7 +8310,6 @@
       <w:pPr>
         <w:pStyle w:val="CodeBlock"/>
         <w:rPr>
-          <w:rFonts w:hint="eastAsia"/>
           <w:lang w:val="ru-RU"/>
         </w:rPr>
       </w:pPr>
@@ -9282,7 +8327,6 @@
       <w:pPr>
         <w:pStyle w:val="CodeBlock"/>
         <w:rPr>
-          <w:rFonts w:hint="eastAsia"/>
           <w:lang w:val="ru-RU"/>
         </w:rPr>
       </w:pPr>
@@ -9315,7 +8359,6 @@
       <w:pPr>
         <w:pStyle w:val="CodeBlock"/>
         <w:rPr>
-          <w:rFonts w:hint="eastAsia"/>
           <w:lang w:val="ru-RU"/>
         </w:rPr>
       </w:pPr>
@@ -9329,9 +8372,6 @@
     <w:p>
       <w:pPr>
         <w:pStyle w:val="CodeBlock"/>
-        <w:rPr>
-          <w:rFonts w:hint="eastAsia"/>
-        </w:rPr>
       </w:pPr>
       <w:r>
         <w:rPr>
@@ -9346,9 +8386,6 @@
     <w:p>
       <w:pPr>
         <w:pStyle w:val="CodeBlock"/>
-        <w:rPr>
-          <w:rFonts w:hint="eastAsia"/>
-        </w:rPr>
       </w:pPr>
       <w:r>
         <w:t xml:space="preserve">    elif mx == r:</w:t>
@@ -9357,9 +8394,6 @@
     <w:p>
       <w:pPr>
         <w:pStyle w:val="CodeBlock"/>
-        <w:rPr>
-          <w:rFonts w:hint="eastAsia"/>
-        </w:rPr>
       </w:pPr>
       <w:r>
         <w:t xml:space="preserve">        h = 60 * (((g - b) / d) % 6)</w:t>
@@ -9368,9 +8402,6 @@
     <w:p>
       <w:pPr>
         <w:pStyle w:val="CodeBlock"/>
-        <w:rPr>
-          <w:rFonts w:hint="eastAsia"/>
-        </w:rPr>
       </w:pPr>
       <w:r>
         <w:t xml:space="preserve">    elif mx == g:</w:t>
@@ -9379,9 +8410,6 @@
     <w:p>
       <w:pPr>
         <w:pStyle w:val="CodeBlock"/>
-        <w:rPr>
-          <w:rFonts w:hint="eastAsia"/>
-        </w:rPr>
       </w:pPr>
       <w:r>
         <w:t xml:space="preserve">        h = 60 * ((b - r) / d + 2)</w:t>
@@ -9391,7 +8419,6 @@
       <w:pPr>
         <w:pStyle w:val="CodeBlock"/>
         <w:rPr>
-          <w:rFonts w:hint="eastAsia"/>
           <w:lang w:val="ru-RU"/>
         </w:rPr>
       </w:pPr>
@@ -9409,7 +8436,6 @@
       <w:pPr>
         <w:pStyle w:val="CodeBlock"/>
         <w:rPr>
-          <w:rFonts w:hint="eastAsia"/>
           <w:lang w:val="ru-RU"/>
         </w:rPr>
       </w:pPr>
@@ -9460,7 +8486,6 @@
       <w:pPr>
         <w:pStyle w:val="CodeBlock"/>
         <w:rPr>
-          <w:rFonts w:hint="eastAsia"/>
           <w:lang w:val="ru-RU"/>
         </w:rPr>
       </w:pPr>
@@ -9476,7 +8501,6 @@
       <w:pPr>
         <w:pStyle w:val="CodeBlock"/>
         <w:rPr>
-          <w:rFonts w:hint="eastAsia"/>
           <w:lang w:val="ru-RU"/>
         </w:rPr>
       </w:pPr>
@@ -9509,7 +8533,6 @@
       <w:pPr>
         <w:pStyle w:val="CodeBlock"/>
         <w:rPr>
-          <w:rFonts w:hint="eastAsia"/>
           <w:lang w:val="ru-RU"/>
         </w:rPr>
       </w:pPr>
@@ -9523,9 +8546,6 @@
     <w:p>
       <w:pPr>
         <w:pStyle w:val="CodeBlock"/>
-        <w:rPr>
-          <w:rFonts w:hint="eastAsia"/>
-        </w:rPr>
       </w:pPr>
       <w:r>
         <w:rPr>
@@ -9540,9 +8560,6 @@
     <w:p>
       <w:pPr>
         <w:pStyle w:val="CodeBlock"/>
-        <w:rPr>
-          <w:rFonts w:hint="eastAsia"/>
-        </w:rPr>
       </w:pPr>
       <w:r>
         <w:t xml:space="preserve">    else:</w:t>
@@ -9551,9 +8568,6 @@
     <w:p>
       <w:pPr>
         <w:pStyle w:val="CodeBlock"/>
-        <w:rPr>
-          <w:rFonts w:hint="eastAsia"/>
-        </w:rPr>
       </w:pPr>
       <w:r>
         <w:t xml:space="preserve">        s = d / mx</w:t>
@@ -9562,9 +8576,6 @@
     <w:p>
       <w:pPr>
         <w:pStyle w:val="CodeBlock"/>
-        <w:rPr>
-          <w:rFonts w:hint="eastAsia"/>
-        </w:rPr>
       </w:pPr>
       <w:r>
         <w:t xml:space="preserve">    v = mx</w:t>
@@ -9573,9 +8584,6 @@
     <w:p>
       <w:pPr>
         <w:pStyle w:val="CodeBlock"/>
-        <w:rPr>
-          <w:rFonts w:hint="eastAsia"/>
-        </w:rPr>
       </w:pPr>
       <w:r>
         <w:t xml:space="preserve">    return round(h), round(s * 100), round(v * 100)</w:t>
@@ -9584,9 +8592,6 @@
     <w:p>
       <w:pPr>
         <w:pStyle w:val="CodeBlock"/>
-        <w:rPr>
-          <w:rFonts w:hint="eastAsia"/>
-        </w:rPr>
       </w:pPr>
       <w:r>
         <w:t xml:space="preserve"> </w:t>
@@ -9595,9 +8600,6 @@
     <w:p>
       <w:pPr>
         <w:pStyle w:val="CodeBlock"/>
-        <w:rPr>
-          <w:rFonts w:hint="eastAsia"/>
-        </w:rPr>
       </w:pPr>
       <w:r>
         <w:t xml:space="preserve"> </w:t>
@@ -9606,9 +8608,6 @@
     <w:p>
       <w:pPr>
         <w:pStyle w:val="CodeBlock"/>
-        <w:rPr>
-          <w:rFonts w:hint="eastAsia"/>
-        </w:rPr>
       </w:pPr>
       <w:r>
         <w:t># переводим hsv в rgb</w:t>
@@ -9617,9 +8616,6 @@
     <w:p>
       <w:pPr>
         <w:pStyle w:val="CodeBlock"/>
-        <w:rPr>
-          <w:rFonts w:hint="eastAsia"/>
-        </w:rPr>
       </w:pPr>
       <w:r>
         <w:t>def hsv_to_rgb(h, s, v):</w:t>
@@ -9629,7 +8625,6 @@
       <w:pPr>
         <w:pStyle w:val="CodeBlock"/>
         <w:rPr>
-          <w:rFonts w:hint="eastAsia"/>
           <w:lang w:val="ru-RU"/>
         </w:rPr>
       </w:pPr>
@@ -9649,29 +8644,101 @@
         <w:rPr>
           <w:lang w:val="ru-RU"/>
         </w:rPr>
+        <w:t xml:space="preserve"> = 360 это тот же ноль градусов</w:t>
+      </w:r>
+    </w:p>
+    <w:p>
+      <w:pPr>
+        <w:pStyle w:val="CodeBlock"/>
+      </w:pPr>
+      <w:r>
+        <w:rPr>
+          <w:lang w:val="ru-RU"/>
+        </w:rPr>
+        <w:t xml:space="preserve">    </w:t>
+      </w:r>
+      <w:r>
+        <w:t>h = clamp(h, 0, 360) % 360</w:t>
+      </w:r>
+    </w:p>
+    <w:p>
+      <w:pPr>
+        <w:pStyle w:val="CodeBlock"/>
+      </w:pPr>
+      <w:r>
+        <w:t xml:space="preserve">    s = clamp(s, 0, 100) / 100</w:t>
+      </w:r>
+    </w:p>
+    <w:p>
+      <w:pPr>
+        <w:pStyle w:val="CodeBlock"/>
+      </w:pPr>
+      <w:r>
+        <w:t xml:space="preserve">    v = clamp(v, 0, 100) / 100</w:t>
+      </w:r>
+    </w:p>
+    <w:p>
+      <w:pPr>
+        <w:pStyle w:val="CodeBlock"/>
+      </w:pPr>
+      <w:r>
+        <w:t xml:space="preserve">    c = v * s</w:t>
+      </w:r>
+    </w:p>
+    <w:p>
+      <w:pPr>
+        <w:pStyle w:val="CodeBlock"/>
+      </w:pPr>
+      <w:r>
+        <w:t xml:space="preserve">    x = c * (1 - abs((h / 60) % 2 - 1))</w:t>
+      </w:r>
+    </w:p>
+    <w:p>
+      <w:pPr>
+        <w:pStyle w:val="CodeBlock"/>
+        <w:rPr>
+          <w:lang w:val="ru-RU"/>
+        </w:rPr>
+      </w:pPr>
+      <w:r>
+        <w:t xml:space="preserve">    m</w:t>
+      </w:r>
+      <w:r>
+        <w:rPr>
+          <w:lang w:val="ru-RU"/>
+        </w:rPr>
         <w:t xml:space="preserve"> = </w:t>
       </w:r>
-      <w:proofErr w:type="gramStart"/>
-      <w:r>
-        <w:rPr>
-          <w:lang w:val="ru-RU"/>
-        </w:rPr>
-        <w:t>360 это</w:t>
-      </w:r>
-      <w:proofErr w:type="gramEnd"/>
-      <w:r>
-        <w:rPr>
-          <w:lang w:val="ru-RU"/>
-        </w:rPr>
-        <w:t xml:space="preserve"> тот же ноль градусов</w:t>
+      <w:r>
+        <w:t>v</w:t>
+      </w:r>
+      <w:r>
+        <w:rPr>
+          <w:lang w:val="ru-RU"/>
+        </w:rPr>
+        <w:t xml:space="preserve"> - </w:t>
+      </w:r>
+      <w:r>
+        <w:t>c</w:t>
       </w:r>
     </w:p>
     <w:p>
       <w:pPr>
         <w:pStyle w:val="CodeBlock"/>
         <w:rPr>
-          <w:rFonts w:hint="eastAsia"/>
-        </w:rPr>
+          <w:lang w:val="ru-RU"/>
+        </w:rPr>
+      </w:pPr>
+      <w:r>
+        <w:rPr>
+          <w:lang w:val="ru-RU"/>
+        </w:rPr>
+        <w:t xml:space="preserve">    # выбираем сектор цветового круга шириной 60 градусов</w:t>
+      </w:r>
+    </w:p>
+    <w:p>
+      <w:pPr>
+        <w:pStyle w:val="CodeBlock"/>
       </w:pPr>
       <w:r>
         <w:rPr>
@@ -9680,381 +8747,191 @@
         <w:t xml:space="preserve">    </w:t>
       </w:r>
       <w:r>
-        <w:t xml:space="preserve">h = </w:t>
-      </w:r>
-      <w:proofErr w:type="gramStart"/>
-      <w:r>
-        <w:t>clamp(</w:t>
-      </w:r>
-      <w:proofErr w:type="gramEnd"/>
-      <w:r>
-        <w:t>h, 0, 360) % 360</w:t>
+        <w:t>if h &lt; 60:</w:t>
       </w:r>
     </w:p>
     <w:p>
       <w:pPr>
         <w:pStyle w:val="CodeBlock"/>
-        <w:rPr>
-          <w:rFonts w:hint="eastAsia"/>
-        </w:rPr>
-      </w:pPr>
-      <w:r>
-        <w:t xml:space="preserve">    s = clamp(s, 0, 100) / 100</w:t>
+      </w:pPr>
+      <w:r>
+        <w:t xml:space="preserve">        r, g, b = c, x, 0</w:t>
       </w:r>
     </w:p>
     <w:p>
       <w:pPr>
         <w:pStyle w:val="CodeBlock"/>
-        <w:rPr>
-          <w:rFonts w:hint="eastAsia"/>
-        </w:rPr>
-      </w:pPr>
-      <w:r>
-        <w:t xml:space="preserve">    v = clamp(v, 0, 100) / 100</w:t>
+      </w:pPr>
+      <w:r>
+        <w:t xml:space="preserve">    elif h &lt; 120:</w:t>
       </w:r>
     </w:p>
     <w:p>
       <w:pPr>
         <w:pStyle w:val="CodeBlock"/>
-        <w:rPr>
-          <w:rFonts w:hint="eastAsia"/>
-        </w:rPr>
-      </w:pPr>
-      <w:r>
-        <w:t xml:space="preserve">    c = v * s</w:t>
+      </w:pPr>
+      <w:r>
+        <w:t xml:space="preserve">        r, g, b = x, c, 0</w:t>
       </w:r>
     </w:p>
     <w:p>
       <w:pPr>
         <w:pStyle w:val="CodeBlock"/>
-        <w:rPr>
-          <w:rFonts w:hint="eastAsia"/>
-        </w:rPr>
-      </w:pPr>
-      <w:r>
-        <w:t xml:space="preserve">    x = c * (1 - abs((h / 60) % 2 - 1))</w:t>
+      </w:pPr>
+      <w:r>
+        <w:t xml:space="preserve">    elif h &lt; 180:</w:t>
       </w:r>
     </w:p>
     <w:p>
       <w:pPr>
         <w:pStyle w:val="CodeBlock"/>
-        <w:rPr>
-          <w:rFonts w:hint="eastAsia"/>
-          <w:lang w:val="ru-RU"/>
-        </w:rPr>
-      </w:pPr>
-      <w:r>
-        <w:t xml:space="preserve">    m</w:t>
-      </w:r>
-      <w:r>
-        <w:rPr>
-          <w:lang w:val="ru-RU"/>
-        </w:rPr>
-        <w:t xml:space="preserve"> = </w:t>
-      </w:r>
-      <w:r>
-        <w:t>v</w:t>
-      </w:r>
-      <w:r>
-        <w:rPr>
-          <w:lang w:val="ru-RU"/>
-        </w:rPr>
-        <w:t xml:space="preserve"> - </w:t>
-      </w:r>
-      <w:r>
-        <w:t>c</w:t>
+      </w:pPr>
+      <w:r>
+        <w:t xml:space="preserve">        r, g, b = 0, c, x</w:t>
       </w:r>
     </w:p>
     <w:p>
       <w:pPr>
         <w:pStyle w:val="CodeBlock"/>
-        <w:rPr>
-          <w:rFonts w:hint="eastAsia"/>
-          <w:lang w:val="ru-RU"/>
-        </w:rPr>
-      </w:pPr>
-      <w:r>
-        <w:rPr>
-          <w:lang w:val="ru-RU"/>
-        </w:rPr>
-        <w:t xml:space="preserve">    # выбираем сектор цветового круга шириной 60 градусов</w:t>
+      </w:pPr>
+      <w:r>
+        <w:t xml:space="preserve">    elif h &lt; 240:</w:t>
       </w:r>
     </w:p>
     <w:p>
       <w:pPr>
         <w:pStyle w:val="CodeBlock"/>
-        <w:rPr>
-          <w:rFonts w:hint="eastAsia"/>
-        </w:rPr>
-      </w:pPr>
-      <w:r>
-        <w:rPr>
-          <w:lang w:val="ru-RU"/>
-        </w:rPr>
-        <w:t xml:space="preserve">    </w:t>
-      </w:r>
-      <w:r>
-        <w:t>if h &lt; 60:</w:t>
+      </w:pPr>
+      <w:r>
+        <w:t xml:space="preserve">        r, g, b = 0, x, c</w:t>
       </w:r>
     </w:p>
     <w:p>
       <w:pPr>
         <w:pStyle w:val="CodeBlock"/>
-        <w:rPr>
-          <w:rFonts w:hint="eastAsia"/>
-        </w:rPr>
-      </w:pPr>
-      <w:r>
-        <w:t xml:space="preserve">        r, g, b = c, x, 0</w:t>
+      </w:pPr>
+      <w:r>
+        <w:t xml:space="preserve">    elif h &lt; 300:</w:t>
       </w:r>
     </w:p>
     <w:p>
       <w:pPr>
         <w:pStyle w:val="CodeBlock"/>
-        <w:rPr>
-          <w:rFonts w:hint="eastAsia"/>
-        </w:rPr>
-      </w:pPr>
-      <w:r>
-        <w:t xml:space="preserve">    elif h &lt; 120:</w:t>
+      </w:pPr>
+      <w:r>
+        <w:t xml:space="preserve">        r, g, b = x, 0, c</w:t>
       </w:r>
     </w:p>
     <w:p>
       <w:pPr>
         <w:pStyle w:val="CodeBlock"/>
-        <w:rPr>
-          <w:rFonts w:hint="eastAsia"/>
-        </w:rPr>
-      </w:pPr>
-      <w:r>
-        <w:t xml:space="preserve">        r, g, b = x, c, 0</w:t>
+      </w:pPr>
+      <w:r>
+        <w:t xml:space="preserve">    else:</w:t>
       </w:r>
     </w:p>
     <w:p>
       <w:pPr>
         <w:pStyle w:val="CodeBlock"/>
-        <w:rPr>
-          <w:rFonts w:hint="eastAsia"/>
-        </w:rPr>
-      </w:pPr>
-      <w:r>
-        <w:t xml:space="preserve">    elif h &lt; 180:</w:t>
+      </w:pPr>
+      <w:r>
+        <w:t xml:space="preserve">        r, g, b = c, 0, x</w:t>
       </w:r>
     </w:p>
     <w:p>
       <w:pPr>
         <w:pStyle w:val="CodeBlock"/>
-        <w:rPr>
-          <w:rFonts w:hint="eastAsia"/>
-        </w:rPr>
-      </w:pPr>
-      <w:r>
-        <w:t xml:space="preserve">        r, g, b = 0, c, x</w:t>
+      </w:pPr>
+      <w:r>
+        <w:t xml:space="preserve">    return round((r + m) * 255), round((g + m) * 255), round((b + m) * 255)</w:t>
       </w:r>
     </w:p>
     <w:p>
       <w:pPr>
         <w:pStyle w:val="CodeBlock"/>
-        <w:rPr>
-          <w:rFonts w:hint="eastAsia"/>
-        </w:rPr>
-      </w:pPr>
-      <w:r>
-        <w:t xml:space="preserve">    elif h &lt; 240:</w:t>
+      </w:pPr>
+      <w:r>
+        <w:t xml:space="preserve"> </w:t>
       </w:r>
     </w:p>
     <w:p>
       <w:pPr>
         <w:pStyle w:val="CodeBlock"/>
-        <w:rPr>
-          <w:rFonts w:hint="eastAsia"/>
-        </w:rPr>
-      </w:pPr>
-      <w:r>
-        <w:t xml:space="preserve">        r, g, b = 0, x, c</w:t>
+      </w:pPr>
+      <w:r>
+        <w:t xml:space="preserve"> </w:t>
       </w:r>
     </w:p>
     <w:p>
       <w:pPr>
         <w:pStyle w:val="CodeBlock"/>
         <w:rPr>
-          <w:rFonts w:hint="eastAsia"/>
-        </w:rPr>
-      </w:pPr>
-      <w:r>
-        <w:t xml:space="preserve">    elif h &lt; 300:</w:t>
+          <w:lang w:val="ru-RU"/>
+        </w:rPr>
+      </w:pPr>
+      <w:r>
+        <w:rPr>
+          <w:lang w:val="ru-RU"/>
+        </w:rPr>
+        <w:t xml:space="preserve"># получаем </w:t>
+      </w:r>
+      <w:r>
+        <w:t>hex</w:t>
+      </w:r>
+      <w:r>
+        <w:rPr>
+          <w:lang w:val="ru-RU"/>
+        </w:rPr>
+        <w:t>-код цвета вида #</w:t>
+      </w:r>
+      <w:r>
+        <w:t>ff</w:t>
+      </w:r>
+      <w:r>
+        <w:rPr>
+          <w:lang w:val="ru-RU"/>
+        </w:rPr>
+        <w:t xml:space="preserve">8800 по </w:t>
+      </w:r>
+      <w:r>
+        <w:t>rgb</w:t>
       </w:r>
     </w:p>
     <w:p>
       <w:pPr>
         <w:pStyle w:val="CodeBlock"/>
-        <w:rPr>
-          <w:rFonts w:hint="eastAsia"/>
-        </w:rPr>
-      </w:pPr>
-      <w:r>
-        <w:t xml:space="preserve">        r, g, b = x, 0, c</w:t>
+      </w:pPr>
+      <w:r>
+        <w:t>def rgb_to_hex(r, g, b):</w:t>
       </w:r>
     </w:p>
     <w:p>
       <w:pPr>
         <w:pStyle w:val="CodeBlock"/>
-        <w:rPr>
-          <w:rFonts w:hint="eastAsia"/>
-        </w:rPr>
-      </w:pPr>
-      <w:r>
-        <w:t xml:space="preserve">    else:</w:t>
+      </w:pPr>
+      <w:r>
+        <w:t xml:space="preserve">    r = int(clamp(round(r), 0, 255))</w:t>
       </w:r>
     </w:p>
     <w:p>
       <w:pPr>
         <w:pStyle w:val="CodeBlock"/>
-        <w:rPr>
-          <w:rFonts w:hint="eastAsia"/>
-        </w:rPr>
-      </w:pPr>
-      <w:r>
-        <w:t xml:space="preserve">        r, g, b = c, 0, x</w:t>
+      </w:pPr>
+      <w:r>
+        <w:t xml:space="preserve">    g = int(clamp(round(g), 0, 255))</w:t>
       </w:r>
     </w:p>
     <w:p>
       <w:pPr>
         <w:pStyle w:val="CodeBlock"/>
-        <w:rPr>
-          <w:rFonts w:hint="eastAsia"/>
-        </w:rPr>
-      </w:pPr>
-      <w:r>
-        <w:t xml:space="preserve">    return round((r + m) * 255), round((g + m) * 255), round((b + m) * 255)</w:t>
+      </w:pPr>
+      <w:r>
+        <w:t xml:space="preserve">    b = int(clamp(round(b), 0, 255))</w:t>
       </w:r>
     </w:p>
     <w:p>
       <w:pPr>
         <w:pStyle w:val="CodeBlock"/>
-        <w:rPr>
-          <w:rFonts w:hint="eastAsia"/>
-        </w:rPr>
-      </w:pPr>
-      <w:r>
-        <w:t xml:space="preserve"> </w:t>
-      </w:r>
-    </w:p>
-    <w:p>
-      <w:pPr>
-        <w:pStyle w:val="CodeBlock"/>
-        <w:rPr>
-          <w:rFonts w:hint="eastAsia"/>
-        </w:rPr>
-      </w:pPr>
-      <w:r>
-        <w:t xml:space="preserve"> </w:t>
-      </w:r>
-    </w:p>
-    <w:p>
-      <w:pPr>
-        <w:pStyle w:val="CodeBlock"/>
-        <w:rPr>
-          <w:rFonts w:hint="eastAsia"/>
-          <w:lang w:val="ru-RU"/>
-        </w:rPr>
-      </w:pPr>
-      <w:r>
-        <w:rPr>
-          <w:lang w:val="ru-RU"/>
-        </w:rPr>
-        <w:t xml:space="preserve"># получаем </w:t>
-      </w:r>
-      <w:r>
-        <w:t>hex</w:t>
-      </w:r>
-      <w:r>
-        <w:rPr>
-          <w:lang w:val="ru-RU"/>
-        </w:rPr>
-        <w:t>-код цвета вида #</w:t>
-      </w:r>
-      <w:r>
-        <w:t>ff</w:t>
-      </w:r>
-      <w:r>
-        <w:rPr>
-          <w:lang w:val="ru-RU"/>
-        </w:rPr>
-        <w:t xml:space="preserve">8800 по </w:t>
-      </w:r>
-      <w:proofErr w:type="spellStart"/>
-      <w:r>
-        <w:t>rgb</w:t>
-      </w:r>
-      <w:proofErr w:type="spellEnd"/>
-    </w:p>
-    <w:p>
-      <w:pPr>
-        <w:pStyle w:val="CodeBlock"/>
-        <w:rPr>
-          <w:rFonts w:hint="eastAsia"/>
-        </w:rPr>
-      </w:pPr>
-      <w:r>
-        <w:t xml:space="preserve">def </w:t>
-      </w:r>
-      <w:proofErr w:type="spellStart"/>
-      <w:r>
-        <w:t>rgb_to_</w:t>
-      </w:r>
-      <w:proofErr w:type="gramStart"/>
-      <w:r>
-        <w:t>hex</w:t>
-      </w:r>
-      <w:proofErr w:type="spellEnd"/>
-      <w:r>
-        <w:t>(</w:t>
-      </w:r>
-      <w:proofErr w:type="gramEnd"/>
-      <w:r>
-        <w:t>r, g, b):</w:t>
-      </w:r>
-    </w:p>
-    <w:p>
-      <w:pPr>
-        <w:pStyle w:val="CodeBlock"/>
-        <w:rPr>
-          <w:rFonts w:hint="eastAsia"/>
-        </w:rPr>
-      </w:pPr>
-      <w:r>
-        <w:t xml:space="preserve">    r = int(clamp(round(r), 0, 255))</w:t>
-      </w:r>
-    </w:p>
-    <w:p>
-      <w:pPr>
-        <w:pStyle w:val="CodeBlock"/>
-        <w:rPr>
-          <w:rFonts w:hint="eastAsia"/>
-        </w:rPr>
-      </w:pPr>
-      <w:r>
-        <w:t xml:space="preserve">    g = int(clamp(round(g), 0, 255))</w:t>
-      </w:r>
-    </w:p>
-    <w:p>
-      <w:pPr>
-        <w:pStyle w:val="CodeBlock"/>
-        <w:rPr>
-          <w:rFonts w:hint="eastAsia"/>
-        </w:rPr>
-      </w:pPr>
-      <w:r>
-        <w:t xml:space="preserve">    b = int(clamp(round(b), 0, 255))</w:t>
-      </w:r>
-    </w:p>
-    <w:p>
-      <w:pPr>
-        <w:pStyle w:val="CodeBlock"/>
-        <w:rPr>
-          <w:rFonts w:hint="eastAsia"/>
-        </w:rPr>
       </w:pPr>
       <w:r>
         <w:t xml:space="preserve">    return "#%02x%02x%02x" % (r, g, b)</w:t>
@@ -10093,11 +8970,9 @@
         </w:rPr>
         <w:t>.</w:t>
       </w:r>
-      <w:proofErr w:type="spellStart"/>
       <w:r>
         <w:t>py</w:t>
       </w:r>
-      <w:proofErr w:type="spellEnd"/>
     </w:p>
     <w:p>
       <w:pPr>
@@ -10117,7 +8992,6 @@
       <w:pPr>
         <w:pStyle w:val="CodeBlock"/>
         <w:rPr>
-          <w:rFonts w:hint="eastAsia"/>
           <w:lang w:val="ru-RU"/>
         </w:rPr>
       </w:pPr>
@@ -10131,994 +9005,753 @@
     <w:p>
       <w:pPr>
         <w:pStyle w:val="CodeBlock"/>
-        <w:rPr>
-          <w:rFonts w:hint="eastAsia"/>
-        </w:rPr>
-      </w:pPr>
-      <w:r>
-        <w:t xml:space="preserve">def </w:t>
-      </w:r>
-      <w:proofErr w:type="spellStart"/>
-      <w:r>
-        <w:t>set_</w:t>
-      </w:r>
-      <w:proofErr w:type="gramStart"/>
-      <w:r>
-        <w:t>widgets</w:t>
-      </w:r>
-      <w:proofErr w:type="spellEnd"/>
-      <w:r>
+      </w:pPr>
+      <w:r>
+        <w:t>def set_widgets(names, values):</w:t>
+      </w:r>
+    </w:p>
+    <w:p>
+      <w:pPr>
+        <w:pStyle w:val="CodeBlock"/>
+      </w:pPr>
+      <w:r>
+        <w:t xml:space="preserve">    for name, value in zip(names, values):</w:t>
+      </w:r>
+    </w:p>
+    <w:p>
+      <w:pPr>
+        <w:pStyle w:val="CodeBlock"/>
+      </w:pPr>
+      <w:r>
+        <w:t xml:space="preserve">        scales[name].set(value)</w:t>
+      </w:r>
+    </w:p>
+    <w:p>
+      <w:pPr>
+        <w:pStyle w:val="CodeBlock"/>
+      </w:pPr>
+      <w:r>
+        <w:t xml:space="preserve">        entries[name].delete(0, "end")</w:t>
+      </w:r>
+    </w:p>
+    <w:p>
+      <w:pPr>
+        <w:pStyle w:val="CodeBlock"/>
+      </w:pPr>
+      <w:r>
+        <w:t xml:space="preserve">        entries[name].insert(0, str(value))</w:t>
+      </w:r>
+    </w:p>
+    <w:p>
+      <w:pPr>
+        <w:pStyle w:val="CodeBlock"/>
+        <w:rPr>
+          <w:lang w:val="ru-RU"/>
+        </w:rPr>
+      </w:pPr>
+      <w:r>
+        <w:t xml:space="preserve">        </w:t>
+      </w:r>
+      <w:r>
+        <w:rPr>
+          <w:lang w:val="ru-RU"/>
+        </w:rPr>
+        <w:t># запоминаем, что записали сами, чтобы отличить это от правки пользователя</w:t>
+      </w:r>
+    </w:p>
+    <w:p>
+      <w:pPr>
+        <w:pStyle w:val="CodeBlock"/>
+      </w:pPr>
+      <w:r>
+        <w:rPr>
+          <w:lang w:val="ru-RU"/>
+        </w:rPr>
+        <w:t xml:space="preserve">        </w:t>
+      </w:r>
+      <w:r>
+        <w:t>scale_value[name] = value</w:t>
+      </w:r>
+    </w:p>
+    <w:p>
+      <w:pPr>
+        <w:pStyle w:val="CodeBlock"/>
+      </w:pPr>
+      <w:r>
+        <w:t xml:space="preserve">        entry_text[name] = str(value)</w:t>
+      </w:r>
+    </w:p>
+    <w:p>
+      <w:pPr>
+        <w:pStyle w:val="CodeBlock"/>
+      </w:pPr>
+      <w:r>
+        <w:t xml:space="preserve"> </w:t>
+      </w:r>
+    </w:p>
+    <w:p>
+      <w:pPr>
+        <w:pStyle w:val="CodeBlock"/>
+      </w:pPr>
+      <w:r>
+        <w:t xml:space="preserve"> </w:t>
+      </w:r>
+    </w:p>
+    <w:p>
+      <w:pPr>
+        <w:pStyle w:val="CodeBlock"/>
+        <w:rPr>
+          <w:lang w:val="ru-RU"/>
+        </w:rPr>
+      </w:pPr>
+      <w:r>
+        <w:rPr>
+          <w:lang w:val="ru-RU"/>
+        </w:rPr>
+        <w:t xml:space="preserve"># показываем цвет по </w:t>
+      </w:r>
+      <w:r>
+        <w:t>rgb</w:t>
+      </w:r>
+      <w:r>
+        <w:rPr>
+          <w:lang w:val="ru-RU"/>
+        </w:rPr>
+        <w:t xml:space="preserve">: считаем две другие модели, превью и </w:t>
+      </w:r>
+      <w:r>
+        <w:t>hex</w:t>
+      </w:r>
+      <w:r>
+        <w:rPr>
+          <w:lang w:val="ru-RU"/>
+        </w:rPr>
+        <w:t>-код</w:t>
+      </w:r>
+    </w:p>
+    <w:p>
+      <w:pPr>
+        <w:pStyle w:val="CodeBlock"/>
+        <w:rPr>
+          <w:lang w:val="ru-RU"/>
+        </w:rPr>
+      </w:pPr>
+      <w:r>
+        <w:rPr>
+          <w:lang w:val="ru-RU"/>
+        </w:rPr>
+        <w:t xml:space="preserve"># </w:t>
+      </w:r>
+      <w:r>
+        <w:t>source</w:t>
+      </w:r>
+      <w:r>
+        <w:rPr>
+          <w:lang w:val="ru-RU"/>
+        </w:rPr>
+        <w:t>_</w:t>
+      </w:r>
+      <w:r>
+        <w:t>names</w:t>
+      </w:r>
+      <w:r>
+        <w:rPr>
+          <w:lang w:val="ru-RU"/>
+        </w:rPr>
+        <w:t xml:space="preserve"> и </w:t>
+      </w:r>
+      <w:r>
+        <w:t>source</w:t>
+      </w:r>
+      <w:r>
+        <w:rPr>
+          <w:lang w:val="ru-RU"/>
+        </w:rPr>
+        <w:t>_</w:t>
+      </w:r>
+      <w:r>
+        <w:t>values</w:t>
+      </w:r>
+      <w:r>
+        <w:rPr>
+          <w:lang w:val="ru-RU"/>
+        </w:rPr>
+        <w:t xml:space="preserve"> - модель, из которой пришло изменение</w:t>
+      </w:r>
+    </w:p>
+    <w:p>
+      <w:pPr>
+        <w:pStyle w:val="CodeBlock"/>
+      </w:pPr>
+      <w:r>
+        <w:t>def show_rgb(r, g, b, source_names=None, source_values=None):</w:t>
+      </w:r>
+    </w:p>
+    <w:p>
+      <w:pPr>
+        <w:pStyle w:val="CodeBlock"/>
+      </w:pPr>
+      <w:r>
+        <w:t xml:space="preserve">    global updating</w:t>
+      </w:r>
+    </w:p>
+    <w:p>
+      <w:pPr>
+        <w:pStyle w:val="CodeBlock"/>
+      </w:pPr>
+      <w:r>
+        <w:t xml:space="preserve">    r = clamp(int(round(r)), 0, 255)</w:t>
+      </w:r>
+    </w:p>
+    <w:p>
+      <w:pPr>
+        <w:pStyle w:val="CodeBlock"/>
+      </w:pPr>
+      <w:r>
+        <w:t xml:space="preserve">    g = clamp(int(round(g)), 0, 255)</w:t>
+      </w:r>
+    </w:p>
+    <w:p>
+      <w:pPr>
+        <w:pStyle w:val="CodeBlock"/>
+      </w:pPr>
+      <w:r>
+        <w:t xml:space="preserve">    b = clamp(int(round(b)), 0, 255)</w:t>
+      </w:r>
+    </w:p>
+    <w:p>
+      <w:pPr>
+        <w:pStyle w:val="CodeBlock"/>
+      </w:pPr>
+      <w:r>
+        <w:t xml:space="preserve"> </w:t>
+      </w:r>
+    </w:p>
+    <w:p>
+      <w:pPr>
+        <w:pStyle w:val="CodeBlock"/>
+        <w:rPr>
+          <w:lang w:val="ru-RU"/>
+        </w:rPr>
+      </w:pPr>
+      <w:r>
+        <w:t xml:space="preserve">    </w:t>
+      </w:r>
+      <w:r>
+        <w:rPr>
+          <w:lang w:val="ru-RU"/>
+        </w:rPr>
+        <w:t xml:space="preserve"># переводим </w:t>
+      </w:r>
+      <w:r>
+        <w:t>rgb</w:t>
+      </w:r>
+      <w:r>
+        <w:rPr>
+          <w:lang w:val="ru-RU"/>
+        </w:rPr>
+        <w:t xml:space="preserve"> в </w:t>
+      </w:r>
+      <w:r>
+        <w:t>cmyk</w:t>
+      </w:r>
+      <w:r>
+        <w:rPr>
+          <w:lang w:val="ru-RU"/>
+        </w:rPr>
+        <w:t xml:space="preserve"> и </w:t>
+      </w:r>
+      <w:r>
+        <w:t>hsv</w:t>
+      </w:r>
+    </w:p>
+    <w:p>
+      <w:pPr>
+        <w:pStyle w:val="CodeBlock"/>
+      </w:pPr>
+      <w:r>
+        <w:rPr>
+          <w:lang w:val="ru-RU"/>
+        </w:rPr>
+        <w:t xml:space="preserve">    </w:t>
+      </w:r>
+      <w:r>
+        <w:t>c, m, y, k = rgb_to_cmyk(r, g, b)</w:t>
+      </w:r>
+    </w:p>
+    <w:p>
+      <w:pPr>
+        <w:pStyle w:val="CodeBlock"/>
+      </w:pPr>
+      <w:r>
+        <w:t xml:space="preserve">    h, s, v = rgb_to_hsv(r, g, b)</w:t>
+      </w:r>
+    </w:p>
+    <w:p>
+      <w:pPr>
+        <w:pStyle w:val="CodeBlock"/>
+      </w:pPr>
+      <w:r>
+        <w:t xml:space="preserve"> </w:t>
+      </w:r>
+    </w:p>
+    <w:p>
+      <w:pPr>
+        <w:pStyle w:val="CodeBlock"/>
+        <w:rPr>
+          <w:lang w:val="ru-RU"/>
+        </w:rPr>
+      </w:pPr>
+      <w:r>
+        <w:t xml:space="preserve">    </w:t>
+      </w:r>
+      <w:r>
+        <w:rPr>
+          <w:lang w:val="ru-RU"/>
+        </w:rPr>
+        <w:t># включаем блокировку, чтобы виджеты не вызвали пересчёт по кругу</w:t>
+      </w:r>
+    </w:p>
+    <w:p>
+      <w:pPr>
+        <w:pStyle w:val="CodeBlock"/>
+      </w:pPr>
+      <w:r>
+        <w:rPr>
+          <w:lang w:val="ru-RU"/>
+        </w:rPr>
+        <w:t xml:space="preserve">    </w:t>
+      </w:r>
+      <w:r>
+        <w:t>updating = True</w:t>
+      </w:r>
+    </w:p>
+    <w:p>
+      <w:pPr>
+        <w:pStyle w:val="CodeBlock"/>
+      </w:pPr>
+      <w:r>
+        <w:t xml:space="preserve">    if source_names is None:</w:t>
+      </w:r>
+    </w:p>
+    <w:p>
+      <w:pPr>
+        <w:pStyle w:val="CodeBlock"/>
+      </w:pPr>
+      <w:r>
+        <w:t xml:space="preserve">        set_widgets(rgb_names, (r, g, b))</w:t>
+      </w:r>
+    </w:p>
+    <w:p>
+      <w:pPr>
+        <w:pStyle w:val="CodeBlock"/>
+      </w:pPr>
+      <w:r>
+        <w:t xml:space="preserve">        set_widgets(cmyk_names, (c, m, y, k))</w:t>
+      </w:r>
+    </w:p>
+    <w:p>
+      <w:pPr>
+        <w:pStyle w:val="CodeBlock"/>
+      </w:pPr>
+      <w:r>
+        <w:t xml:space="preserve">        set_widgets(hsv_names, (h, s, v))</w:t>
+      </w:r>
+    </w:p>
+    <w:p>
+      <w:pPr>
+        <w:pStyle w:val="CodeBlock"/>
+        <w:rPr>
+          <w:lang w:val="ru-RU"/>
+        </w:rPr>
+      </w:pPr>
+      <w:r>
+        <w:t xml:space="preserve">    else</w:t>
+      </w:r>
+      <w:r>
+        <w:rPr>
+          <w:lang w:val="ru-RU"/>
+        </w:rPr>
+        <w:t>:</w:t>
+      </w:r>
+    </w:p>
+    <w:p>
+      <w:pPr>
+        <w:pStyle w:val="CodeBlock"/>
+        <w:rPr>
+          <w:lang w:val="ru-RU"/>
+        </w:rPr>
+      </w:pPr>
+      <w:r>
+        <w:rPr>
+          <w:lang w:val="ru-RU"/>
+        </w:rPr>
+        <w:t xml:space="preserve">        # модель-источник пишем её же значениями, а не пересчитанными через </w:t>
+      </w:r>
+      <w:r>
+        <w:t>rgb</w:t>
+      </w:r>
+      <w:r>
+        <w:rPr>
+          <w:lang w:val="ru-RU"/>
+        </w:rPr>
+        <w:t>,</w:t>
+      </w:r>
+    </w:p>
+    <w:p>
+      <w:pPr>
+        <w:pStyle w:val="CodeBlock"/>
+        <w:rPr>
+          <w:lang w:val="ru-RU"/>
+        </w:rPr>
+      </w:pPr>
+      <w:r>
+        <w:rPr>
+          <w:lang w:val="ru-RU"/>
+        </w:rPr>
+        <w:t xml:space="preserve">        # иначе из-за округления её ползунки дрожат при перетаскивании</w:t>
+      </w:r>
+    </w:p>
+    <w:p>
+      <w:pPr>
+        <w:pStyle w:val="CodeBlock"/>
+      </w:pPr>
+      <w:r>
+        <w:rPr>
+          <w:lang w:val="ru-RU"/>
+        </w:rPr>
+        <w:t xml:space="preserve">        </w:t>
+      </w:r>
+      <w:r>
+        <w:t>if source_names != rgb_names:</w:t>
+      </w:r>
+    </w:p>
+    <w:p>
+      <w:pPr>
+        <w:pStyle w:val="CodeBlock"/>
+      </w:pPr>
+      <w:r>
+        <w:t xml:space="preserve">            set_widgets(rgb_names, (r, g, b))</w:t>
+      </w:r>
+    </w:p>
+    <w:p>
+      <w:pPr>
+        <w:pStyle w:val="CodeBlock"/>
+      </w:pPr>
+      <w:r>
+        <w:t xml:space="preserve">        if source_names != cmyk_names:</w:t>
+      </w:r>
+    </w:p>
+    <w:p>
+      <w:pPr>
+        <w:pStyle w:val="CodeBlock"/>
+      </w:pPr>
+      <w:r>
+        <w:t xml:space="preserve">            set_widgets(cmyk_names, (c, m, y, k))</w:t>
+      </w:r>
+    </w:p>
+    <w:p>
+      <w:pPr>
+        <w:pStyle w:val="CodeBlock"/>
+      </w:pPr>
+      <w:r>
+        <w:t xml:space="preserve">        if source_names != hsv_names:</w:t>
+      </w:r>
+    </w:p>
+    <w:p>
+      <w:pPr>
+        <w:pStyle w:val="CodeBlock"/>
+      </w:pPr>
+      <w:r>
+        <w:t xml:space="preserve">            set_widgets(hsv_names, (h, s, v))</w:t>
+      </w:r>
+    </w:p>
+    <w:p>
+      <w:pPr>
+        <w:pStyle w:val="CodeBlock"/>
+      </w:pPr>
+      <w:r>
+        <w:t xml:space="preserve">        set_widgets(source_names, source_values)</w:t>
+      </w:r>
+    </w:p>
+    <w:p>
+      <w:pPr>
+        <w:pStyle w:val="CodeBlock"/>
+        <w:rPr>
+          <w:lang w:val="ru-RU"/>
+        </w:rPr>
+      </w:pPr>
+      <w:r>
+        <w:t xml:space="preserve">    updating</w:t>
+      </w:r>
+      <w:r>
+        <w:rPr>
+          <w:lang w:val="ru-RU"/>
+        </w:rPr>
+        <w:t xml:space="preserve"> = </w:t>
+      </w:r>
+      <w:r>
+        <w:t>False</w:t>
+      </w:r>
+    </w:p>
+    <w:p>
+      <w:pPr>
+        <w:pStyle w:val="CodeBlock"/>
+        <w:rPr>
+          <w:lang w:val="ru-RU"/>
+        </w:rPr>
+      </w:pPr>
+      <w:r>
+        <w:rPr>
+          <w:lang w:val="ru-RU"/>
+        </w:rPr>
+        <w:t xml:space="preserve"> </w:t>
+      </w:r>
+    </w:p>
+    <w:p>
+      <w:pPr>
+        <w:pStyle w:val="CodeBlock"/>
+        <w:rPr>
+          <w:lang w:val="ru-RU"/>
+        </w:rPr>
+      </w:pPr>
+      <w:r>
+        <w:rPr>
+          <w:lang w:val="ru-RU"/>
+        </w:rPr>
+        <w:t xml:space="preserve">    # обновляем цветной прямоугольник и подпись с </w:t>
+      </w:r>
+      <w:r>
+        <w:t>hex</w:t>
+      </w:r>
+      <w:r>
+        <w:rPr>
+          <w:lang w:val="ru-RU"/>
+        </w:rPr>
+        <w:t>-кодом</w:t>
+      </w:r>
+    </w:p>
+    <w:p>
+      <w:pPr>
+        <w:pStyle w:val="CodeBlock"/>
+      </w:pPr>
+      <w:r>
+        <w:rPr>
+          <w:lang w:val="ru-RU"/>
+        </w:rPr>
+        <w:t xml:space="preserve">    </w:t>
+      </w:r>
+      <w:r>
+        <w:t>color = rgb_to_hex(r, g, b)</w:t>
+      </w:r>
+    </w:p>
+    <w:p>
+      <w:pPr>
+        <w:pStyle w:val="CodeBlock"/>
+      </w:pPr>
+      <w:r>
+        <w:t xml:space="preserve">    preview.configure(bg=color)</w:t>
+      </w:r>
+    </w:p>
+    <w:p>
+      <w:pPr>
+        <w:pStyle w:val="CodeBlock"/>
+      </w:pPr>
+      <w:r>
+        <w:t xml:space="preserve">    hex_label.configure(text=color)</w:t>
+      </w:r>
+    </w:p>
+    <w:p>
+      <w:pPr>
+        <w:spacing w:after="80"/>
+      </w:pPr>
+    </w:p>
+    <w:p>
+      <w:pPr>
+        <w:pStyle w:val="CodeBlock"/>
+        <w:rPr>
+          <w:lang w:val="ru-RU"/>
+        </w:rPr>
+      </w:pPr>
+      <w:r>
+        <w:rPr>
+          <w:lang w:val="ru-RU"/>
+        </w:rPr>
+        <w:t># изменение пришло от ползунка</w:t>
+      </w:r>
+    </w:p>
+    <w:p>
+      <w:pPr>
+        <w:pStyle w:val="CodeBlock"/>
+        <w:rPr>
+          <w:lang w:val="ru-RU"/>
+        </w:rPr>
+      </w:pPr>
+      <w:r>
+        <w:t>def</w:t>
+      </w:r>
+      <w:r>
+        <w:rPr>
+          <w:lang w:val="ru-RU"/>
+        </w:rPr>
+        <w:t xml:space="preserve"> </w:t>
+      </w:r>
+      <w:r>
+        <w:t>on</w:t>
+      </w:r>
+      <w:r>
+        <w:rPr>
+          <w:lang w:val="ru-RU"/>
+        </w:rPr>
+        <w:t>_</w:t>
+      </w:r>
+      <w:r>
+        <w:t>scale</w:t>
+      </w:r>
+      <w:r>
+        <w:rPr>
+          <w:lang w:val="ru-RU"/>
+        </w:rPr>
+        <w:t>_</w:t>
+      </w:r>
+      <w:r>
+        <w:t>move</w:t>
+      </w:r>
+      <w:r>
+        <w:rPr>
+          <w:lang w:val="ru-RU"/>
+        </w:rPr>
         <w:t>(</w:t>
       </w:r>
-      <w:proofErr w:type="gramEnd"/>
-      <w:r>
-        <w:t>names, values):</w:t>
+      <w:r>
+        <w:t>name</w:t>
+      </w:r>
+      <w:r>
+        <w:rPr>
+          <w:lang w:val="ru-RU"/>
+        </w:rPr>
+        <w:t>):</w:t>
       </w:r>
     </w:p>
     <w:p>
       <w:pPr>
         <w:pStyle w:val="CodeBlock"/>
         <w:rPr>
-          <w:rFonts w:hint="eastAsia"/>
-        </w:rPr>
-      </w:pPr>
-      <w:r>
-        <w:t xml:space="preserve">    for name, value in zip(names, values):</w:t>
+          <w:lang w:val="ru-RU"/>
+        </w:rPr>
+      </w:pPr>
+      <w:r>
+        <w:rPr>
+          <w:lang w:val="ru-RU"/>
+        </w:rPr>
+        <w:t xml:space="preserve">    </w:t>
+      </w:r>
+      <w:r>
+        <w:t>if</w:t>
+      </w:r>
+      <w:r>
+        <w:rPr>
+          <w:lang w:val="ru-RU"/>
+        </w:rPr>
+        <w:t xml:space="preserve"> </w:t>
+      </w:r>
+      <w:r>
+        <w:t>updating</w:t>
+      </w:r>
+      <w:r>
+        <w:rPr>
+          <w:lang w:val="ru-RU"/>
+        </w:rPr>
+        <w:t>:</w:t>
       </w:r>
     </w:p>
     <w:p>
       <w:pPr>
         <w:pStyle w:val="CodeBlock"/>
         <w:rPr>
-          <w:rFonts w:hint="eastAsia"/>
-        </w:rPr>
-      </w:pPr>
-      <w:r>
-        <w:t xml:space="preserve">        scales[name].set(value)</w:t>
+          <w:lang w:val="ru-RU"/>
+        </w:rPr>
+      </w:pPr>
+      <w:r>
+        <w:rPr>
+          <w:lang w:val="ru-RU"/>
+        </w:rPr>
+        <w:t xml:space="preserve">        </w:t>
+      </w:r>
+      <w:r>
+        <w:t>return</w:t>
       </w:r>
     </w:p>
     <w:p>
       <w:pPr>
         <w:pStyle w:val="CodeBlock"/>
         <w:rPr>
-          <w:rFonts w:hint="eastAsia"/>
-        </w:rPr>
-      </w:pPr>
-      <w:r>
-        <w:t xml:space="preserve">        entries[name].delete(0, "end")</w:t>
+          <w:lang w:val="ru-RU"/>
+        </w:rPr>
+      </w:pPr>
+      <w:r>
+        <w:rPr>
+          <w:lang w:val="ru-RU"/>
+        </w:rPr>
+        <w:t xml:space="preserve">    # </w:t>
+      </w:r>
+      <w:r>
+        <w:t>tk</w:t>
+      </w:r>
+      <w:r>
+        <w:rPr>
+          <w:lang w:val="ru-RU"/>
+        </w:rPr>
+        <w:t xml:space="preserve"> иногда сама дёргает команду ползунка без изменения значения,</w:t>
       </w:r>
     </w:p>
     <w:p>
       <w:pPr>
         <w:pStyle w:val="CodeBlock"/>
         <w:rPr>
-          <w:rFonts w:hint="eastAsia"/>
-        </w:rPr>
-      </w:pPr>
-      <w:r>
-        <w:t xml:space="preserve">        entries[name].insert(0, str(value))</w:t>
+          <w:lang w:val="ru-RU"/>
+        </w:rPr>
+      </w:pPr>
+      <w:r>
+        <w:rPr>
+          <w:lang w:val="ru-RU"/>
+        </w:rPr>
+        <w:t xml:space="preserve">    # тогда пересчитывать нечего, иначе цвет уползает из-за округления</w:t>
       </w:r>
     </w:p>
     <w:p>
       <w:pPr>
         <w:pStyle w:val="CodeBlock"/>
-        <w:rPr>
-          <w:rFonts w:hint="eastAsia"/>
-          <w:lang w:val="ru-RU"/>
-        </w:rPr>
-      </w:pPr>
-      <w:r>
-        <w:t xml:space="preserve">        </w:t>
-      </w:r>
-      <w:r>
-        <w:rPr>
-          <w:lang w:val="ru-RU"/>
-        </w:rPr>
-        <w:t># запоминаем, что записали сами, чтобы отличить это от правки пользователя</w:t>
+      </w:pPr>
+      <w:r>
+        <w:rPr>
+          <w:lang w:val="ru-RU"/>
+        </w:rPr>
+        <w:t xml:space="preserve">    </w:t>
+      </w:r>
+      <w:r>
+        <w:t>if int(round(scales[name].get())) == scale_value.get(name):</w:t>
       </w:r>
     </w:p>
     <w:p>
       <w:pPr>
         <w:pStyle w:val="CodeBlock"/>
-        <w:rPr>
-          <w:rFonts w:hint="eastAsia"/>
-        </w:rPr>
-      </w:pPr>
-      <w:r>
-        <w:rPr>
-          <w:lang w:val="ru-RU"/>
-        </w:rPr>
-        <w:t xml:space="preserve">        </w:t>
-      </w:r>
-      <w:proofErr w:type="spellStart"/>
-      <w:r>
-        <w:t>scale_value</w:t>
-      </w:r>
-      <w:proofErr w:type="spellEnd"/>
-      <w:r>
-        <w:t>[name] = value</w:t>
+      </w:pPr>
+      <w:r>
+        <w:t xml:space="preserve">        return</w:t>
       </w:r>
     </w:p>
     <w:p>
       <w:pPr>
         <w:pStyle w:val="CodeBlock"/>
-        <w:rPr>
-          <w:rFonts w:hint="eastAsia"/>
-        </w:rPr>
-      </w:pPr>
-      <w:r>
-        <w:t xml:space="preserve">        entry_text[name] = str(value)</w:t>
+      </w:pPr>
+      <w:r>
+        <w:t xml:space="preserve">    apply_from(name, True)</w:t>
       </w:r>
     </w:p>
     <w:p>
       <w:pPr>
         <w:pStyle w:val="CodeBlock"/>
-        <w:rPr>
-          <w:rFonts w:hint="eastAsia"/>
-        </w:rPr>
-      </w:pPr>
-      <w:r>
-        <w:t xml:space="preserve"> </w:t>
-      </w:r>
-    </w:p>
-    <w:p>
-      <w:pPr>
-        <w:pStyle w:val="CodeBlock"/>
-        <w:rPr>
-          <w:rFonts w:hint="eastAsia"/>
-        </w:rPr>
-      </w:pPr>
-      <w:r>
-        <w:t xml:space="preserve"> </w:t>
-      </w:r>
-    </w:p>
-    <w:p>
-      <w:pPr>
-        <w:pStyle w:val="CodeBlock"/>
-        <w:rPr>
-          <w:rFonts w:hint="eastAsia"/>
-          <w:lang w:val="ru-RU"/>
-        </w:rPr>
-      </w:pPr>
-      <w:r>
-        <w:rPr>
-          <w:lang w:val="ru-RU"/>
-        </w:rPr>
-        <w:t xml:space="preserve"># показываем цвет по </w:t>
-      </w:r>
-      <w:proofErr w:type="spellStart"/>
-      <w:r>
-        <w:t>rgb</w:t>
-      </w:r>
-      <w:proofErr w:type="spellEnd"/>
-      <w:r>
-        <w:rPr>
-          <w:lang w:val="ru-RU"/>
-        </w:rPr>
-        <w:t xml:space="preserve">: считаем две другие модели, превью и </w:t>
-      </w:r>
-      <w:r>
-        <w:t>hex</w:t>
-      </w:r>
-      <w:r>
-        <w:rPr>
-          <w:lang w:val="ru-RU"/>
-        </w:rPr>
-        <w:t>-код</w:t>
-      </w:r>
-    </w:p>
-    <w:p>
-      <w:pPr>
-        <w:pStyle w:val="CodeBlock"/>
-        <w:rPr>
-          <w:rFonts w:hint="eastAsia"/>
-          <w:lang w:val="ru-RU"/>
-        </w:rPr>
-      </w:pPr>
-      <w:r>
-        <w:rPr>
-          <w:lang w:val="ru-RU"/>
-        </w:rPr>
-        <w:t xml:space="preserve"># </w:t>
-      </w:r>
-      <w:r>
-        <w:t>source</w:t>
-      </w:r>
-      <w:r>
-        <w:rPr>
-          <w:lang w:val="ru-RU"/>
-        </w:rPr>
-        <w:t>_</w:t>
-      </w:r>
-      <w:r>
-        <w:t>names</w:t>
-      </w:r>
-      <w:r>
-        <w:rPr>
-          <w:lang w:val="ru-RU"/>
-        </w:rPr>
-        <w:t xml:space="preserve"> и </w:t>
-      </w:r>
-      <w:r>
-        <w:t>source</w:t>
-      </w:r>
-      <w:r>
-        <w:rPr>
-          <w:lang w:val="ru-RU"/>
-        </w:rPr>
-        <w:t>_</w:t>
-      </w:r>
-      <w:r>
-        <w:t>values</w:t>
-      </w:r>
-      <w:r>
-        <w:rPr>
-          <w:lang w:val="ru-RU"/>
-        </w:rPr>
-        <w:t xml:space="preserve"> - модель, из которой пришло изменение</w:t>
-      </w:r>
-    </w:p>
-    <w:p>
-      <w:pPr>
-        <w:pStyle w:val="CodeBlock"/>
-        <w:rPr>
-          <w:rFonts w:hint="eastAsia"/>
-        </w:rPr>
-      </w:pPr>
-      <w:r>
-        <w:t xml:space="preserve">def </w:t>
-      </w:r>
-      <w:proofErr w:type="spellStart"/>
-      <w:r>
-        <w:t>show_</w:t>
-      </w:r>
-      <w:proofErr w:type="gramStart"/>
-      <w:r>
-        <w:t>rgb</w:t>
-      </w:r>
-      <w:proofErr w:type="spellEnd"/>
-      <w:r>
-        <w:t>(</w:t>
-      </w:r>
-      <w:proofErr w:type="gramEnd"/>
-      <w:r>
-        <w:t xml:space="preserve">r, g, b, </w:t>
-      </w:r>
-      <w:proofErr w:type="spellStart"/>
-      <w:r>
-        <w:t>source_names</w:t>
-      </w:r>
-      <w:proofErr w:type="spellEnd"/>
-      <w:r>
-        <w:t>=None, source_values=None):</w:t>
-      </w:r>
-    </w:p>
-    <w:p>
-      <w:pPr>
-        <w:pStyle w:val="CodeBlock"/>
-        <w:rPr>
-          <w:rFonts w:hint="eastAsia"/>
-        </w:rPr>
-      </w:pPr>
-      <w:r>
-        <w:t xml:space="preserve">    global updating</w:t>
-      </w:r>
-    </w:p>
-    <w:p>
-      <w:pPr>
-        <w:pStyle w:val="CodeBlock"/>
-        <w:rPr>
-          <w:rFonts w:hint="eastAsia"/>
-        </w:rPr>
-      </w:pPr>
-      <w:r>
-        <w:t xml:space="preserve">    r = clamp(int(round(r)), 0, 255)</w:t>
-      </w:r>
-    </w:p>
-    <w:p>
-      <w:pPr>
-        <w:pStyle w:val="CodeBlock"/>
-        <w:rPr>
-          <w:rFonts w:hint="eastAsia"/>
-        </w:rPr>
-      </w:pPr>
-      <w:r>
-        <w:t xml:space="preserve">    g = clamp(int(round(g)), 0, 255)</w:t>
-      </w:r>
-    </w:p>
-    <w:p>
-      <w:pPr>
-        <w:pStyle w:val="CodeBlock"/>
-        <w:rPr>
-          <w:rFonts w:hint="eastAsia"/>
-        </w:rPr>
-      </w:pPr>
-      <w:r>
-        <w:t xml:space="preserve">    b = clamp(int(round(b)), 0, 255)</w:t>
-      </w:r>
-    </w:p>
-    <w:p>
-      <w:pPr>
-        <w:pStyle w:val="CodeBlock"/>
-        <w:rPr>
-          <w:rFonts w:hint="eastAsia"/>
-        </w:rPr>
-      </w:pPr>
-      <w:r>
-        <w:t xml:space="preserve"> </w:t>
-      </w:r>
-    </w:p>
-    <w:p>
-      <w:pPr>
-        <w:pStyle w:val="CodeBlock"/>
-        <w:rPr>
-          <w:rFonts w:hint="eastAsia"/>
-          <w:lang w:val="ru-RU"/>
-        </w:rPr>
-      </w:pPr>
-      <w:r>
-        <w:t xml:space="preserve">    </w:t>
-      </w:r>
-      <w:r>
-        <w:rPr>
-          <w:lang w:val="ru-RU"/>
-        </w:rPr>
-        <w:t xml:space="preserve"># переводим </w:t>
-      </w:r>
-      <w:proofErr w:type="spellStart"/>
-      <w:r>
-        <w:t>rgb</w:t>
-      </w:r>
-      <w:proofErr w:type="spellEnd"/>
-      <w:r>
-        <w:rPr>
-          <w:lang w:val="ru-RU"/>
-        </w:rPr>
-        <w:t xml:space="preserve"> в </w:t>
-      </w:r>
-      <w:proofErr w:type="spellStart"/>
-      <w:r>
-        <w:t>cmyk</w:t>
-      </w:r>
-      <w:proofErr w:type="spellEnd"/>
-      <w:r>
-        <w:rPr>
-          <w:lang w:val="ru-RU"/>
-        </w:rPr>
-        <w:t xml:space="preserve"> и </w:t>
-      </w:r>
-      <w:proofErr w:type="spellStart"/>
-      <w:r>
-        <w:t>hsv</w:t>
-      </w:r>
-      <w:proofErr w:type="spellEnd"/>
-    </w:p>
-    <w:p>
-      <w:pPr>
-        <w:pStyle w:val="CodeBlock"/>
-        <w:rPr>
-          <w:rFonts w:hint="eastAsia"/>
-        </w:rPr>
-      </w:pPr>
-      <w:r>
-        <w:rPr>
-          <w:lang w:val="ru-RU"/>
-        </w:rPr>
-        <w:t xml:space="preserve">    </w:t>
-      </w:r>
-      <w:r>
-        <w:t>c, m, y, k = rgb_to_</w:t>
-      </w:r>
-      <w:proofErr w:type="gramStart"/>
-      <w:r>
-        <w:t>cmyk(</w:t>
-      </w:r>
-      <w:proofErr w:type="gramEnd"/>
-      <w:r>
-        <w:t>r, g, b)</w:t>
-      </w:r>
-    </w:p>
-    <w:p>
-      <w:pPr>
-        <w:pStyle w:val="CodeBlock"/>
-        <w:rPr>
-          <w:rFonts w:hint="eastAsia"/>
-        </w:rPr>
-      </w:pPr>
-      <w:r>
-        <w:t xml:space="preserve">    h, s, v = rgb_to_hsv(r, g, b)</w:t>
-      </w:r>
-    </w:p>
-    <w:p>
-      <w:pPr>
-        <w:pStyle w:val="CodeBlock"/>
-        <w:rPr>
-          <w:rFonts w:hint="eastAsia"/>
-        </w:rPr>
-      </w:pPr>
-      <w:r>
-        <w:t xml:space="preserve"> </w:t>
-      </w:r>
-    </w:p>
-    <w:p>
-      <w:pPr>
-        <w:pStyle w:val="CodeBlock"/>
-        <w:rPr>
-          <w:rFonts w:hint="eastAsia"/>
-          <w:lang w:val="ru-RU"/>
-        </w:rPr>
-      </w:pPr>
-      <w:r>
-        <w:t xml:space="preserve">    </w:t>
-      </w:r>
-      <w:r>
-        <w:rPr>
-          <w:lang w:val="ru-RU"/>
-        </w:rPr>
-        <w:t># включаем блокировку, чтобы виджеты не вызвали пересчёт по кругу</w:t>
-      </w:r>
-    </w:p>
-    <w:p>
-      <w:pPr>
-        <w:pStyle w:val="CodeBlock"/>
-        <w:rPr>
-          <w:rFonts w:hint="eastAsia"/>
-        </w:rPr>
-      </w:pPr>
-      <w:r>
-        <w:rPr>
-          <w:lang w:val="ru-RU"/>
-        </w:rPr>
-        <w:t xml:space="preserve">    </w:t>
-      </w:r>
-      <w:r>
-        <w:t>updating = True</w:t>
-      </w:r>
-    </w:p>
-    <w:p>
-      <w:pPr>
-        <w:pStyle w:val="CodeBlock"/>
-        <w:rPr>
-          <w:rFonts w:hint="eastAsia"/>
-        </w:rPr>
-      </w:pPr>
-      <w:r>
-        <w:t xml:space="preserve">    if source_names is None:</w:t>
-      </w:r>
-    </w:p>
-    <w:p>
-      <w:pPr>
-        <w:pStyle w:val="CodeBlock"/>
-        <w:rPr>
-          <w:rFonts w:hint="eastAsia"/>
-        </w:rPr>
-      </w:pPr>
-      <w:r>
-        <w:t xml:space="preserve">        set_widgets(rgb_names, (r, g, b))</w:t>
-      </w:r>
-    </w:p>
-    <w:p>
-      <w:pPr>
-        <w:pStyle w:val="CodeBlock"/>
-        <w:rPr>
-          <w:rFonts w:hint="eastAsia"/>
-        </w:rPr>
-      </w:pPr>
-      <w:r>
-        <w:t xml:space="preserve">        set_widgets(cmyk_names, (c, m, y, k))</w:t>
-      </w:r>
-    </w:p>
-    <w:p>
-      <w:pPr>
-        <w:pStyle w:val="CodeBlock"/>
-        <w:rPr>
-          <w:rFonts w:hint="eastAsia"/>
-        </w:rPr>
-      </w:pPr>
-      <w:r>
-        <w:t xml:space="preserve">        set_widgets(hsv_names, (h, s, v))</w:t>
-      </w:r>
-    </w:p>
-    <w:p>
-      <w:pPr>
-        <w:pStyle w:val="CodeBlock"/>
-        <w:rPr>
-          <w:rFonts w:hint="eastAsia"/>
-          <w:lang w:val="ru-RU"/>
-        </w:rPr>
-      </w:pPr>
-      <w:r>
-        <w:t xml:space="preserve">    else</w:t>
-      </w:r>
-      <w:r>
-        <w:rPr>
-          <w:lang w:val="ru-RU"/>
-        </w:rPr>
-        <w:t>:</w:t>
-      </w:r>
-    </w:p>
-    <w:p>
-      <w:pPr>
-        <w:pStyle w:val="CodeBlock"/>
-        <w:rPr>
-          <w:rFonts w:hint="eastAsia"/>
-          <w:lang w:val="ru-RU"/>
-        </w:rPr>
-      </w:pPr>
-      <w:r>
-        <w:rPr>
-          <w:lang w:val="ru-RU"/>
-        </w:rPr>
-        <w:t xml:space="preserve">        # модель-источник пишем её же значениями, а не пересчитанными через </w:t>
-      </w:r>
-      <w:proofErr w:type="spellStart"/>
-      <w:r>
-        <w:t>rgb</w:t>
-      </w:r>
-      <w:proofErr w:type="spellEnd"/>
-      <w:r>
-        <w:rPr>
-          <w:lang w:val="ru-RU"/>
-        </w:rPr>
-        <w:t>,</w:t>
-      </w:r>
-    </w:p>
-    <w:p>
-      <w:pPr>
-        <w:pStyle w:val="CodeBlock"/>
-        <w:rPr>
-          <w:rFonts w:hint="eastAsia"/>
-          <w:lang w:val="ru-RU"/>
-        </w:rPr>
-      </w:pPr>
-      <w:r>
-        <w:rPr>
-          <w:lang w:val="ru-RU"/>
-        </w:rPr>
-        <w:t xml:space="preserve">        # иначе из-за округления её ползунки дрожат при перетаскивании</w:t>
-      </w:r>
-    </w:p>
-    <w:p>
-      <w:pPr>
-        <w:pStyle w:val="CodeBlock"/>
-        <w:rPr>
-          <w:rFonts w:hint="eastAsia"/>
-        </w:rPr>
-      </w:pPr>
-      <w:r>
-        <w:rPr>
-          <w:lang w:val="ru-RU"/>
-        </w:rPr>
-        <w:t xml:space="preserve">        </w:t>
-      </w:r>
-      <w:r>
-        <w:t xml:space="preserve">if </w:t>
-      </w:r>
-      <w:proofErr w:type="spellStart"/>
-      <w:r>
-        <w:t>source_</w:t>
-      </w:r>
-      <w:proofErr w:type="gramStart"/>
-      <w:r>
-        <w:t>names</w:t>
-      </w:r>
-      <w:proofErr w:type="spellEnd"/>
-      <w:r>
-        <w:t xml:space="preserve"> !</w:t>
-      </w:r>
-      <w:proofErr w:type="gramEnd"/>
-      <w:r>
-        <w:t>= rgb_names:</w:t>
-      </w:r>
-    </w:p>
-    <w:p>
-      <w:pPr>
-        <w:pStyle w:val="CodeBlock"/>
-        <w:rPr>
-          <w:rFonts w:hint="eastAsia"/>
-        </w:rPr>
-      </w:pPr>
-      <w:r>
-        <w:t xml:space="preserve">            set_widgets(rgb_names, (r, g, b))</w:t>
-      </w:r>
-    </w:p>
-    <w:p>
-      <w:pPr>
-        <w:pStyle w:val="CodeBlock"/>
-        <w:rPr>
-          <w:rFonts w:hint="eastAsia"/>
-        </w:rPr>
-      </w:pPr>
-      <w:r>
-        <w:t xml:space="preserve">        if source_names != cmyk_names:</w:t>
-      </w:r>
-    </w:p>
-    <w:p>
-      <w:pPr>
-        <w:pStyle w:val="CodeBlock"/>
-        <w:rPr>
-          <w:rFonts w:hint="eastAsia"/>
-        </w:rPr>
-      </w:pPr>
-      <w:r>
-        <w:t xml:space="preserve">            set_widgets(cmyk_names, (c, m, y, k))</w:t>
-      </w:r>
-    </w:p>
-    <w:p>
-      <w:pPr>
-        <w:pStyle w:val="CodeBlock"/>
-        <w:rPr>
-          <w:rFonts w:hint="eastAsia"/>
-        </w:rPr>
-      </w:pPr>
-      <w:r>
-        <w:t xml:space="preserve">        if source_names != hsv_names:</w:t>
-      </w:r>
-    </w:p>
-    <w:p>
-      <w:pPr>
-        <w:pStyle w:val="CodeBlock"/>
-        <w:rPr>
-          <w:rFonts w:hint="eastAsia"/>
-        </w:rPr>
-      </w:pPr>
-      <w:r>
-        <w:t xml:space="preserve">            set_widgets(hsv_names, (h, s, v))</w:t>
-      </w:r>
-    </w:p>
-    <w:p>
-      <w:pPr>
-        <w:pStyle w:val="CodeBlock"/>
-        <w:rPr>
-          <w:rFonts w:hint="eastAsia"/>
-        </w:rPr>
-      </w:pPr>
-      <w:r>
-        <w:t xml:space="preserve">        set_widgets(source_names, source_values)</w:t>
-      </w:r>
-    </w:p>
-    <w:p>
-      <w:pPr>
-        <w:pStyle w:val="CodeBlock"/>
-        <w:rPr>
-          <w:rFonts w:hint="eastAsia"/>
-          <w:lang w:val="ru-RU"/>
-        </w:rPr>
-      </w:pPr>
-      <w:r>
-        <w:t xml:space="preserve">    updating</w:t>
-      </w:r>
-      <w:r>
-        <w:rPr>
-          <w:lang w:val="ru-RU"/>
-        </w:rPr>
-        <w:t xml:space="preserve"> = </w:t>
-      </w:r>
-      <w:r>
-        <w:t>False</w:t>
-      </w:r>
-    </w:p>
-    <w:p>
-      <w:pPr>
-        <w:pStyle w:val="CodeBlock"/>
-        <w:rPr>
-          <w:rFonts w:hint="eastAsia"/>
-          <w:lang w:val="ru-RU"/>
-        </w:rPr>
-      </w:pPr>
-      <w:r>
-        <w:rPr>
-          <w:lang w:val="ru-RU"/>
-        </w:rPr>
-        <w:t xml:space="preserve"> </w:t>
-      </w:r>
-    </w:p>
-    <w:p>
-      <w:pPr>
-        <w:pStyle w:val="CodeBlock"/>
-        <w:rPr>
-          <w:rFonts w:hint="eastAsia"/>
-          <w:lang w:val="ru-RU"/>
-        </w:rPr>
-      </w:pPr>
-      <w:r>
-        <w:rPr>
-          <w:lang w:val="ru-RU"/>
-        </w:rPr>
-        <w:t xml:space="preserve">    # обновляем цветной прямоугольник и подпись с </w:t>
-      </w:r>
-      <w:r>
-        <w:t>hex</w:t>
-      </w:r>
-      <w:r>
-        <w:rPr>
-          <w:lang w:val="ru-RU"/>
-        </w:rPr>
-        <w:t>-кодом</w:t>
-      </w:r>
-    </w:p>
-    <w:p>
-      <w:pPr>
-        <w:pStyle w:val="CodeBlock"/>
-        <w:rPr>
-          <w:rFonts w:hint="eastAsia"/>
-        </w:rPr>
-      </w:pPr>
-      <w:r>
-        <w:rPr>
-          <w:lang w:val="ru-RU"/>
-        </w:rPr>
-        <w:t xml:space="preserve">    </w:t>
-      </w:r>
-      <w:r>
-        <w:t xml:space="preserve">color = </w:t>
-      </w:r>
-      <w:proofErr w:type="spellStart"/>
-      <w:r>
-        <w:t>rgb_to_</w:t>
-      </w:r>
-      <w:proofErr w:type="gramStart"/>
-      <w:r>
-        <w:t>hex</w:t>
-      </w:r>
-      <w:proofErr w:type="spellEnd"/>
-      <w:r>
-        <w:t>(</w:t>
-      </w:r>
-      <w:proofErr w:type="gramEnd"/>
-      <w:r>
-        <w:t>r, g, b)</w:t>
-      </w:r>
-    </w:p>
-    <w:p>
-      <w:pPr>
-        <w:pStyle w:val="CodeBlock"/>
-        <w:rPr>
-          <w:rFonts w:hint="eastAsia"/>
-        </w:rPr>
-      </w:pPr>
-      <w:r>
-        <w:t xml:space="preserve">    preview.configure(bg=color)</w:t>
-      </w:r>
-    </w:p>
-    <w:p>
-      <w:pPr>
-        <w:pStyle w:val="CodeBlock"/>
-        <w:rPr>
-          <w:rFonts w:hint="eastAsia"/>
-        </w:rPr>
-      </w:pPr>
-      <w:r>
-        <w:t xml:space="preserve">    hex_label.configure(text=color)</w:t>
-      </w:r>
-    </w:p>
-    <w:p>
-      <w:pPr>
-        <w:spacing w:after="80"/>
-      </w:pPr>
-    </w:p>
-    <w:p>
-      <w:pPr>
-        <w:pStyle w:val="CodeBlock"/>
-        <w:rPr>
-          <w:rFonts w:hint="eastAsia"/>
-          <w:lang w:val="ru-RU"/>
-        </w:rPr>
-      </w:pPr>
-      <w:r>
-        <w:rPr>
-          <w:lang w:val="ru-RU"/>
-        </w:rPr>
-        <w:t># изменение пришло от ползунка</w:t>
-      </w:r>
-    </w:p>
-    <w:p>
-      <w:pPr>
-        <w:pStyle w:val="CodeBlock"/>
-        <w:rPr>
-          <w:rFonts w:hint="eastAsia"/>
-          <w:lang w:val="ru-RU"/>
-        </w:rPr>
-      </w:pPr>
-      <w:r>
-        <w:t>def</w:t>
-      </w:r>
-      <w:r>
-        <w:rPr>
-          <w:lang w:val="ru-RU"/>
-        </w:rPr>
-        <w:t xml:space="preserve"> </w:t>
-      </w:r>
-      <w:r>
-        <w:t>on</w:t>
-      </w:r>
-      <w:r>
-        <w:rPr>
-          <w:lang w:val="ru-RU"/>
-        </w:rPr>
-        <w:t>_</w:t>
-      </w:r>
-      <w:r>
-        <w:t>scale</w:t>
-      </w:r>
-      <w:r>
-        <w:rPr>
-          <w:lang w:val="ru-RU"/>
-        </w:rPr>
-        <w:t>_</w:t>
-      </w:r>
-      <w:r>
-        <w:t>move</w:t>
-      </w:r>
-      <w:r>
-        <w:rPr>
-          <w:lang w:val="ru-RU"/>
-        </w:rPr>
-        <w:t>(</w:t>
-      </w:r>
-      <w:r>
-        <w:t>name</w:t>
-      </w:r>
-      <w:r>
-        <w:rPr>
-          <w:lang w:val="ru-RU"/>
-        </w:rPr>
-        <w:t>):</w:t>
-      </w:r>
-    </w:p>
-    <w:p>
-      <w:pPr>
-        <w:pStyle w:val="CodeBlock"/>
-        <w:rPr>
-          <w:rFonts w:hint="eastAsia"/>
-          <w:lang w:val="ru-RU"/>
-        </w:rPr>
-      </w:pPr>
-      <w:r>
-        <w:rPr>
-          <w:lang w:val="ru-RU"/>
-        </w:rPr>
-        <w:t xml:space="preserve">    </w:t>
-      </w:r>
-      <w:r>
-        <w:t>if</w:t>
-      </w:r>
-      <w:r>
-        <w:rPr>
-          <w:lang w:val="ru-RU"/>
-        </w:rPr>
-        <w:t xml:space="preserve"> </w:t>
-      </w:r>
-      <w:r>
-        <w:t>updating</w:t>
-      </w:r>
-      <w:r>
-        <w:rPr>
-          <w:lang w:val="ru-RU"/>
-        </w:rPr>
-        <w:t>:</w:t>
-      </w:r>
-    </w:p>
-    <w:p>
-      <w:pPr>
-        <w:pStyle w:val="CodeBlock"/>
-        <w:rPr>
-          <w:rFonts w:hint="eastAsia"/>
-          <w:lang w:val="ru-RU"/>
-        </w:rPr>
-      </w:pPr>
-      <w:r>
-        <w:rPr>
-          <w:lang w:val="ru-RU"/>
-        </w:rPr>
-        <w:t xml:space="preserve">        </w:t>
-      </w:r>
-      <w:r>
-        <w:t>return</w:t>
-      </w:r>
-    </w:p>
-    <w:p>
-      <w:pPr>
-        <w:pStyle w:val="CodeBlock"/>
-        <w:rPr>
-          <w:rFonts w:hint="eastAsia"/>
-          <w:lang w:val="ru-RU"/>
-        </w:rPr>
-      </w:pPr>
-      <w:r>
-        <w:rPr>
-          <w:lang w:val="ru-RU"/>
-        </w:rPr>
-        <w:t xml:space="preserve">    # </w:t>
-      </w:r>
-      <w:proofErr w:type="spellStart"/>
-      <w:r>
-        <w:t>tk</w:t>
-      </w:r>
-      <w:proofErr w:type="spellEnd"/>
-      <w:r>
-        <w:rPr>
-          <w:lang w:val="ru-RU"/>
-        </w:rPr>
-        <w:t xml:space="preserve"> иногда сама дёргает команду ползунка без изменения значения,</w:t>
-      </w:r>
-    </w:p>
-    <w:p>
-      <w:pPr>
-        <w:pStyle w:val="CodeBlock"/>
-        <w:rPr>
-          <w:rFonts w:hint="eastAsia"/>
-          <w:lang w:val="ru-RU"/>
-        </w:rPr>
-      </w:pPr>
-      <w:r>
-        <w:rPr>
-          <w:lang w:val="ru-RU"/>
-        </w:rPr>
-        <w:t xml:space="preserve">    # тогда пересчитывать нечего, иначе цвет уползает из-за округления</w:t>
-      </w:r>
-    </w:p>
-    <w:p>
-      <w:pPr>
-        <w:pStyle w:val="CodeBlock"/>
-        <w:rPr>
-          <w:rFonts w:hint="eastAsia"/>
-        </w:rPr>
-      </w:pPr>
-      <w:r>
-        <w:rPr>
-          <w:lang w:val="ru-RU"/>
-        </w:rPr>
-        <w:t xml:space="preserve">    </w:t>
-      </w:r>
-      <w:r>
-        <w:t>if int(round(scales[name</w:t>
-      </w:r>
-      <w:proofErr w:type="gramStart"/>
-      <w:r>
-        <w:t>].get</w:t>
-      </w:r>
-      <w:proofErr w:type="gramEnd"/>
-      <w:r>
-        <w:t xml:space="preserve">())) == </w:t>
-      </w:r>
-      <w:proofErr w:type="spellStart"/>
-      <w:r>
-        <w:t>scale_value.get</w:t>
-      </w:r>
-      <w:proofErr w:type="spellEnd"/>
-      <w:r>
-        <w:t>(name):</w:t>
-      </w:r>
-    </w:p>
-    <w:p>
-      <w:pPr>
-        <w:pStyle w:val="CodeBlock"/>
-        <w:rPr>
-          <w:rFonts w:hint="eastAsia"/>
-        </w:rPr>
-      </w:pPr>
-      <w:r>
-        <w:t xml:space="preserve">        return</w:t>
-      </w:r>
-    </w:p>
-    <w:p>
-      <w:pPr>
-        <w:pStyle w:val="CodeBlock"/>
-        <w:rPr>
-          <w:rFonts w:hint="eastAsia"/>
-        </w:rPr>
-      </w:pPr>
-      <w:r>
-        <w:t xml:space="preserve">    apply_from(name, True)</w:t>
-      </w:r>
-    </w:p>
-    <w:p>
-      <w:pPr>
-        <w:pStyle w:val="CodeBlock"/>
-        <w:rPr>
-          <w:rFonts w:hint="eastAsia"/>
-        </w:rPr>
       </w:pPr>
       <w:r>
         <w:lastRenderedPageBreak/>
@@ -11128,9 +9761,6 @@
     <w:p>
       <w:pPr>
         <w:pStyle w:val="CodeBlock"/>
-        <w:rPr>
-          <w:rFonts w:hint="eastAsia"/>
-        </w:rPr>
       </w:pPr>
       <w:r>
         <w:t xml:space="preserve"> </w:t>
@@ -11140,7 +9770,6 @@
       <w:pPr>
         <w:pStyle w:val="CodeBlock"/>
         <w:rPr>
-          <w:rFonts w:hint="eastAsia"/>
           <w:lang w:val="ru-RU"/>
         </w:rPr>
       </w:pPr>
@@ -11155,7 +9784,6 @@
       <w:pPr>
         <w:pStyle w:val="CodeBlock"/>
         <w:rPr>
-          <w:rFonts w:hint="eastAsia"/>
           <w:lang w:val="ru-RU"/>
         </w:rPr>
       </w:pPr>
@@ -11209,7 +9837,6 @@
       <w:pPr>
         <w:pStyle w:val="CodeBlock"/>
         <w:rPr>
-          <w:rFonts w:hint="eastAsia"/>
           <w:lang w:val="ru-RU"/>
         </w:rPr>
       </w:pPr>
@@ -11242,7 +9869,6 @@
       <w:pPr>
         <w:pStyle w:val="CodeBlock"/>
         <w:rPr>
-          <w:rFonts w:hint="eastAsia"/>
           <w:lang w:val="ru-RU"/>
         </w:rPr>
       </w:pPr>
@@ -11260,7 +9886,6 @@
       <w:pPr>
         <w:pStyle w:val="CodeBlock"/>
         <w:rPr>
-          <w:rFonts w:hint="eastAsia"/>
           <w:lang w:val="ru-RU"/>
         </w:rPr>
       </w:pPr>
@@ -11274,9 +9899,6 @@
     <w:p>
       <w:pPr>
         <w:pStyle w:val="CodeBlock"/>
-        <w:rPr>
-          <w:rFonts w:hint="eastAsia"/>
-        </w:rPr>
       </w:pPr>
       <w:r>
         <w:rPr>
@@ -11285,31 +9907,12 @@
         <w:t xml:space="preserve">    </w:t>
       </w:r>
       <w:r>
-        <w:t>if entries[name</w:t>
-      </w:r>
-      <w:proofErr w:type="gramStart"/>
-      <w:r>
-        <w:t>].get</w:t>
-      </w:r>
-      <w:proofErr w:type="gramEnd"/>
-      <w:r>
-        <w:t xml:space="preserve">() == </w:t>
-      </w:r>
-      <w:proofErr w:type="spellStart"/>
-      <w:r>
-        <w:t>entry_text.get</w:t>
-      </w:r>
-      <w:proofErr w:type="spellEnd"/>
-      <w:r>
-        <w:t>(name):</w:t>
+        <w:t>if entries[name].get() == entry_text.get(name):</w:t>
       </w:r>
     </w:p>
     <w:p>
       <w:pPr>
         <w:pStyle w:val="CodeBlock"/>
-        <w:rPr>
-          <w:rFonts w:hint="eastAsia"/>
-        </w:rPr>
       </w:pPr>
       <w:r>
         <w:t xml:space="preserve">        return</w:t>
@@ -11318,9 +9921,6 @@
     <w:p>
       <w:pPr>
         <w:pStyle w:val="CodeBlock"/>
-        <w:rPr>
-          <w:rFonts w:hint="eastAsia"/>
-        </w:rPr>
       </w:pPr>
       <w:r>
         <w:t xml:space="preserve">    apply_from(name, False)</w:t>
@@ -11329,9 +9929,6 @@
     <w:p>
       <w:pPr>
         <w:pStyle w:val="CodeBlock"/>
-        <w:rPr>
-          <w:rFonts w:hint="eastAsia"/>
-        </w:rPr>
       </w:pPr>
       <w:r>
         <w:t xml:space="preserve"> </w:t>
@@ -11340,9 +9937,6 @@
     <w:p>
       <w:pPr>
         <w:pStyle w:val="CodeBlock"/>
-        <w:rPr>
-          <w:rFonts w:hint="eastAsia"/>
-        </w:rPr>
       </w:pPr>
       <w:r>
         <w:t xml:space="preserve"> </w:t>
@@ -11352,7 +9946,6 @@
       <w:pPr>
         <w:pStyle w:val="CodeBlock"/>
         <w:rPr>
-          <w:rFonts w:hint="eastAsia"/>
           <w:lang w:val="ru-RU"/>
         </w:rPr>
       </w:pPr>
@@ -11362,53 +9955,21 @@
         </w:rPr>
         <w:t xml:space="preserve"># смотрим, из какой модели пришло изменение, и переводим её в </w:t>
       </w:r>
-      <w:proofErr w:type="spellStart"/>
       <w:r>
         <w:t>rgb</w:t>
       </w:r>
-      <w:proofErr w:type="spellEnd"/>
     </w:p>
     <w:p>
       <w:pPr>
         <w:pStyle w:val="CodeBlock"/>
-        <w:rPr>
-          <w:rFonts w:hint="eastAsia"/>
-        </w:rPr>
-      </w:pPr>
-      <w:r>
-        <w:t xml:space="preserve">def </w:t>
-      </w:r>
-      <w:proofErr w:type="spellStart"/>
-      <w:r>
-        <w:t>apply_</w:t>
-      </w:r>
-      <w:proofErr w:type="gramStart"/>
-      <w:r>
-        <w:t>from</w:t>
-      </w:r>
-      <w:proofErr w:type="spellEnd"/>
-      <w:r>
-        <w:t>(</w:t>
-      </w:r>
-      <w:proofErr w:type="gramEnd"/>
-      <w:r>
-        <w:t xml:space="preserve">name, </w:t>
-      </w:r>
-      <w:proofErr w:type="spellStart"/>
-      <w:r>
-        <w:t>from_scale</w:t>
-      </w:r>
-      <w:proofErr w:type="spellEnd"/>
-      <w:r>
-        <w:t>):</w:t>
+      </w:pPr>
+      <w:r>
+        <w:t>def apply_from(name, from_scale):</w:t>
       </w:r>
     </w:p>
     <w:p>
       <w:pPr>
         <w:pStyle w:val="CodeBlock"/>
-        <w:rPr>
-          <w:rFonts w:hint="eastAsia"/>
-        </w:rPr>
       </w:pPr>
       <w:r>
         <w:t xml:space="preserve">    if name in rgb_names:</w:t>
@@ -11417,9 +9978,6 @@
     <w:p>
       <w:pPr>
         <w:pStyle w:val="CodeBlock"/>
-        <w:rPr>
-          <w:rFonts w:hint="eastAsia"/>
-        </w:rPr>
       </w:pPr>
       <w:r>
         <w:t xml:space="preserve">        values = collect(rgb_names, from_scale)</w:t>
@@ -11428,9 +9986,6 @@
     <w:p>
       <w:pPr>
         <w:pStyle w:val="CodeBlock"/>
-        <w:rPr>
-          <w:rFonts w:hint="eastAsia"/>
-        </w:rPr>
       </w:pPr>
       <w:r>
         <w:t xml:space="preserve">        r, g, b = values</w:t>
@@ -11439,9 +9994,6 @@
     <w:p>
       <w:pPr>
         <w:pStyle w:val="CodeBlock"/>
-        <w:rPr>
-          <w:rFonts w:hint="eastAsia"/>
-        </w:rPr>
       </w:pPr>
       <w:r>
         <w:t xml:space="preserve">        show_rgb(r, g, b, rgb_names, values)</w:t>
@@ -11450,9 +10002,6 @@
     <w:p>
       <w:pPr>
         <w:pStyle w:val="CodeBlock"/>
-        <w:rPr>
-          <w:rFonts w:hint="eastAsia"/>
-        </w:rPr>
       </w:pPr>
       <w:r>
         <w:t xml:space="preserve">    elif name in cmyk_names:</w:t>
@@ -11461,9 +10010,6 @@
     <w:p>
       <w:pPr>
         <w:pStyle w:val="CodeBlock"/>
-        <w:rPr>
-          <w:rFonts w:hint="eastAsia"/>
-        </w:rPr>
       </w:pPr>
       <w:r>
         <w:t xml:space="preserve">        values = collect(cmyk_names, from_scale)</w:t>
@@ -11472,9 +10018,6 @@
     <w:p>
       <w:pPr>
         <w:pStyle w:val="CodeBlock"/>
-        <w:rPr>
-          <w:rFonts w:hint="eastAsia"/>
-        </w:rPr>
       </w:pPr>
       <w:r>
         <w:t xml:space="preserve">        c, m, y, k = values</w:t>
@@ -11483,9 +10026,6 @@
     <w:p>
       <w:pPr>
         <w:pStyle w:val="CodeBlock"/>
-        <w:rPr>
-          <w:rFonts w:hint="eastAsia"/>
-        </w:rPr>
       </w:pPr>
       <w:r>
         <w:t xml:space="preserve">        r, g, b = cmyk_to_rgb(c, m, y, k)</w:t>
@@ -11494,9 +10034,6 @@
     <w:p>
       <w:pPr>
         <w:pStyle w:val="CodeBlock"/>
-        <w:rPr>
-          <w:rFonts w:hint="eastAsia"/>
-        </w:rPr>
       </w:pPr>
       <w:r>
         <w:t xml:space="preserve">        show_rgb(r, g, b, cmyk_names, values)</w:t>
@@ -11505,9 +10042,6 @@
     <w:p>
       <w:pPr>
         <w:pStyle w:val="CodeBlock"/>
-        <w:rPr>
-          <w:rFonts w:hint="eastAsia"/>
-        </w:rPr>
       </w:pPr>
       <w:r>
         <w:t xml:space="preserve">    else:</w:t>
@@ -11516,9 +10050,6 @@
     <w:p>
       <w:pPr>
         <w:pStyle w:val="CodeBlock"/>
-        <w:rPr>
-          <w:rFonts w:hint="eastAsia"/>
-        </w:rPr>
       </w:pPr>
       <w:r>
         <w:t xml:space="preserve">        values = collect(hsv_names, from_scale)</w:t>
@@ -11527,9 +10058,6 @@
     <w:p>
       <w:pPr>
         <w:pStyle w:val="CodeBlock"/>
-        <w:rPr>
-          <w:rFonts w:hint="eastAsia"/>
-        </w:rPr>
       </w:pPr>
       <w:r>
         <w:t xml:space="preserve">        h, s, v = values</w:t>
@@ -11538,9 +10066,6 @@
     <w:p>
       <w:pPr>
         <w:pStyle w:val="CodeBlock"/>
-        <w:rPr>
-          <w:rFonts w:hint="eastAsia"/>
-        </w:rPr>
       </w:pPr>
       <w:r>
         <w:t xml:space="preserve">        r, g, b = hsv_to_rgb(h, s, v)</w:t>
@@ -11549,9 +10074,6 @@
     <w:p>
       <w:pPr>
         <w:pStyle w:val="CodeBlock"/>
-        <w:rPr>
-          <w:rFonts w:hint="eastAsia"/>
-        </w:rPr>
       </w:pPr>
       <w:r>
         <w:t xml:space="preserve">        show_rgb(r, g, b, hsv_names, values)</w:t>

--- a/lab01/Отчет_ЛР1_Цветовые_модели.docx
+++ b/lab01/Отчет_ЛР1_Цветовые_модели.docx
@@ -533,7 +533,19 @@
         <w:rPr>
           <w:lang w:val="ru-RU"/>
         </w:rPr>
-        <w:t>11. Проверка корректности преобразований</w:t>
+        <w:t>1</w:t>
+      </w:r>
+      <w:r>
+        <w:rPr>
+          <w:lang w:val="ru-RU"/>
+        </w:rPr>
+        <w:t>1</w:t>
+      </w:r>
+      <w:r>
+        <w:rPr>
+          <w:lang w:val="ru-RU"/>
+        </w:rPr>
+        <w:t>. Соответствие требованиям и распределение баллов</w:t>
       </w:r>
     </w:p>
     <w:p>
@@ -548,28 +560,13 @@
         <w:rPr>
           <w:lang w:val="ru-RU"/>
         </w:rPr>
-        <w:t>12. Соответствие требованиям и распределение баллов</w:t>
-      </w:r>
-    </w:p>
-    <w:p>
-      <w:pPr>
-        <w:spacing w:after="40" w:line="288" w:lineRule="auto"/>
-        <w:ind w:firstLine="0"/>
-        <w:rPr>
-          <w:lang w:val="ru-RU"/>
-        </w:rPr>
-      </w:pPr>
-      <w:r>
-        <w:rPr>
-          <w:lang w:val="ru-RU"/>
-        </w:rPr>
         <w:t>1</w:t>
       </w:r>
       <w:r>
         <w:rPr>
           <w:lang w:val="ru-RU"/>
         </w:rPr>
-        <w:t>3</w:t>
+        <w:t>2</w:t>
       </w:r>
       <w:r>
         <w:rPr>
@@ -5872,1035 +5869,19 @@
         <w:rPr>
           <w:lang w:val="ru-RU"/>
         </w:rPr>
-        <w:t>11. Проверка корректности преобразований</w:t>
-      </w:r>
-    </w:p>
-    <w:p>
-      <w:pPr>
-        <w:rPr>
-          <w:lang w:val="ru-RU"/>
-        </w:rPr>
-      </w:pPr>
-      <w:r>
-        <w:rPr>
-          <w:lang w:val="ru-RU"/>
-        </w:rPr>
-        <w:t xml:space="preserve">Модуль </w:t>
-      </w:r>
-      <w:r>
-        <w:rPr>
-          <w:rFonts w:ascii="Consolas" w:hAnsi="Consolas"/>
-          <w:sz w:val="23"/>
-        </w:rPr>
-        <w:t>conversions</w:t>
-      </w:r>
-      <w:r>
-        <w:rPr>
-          <w:rFonts w:ascii="Consolas" w:hAnsi="Consolas"/>
-          <w:sz w:val="23"/>
-          <w:lang w:val="ru-RU"/>
-        </w:rPr>
-        <w:t>.</w:t>
-      </w:r>
-      <w:r>
-        <w:rPr>
-          <w:rFonts w:ascii="Consolas" w:hAnsi="Consolas"/>
-          <w:sz w:val="23"/>
-        </w:rPr>
-        <w:t>py</w:t>
-      </w:r>
-      <w:r>
-        <w:rPr>
-          <w:lang w:val="ru-RU"/>
-        </w:rPr>
-        <w:t xml:space="preserve"> не зависит от интерфейса, поэтому его удалось проверить напрямую, без запуска окна. Ниже приведены результаты для эталонных цветов; все значения совпадают с ожидаемыми.</w:t>
-      </w:r>
-    </w:p>
-    <w:tbl>
-      <w:tblPr>
-        <w:tblStyle w:val="aff0"/>
-        <w:tblW w:w="0" w:type="auto"/>
-        <w:jc w:val="center"/>
-        <w:tblLook w:val="04A0" w:firstRow="1" w:lastRow="0" w:firstColumn="1" w:lastColumn="0" w:noHBand="0" w:noVBand="1"/>
-      </w:tblPr>
-      <w:tblGrid>
-        <w:gridCol w:w="1474"/>
-        <w:gridCol w:w="1814"/>
-        <w:gridCol w:w="1928"/>
-        <w:gridCol w:w="1814"/>
-        <w:gridCol w:w="1474"/>
-      </w:tblGrid>
-      <w:tr>
-        <w:trPr>
-          <w:jc w:val="center"/>
-        </w:trPr>
-        <w:tc>
-          <w:tcPr>
-            <w:tcW w:w="1474" w:type="dxa"/>
-          </w:tcPr>
-          <w:p>
-            <w:pPr>
-              <w:spacing w:after="40"/>
-              <w:ind w:firstLine="0"/>
-              <w:jc w:val="center"/>
-            </w:pPr>
-            <w:r>
-              <w:rPr>
-                <w:b/>
-                <w:sz w:val="20"/>
-              </w:rPr>
-              <w:t>Цвет</w:t>
-            </w:r>
-          </w:p>
-        </w:tc>
-        <w:tc>
-          <w:tcPr>
-            <w:tcW w:w="1814" w:type="dxa"/>
-          </w:tcPr>
-          <w:p>
-            <w:pPr>
-              <w:spacing w:after="40"/>
-              <w:ind w:firstLine="0"/>
-              <w:jc w:val="center"/>
-            </w:pPr>
-            <w:r>
-              <w:rPr>
-                <w:b/>
-                <w:sz w:val="20"/>
-              </w:rPr>
-              <w:t>RGB</w:t>
-            </w:r>
-          </w:p>
-        </w:tc>
-        <w:tc>
-          <w:tcPr>
-            <w:tcW w:w="1928" w:type="dxa"/>
-          </w:tcPr>
-          <w:p>
-            <w:pPr>
-              <w:spacing w:after="40"/>
-              <w:ind w:firstLine="0"/>
-              <w:jc w:val="center"/>
-            </w:pPr>
-            <w:r>
-              <w:rPr>
-                <w:b/>
-                <w:sz w:val="20"/>
-              </w:rPr>
-              <w:t>CMYK</w:t>
-            </w:r>
-          </w:p>
-        </w:tc>
-        <w:tc>
-          <w:tcPr>
-            <w:tcW w:w="1814" w:type="dxa"/>
-          </w:tcPr>
-          <w:p>
-            <w:pPr>
-              <w:spacing w:after="40"/>
-              <w:ind w:firstLine="0"/>
-              <w:jc w:val="center"/>
-            </w:pPr>
-            <w:r>
-              <w:rPr>
-                <w:b/>
-                <w:sz w:val="20"/>
-              </w:rPr>
-              <w:t>HSV</w:t>
-            </w:r>
-          </w:p>
-        </w:tc>
-        <w:tc>
-          <w:tcPr>
-            <w:tcW w:w="1474" w:type="dxa"/>
-          </w:tcPr>
-          <w:p>
-            <w:pPr>
-              <w:spacing w:after="40"/>
-              <w:ind w:firstLine="0"/>
-              <w:jc w:val="center"/>
-            </w:pPr>
-            <w:r>
-              <w:rPr>
-                <w:b/>
-                <w:sz w:val="20"/>
-              </w:rPr>
-              <w:t>HEX</w:t>
-            </w:r>
-          </w:p>
-        </w:tc>
-      </w:tr>
-      <w:tr>
-        <w:trPr>
-          <w:jc w:val="center"/>
-        </w:trPr>
-        <w:tc>
-          <w:tcPr>
-            <w:tcW w:w="1474" w:type="dxa"/>
-          </w:tcPr>
-          <w:p>
-            <w:pPr>
-              <w:spacing w:after="40"/>
-              <w:ind w:firstLine="0"/>
-              <w:jc w:val="left"/>
-            </w:pPr>
-            <w:r>
-              <w:rPr>
-                <w:sz w:val="20"/>
-              </w:rPr>
-              <w:t>Белый</w:t>
-            </w:r>
-          </w:p>
-        </w:tc>
-        <w:tc>
-          <w:tcPr>
-            <w:tcW w:w="1814" w:type="dxa"/>
-          </w:tcPr>
-          <w:p>
-            <w:pPr>
-              <w:spacing w:after="40"/>
-              <w:ind w:firstLine="0"/>
-              <w:jc w:val="center"/>
-            </w:pPr>
-            <w:r>
-              <w:rPr>
-                <w:sz w:val="20"/>
-              </w:rPr>
-              <w:t>255, 255, 255</w:t>
-            </w:r>
-          </w:p>
-        </w:tc>
-        <w:tc>
-          <w:tcPr>
-            <w:tcW w:w="1928" w:type="dxa"/>
-          </w:tcPr>
-          <w:p>
-            <w:pPr>
-              <w:spacing w:after="40"/>
-              <w:ind w:firstLine="0"/>
-              <w:jc w:val="center"/>
-            </w:pPr>
-            <w:r>
-              <w:rPr>
-                <w:sz w:val="20"/>
-              </w:rPr>
-              <w:t>0, 0, 0, 0</w:t>
-            </w:r>
-          </w:p>
-        </w:tc>
-        <w:tc>
-          <w:tcPr>
-            <w:tcW w:w="1814" w:type="dxa"/>
-          </w:tcPr>
-          <w:p>
-            <w:pPr>
-              <w:spacing w:after="40"/>
-              <w:ind w:firstLine="0"/>
-              <w:jc w:val="center"/>
-            </w:pPr>
-            <w:r>
-              <w:rPr>
-                <w:sz w:val="20"/>
-              </w:rPr>
-              <w:t>0, 0, 100</w:t>
-            </w:r>
-          </w:p>
-        </w:tc>
-        <w:tc>
-          <w:tcPr>
-            <w:tcW w:w="1474" w:type="dxa"/>
-          </w:tcPr>
-          <w:p>
-            <w:pPr>
-              <w:spacing w:after="40"/>
-              <w:ind w:firstLine="0"/>
-              <w:jc w:val="center"/>
-            </w:pPr>
-            <w:r>
-              <w:rPr>
-                <w:sz w:val="20"/>
-              </w:rPr>
-              <w:t>#ffffff</w:t>
-            </w:r>
-          </w:p>
-        </w:tc>
-      </w:tr>
-      <w:tr>
-        <w:trPr>
-          <w:jc w:val="center"/>
-        </w:trPr>
-        <w:tc>
-          <w:tcPr>
-            <w:tcW w:w="1474" w:type="dxa"/>
-          </w:tcPr>
-          <w:p>
-            <w:pPr>
-              <w:spacing w:after="40"/>
-              <w:ind w:firstLine="0"/>
-              <w:jc w:val="left"/>
-            </w:pPr>
-            <w:r>
-              <w:rPr>
-                <w:sz w:val="20"/>
-              </w:rPr>
-              <w:lastRenderedPageBreak/>
-              <w:t>Чёрный</w:t>
-            </w:r>
-          </w:p>
-        </w:tc>
-        <w:tc>
-          <w:tcPr>
-            <w:tcW w:w="1814" w:type="dxa"/>
-          </w:tcPr>
-          <w:p>
-            <w:pPr>
-              <w:spacing w:after="40"/>
-              <w:ind w:firstLine="0"/>
-              <w:jc w:val="center"/>
-            </w:pPr>
-            <w:r>
-              <w:rPr>
-                <w:sz w:val="20"/>
-              </w:rPr>
-              <w:t>0, 0, 0</w:t>
-            </w:r>
-          </w:p>
-        </w:tc>
-        <w:tc>
-          <w:tcPr>
-            <w:tcW w:w="1928" w:type="dxa"/>
-          </w:tcPr>
-          <w:p>
-            <w:pPr>
-              <w:spacing w:after="40"/>
-              <w:ind w:firstLine="0"/>
-              <w:jc w:val="center"/>
-            </w:pPr>
-            <w:r>
-              <w:rPr>
-                <w:sz w:val="20"/>
-              </w:rPr>
-              <w:t>0, 0, 0, 100</w:t>
-            </w:r>
-          </w:p>
-        </w:tc>
-        <w:tc>
-          <w:tcPr>
-            <w:tcW w:w="1814" w:type="dxa"/>
-          </w:tcPr>
-          <w:p>
-            <w:pPr>
-              <w:spacing w:after="40"/>
-              <w:ind w:firstLine="0"/>
-              <w:jc w:val="center"/>
-            </w:pPr>
-            <w:r>
-              <w:rPr>
-                <w:sz w:val="20"/>
-              </w:rPr>
-              <w:t>0, 0, 0</w:t>
-            </w:r>
-          </w:p>
-        </w:tc>
-        <w:tc>
-          <w:tcPr>
-            <w:tcW w:w="1474" w:type="dxa"/>
-          </w:tcPr>
-          <w:p>
-            <w:pPr>
-              <w:spacing w:after="40"/>
-              <w:ind w:firstLine="0"/>
-              <w:jc w:val="center"/>
-            </w:pPr>
-            <w:r>
-              <w:rPr>
-                <w:sz w:val="20"/>
-              </w:rPr>
-              <w:t>#000000</w:t>
-            </w:r>
-          </w:p>
-        </w:tc>
-      </w:tr>
-      <w:tr>
-        <w:trPr>
-          <w:jc w:val="center"/>
-        </w:trPr>
-        <w:tc>
-          <w:tcPr>
-            <w:tcW w:w="1474" w:type="dxa"/>
-          </w:tcPr>
-          <w:p>
-            <w:pPr>
-              <w:spacing w:after="40"/>
-              <w:ind w:firstLine="0"/>
-              <w:jc w:val="left"/>
-            </w:pPr>
-            <w:r>
-              <w:rPr>
-                <w:sz w:val="20"/>
-              </w:rPr>
-              <w:t>Красный</w:t>
-            </w:r>
-          </w:p>
-        </w:tc>
-        <w:tc>
-          <w:tcPr>
-            <w:tcW w:w="1814" w:type="dxa"/>
-          </w:tcPr>
-          <w:p>
-            <w:pPr>
-              <w:spacing w:after="40"/>
-              <w:ind w:firstLine="0"/>
-              <w:jc w:val="center"/>
-            </w:pPr>
-            <w:r>
-              <w:rPr>
-                <w:sz w:val="20"/>
-              </w:rPr>
-              <w:t>255, 0, 0</w:t>
-            </w:r>
-          </w:p>
-        </w:tc>
-        <w:tc>
-          <w:tcPr>
-            <w:tcW w:w="1928" w:type="dxa"/>
-          </w:tcPr>
-          <w:p>
-            <w:pPr>
-              <w:spacing w:after="40"/>
-              <w:ind w:firstLine="0"/>
-              <w:jc w:val="center"/>
-            </w:pPr>
-            <w:r>
-              <w:rPr>
-                <w:sz w:val="20"/>
-              </w:rPr>
-              <w:t>0, 100, 100, 0</w:t>
-            </w:r>
-          </w:p>
-        </w:tc>
-        <w:tc>
-          <w:tcPr>
-            <w:tcW w:w="1814" w:type="dxa"/>
-          </w:tcPr>
-          <w:p>
-            <w:pPr>
-              <w:spacing w:after="40"/>
-              <w:ind w:firstLine="0"/>
-              <w:jc w:val="center"/>
-            </w:pPr>
-            <w:r>
-              <w:rPr>
-                <w:sz w:val="20"/>
-              </w:rPr>
-              <w:t>0, 100, 100</w:t>
-            </w:r>
-          </w:p>
-        </w:tc>
-        <w:tc>
-          <w:tcPr>
-            <w:tcW w:w="1474" w:type="dxa"/>
-          </w:tcPr>
-          <w:p>
-            <w:pPr>
-              <w:spacing w:after="40"/>
-              <w:ind w:firstLine="0"/>
-              <w:jc w:val="center"/>
-            </w:pPr>
-            <w:r>
-              <w:rPr>
-                <w:sz w:val="20"/>
-              </w:rPr>
-              <w:t>#ff0000</w:t>
-            </w:r>
-          </w:p>
-        </w:tc>
-      </w:tr>
-      <w:tr>
-        <w:trPr>
-          <w:jc w:val="center"/>
-        </w:trPr>
-        <w:tc>
-          <w:tcPr>
-            <w:tcW w:w="1474" w:type="dxa"/>
-          </w:tcPr>
-          <w:p>
-            <w:pPr>
-              <w:spacing w:after="40"/>
-              <w:ind w:firstLine="0"/>
-              <w:jc w:val="left"/>
-            </w:pPr>
-            <w:r>
-              <w:rPr>
-                <w:sz w:val="20"/>
-              </w:rPr>
-              <w:t>Зелёный</w:t>
-            </w:r>
-          </w:p>
-        </w:tc>
-        <w:tc>
-          <w:tcPr>
-            <w:tcW w:w="1814" w:type="dxa"/>
-          </w:tcPr>
-          <w:p>
-            <w:pPr>
-              <w:spacing w:after="40"/>
-              <w:ind w:firstLine="0"/>
-              <w:jc w:val="center"/>
-            </w:pPr>
-            <w:r>
-              <w:rPr>
-                <w:sz w:val="20"/>
-              </w:rPr>
-              <w:t>0, 255, 0</w:t>
-            </w:r>
-          </w:p>
-        </w:tc>
-        <w:tc>
-          <w:tcPr>
-            <w:tcW w:w="1928" w:type="dxa"/>
-          </w:tcPr>
-          <w:p>
-            <w:pPr>
-              <w:spacing w:after="40"/>
-              <w:ind w:firstLine="0"/>
-              <w:jc w:val="center"/>
-            </w:pPr>
-            <w:r>
-              <w:rPr>
-                <w:sz w:val="20"/>
-              </w:rPr>
-              <w:t>100, 0, 100, 0</w:t>
-            </w:r>
-          </w:p>
-        </w:tc>
-        <w:tc>
-          <w:tcPr>
-            <w:tcW w:w="1814" w:type="dxa"/>
-          </w:tcPr>
-          <w:p>
-            <w:pPr>
-              <w:spacing w:after="40"/>
-              <w:ind w:firstLine="0"/>
-              <w:jc w:val="center"/>
-            </w:pPr>
-            <w:r>
-              <w:rPr>
-                <w:sz w:val="20"/>
-              </w:rPr>
-              <w:t>120, 100, 100</w:t>
-            </w:r>
-          </w:p>
-        </w:tc>
-        <w:tc>
-          <w:tcPr>
-            <w:tcW w:w="1474" w:type="dxa"/>
-          </w:tcPr>
-          <w:p>
-            <w:pPr>
-              <w:spacing w:after="40"/>
-              <w:ind w:firstLine="0"/>
-              <w:jc w:val="center"/>
-            </w:pPr>
-            <w:r>
-              <w:rPr>
-                <w:sz w:val="20"/>
-              </w:rPr>
-              <w:t>#00ff00</w:t>
-            </w:r>
-          </w:p>
-        </w:tc>
-      </w:tr>
-      <w:tr>
-        <w:trPr>
-          <w:jc w:val="center"/>
-        </w:trPr>
-        <w:tc>
-          <w:tcPr>
-            <w:tcW w:w="1474" w:type="dxa"/>
-          </w:tcPr>
-          <w:p>
-            <w:pPr>
-              <w:spacing w:after="40"/>
-              <w:ind w:firstLine="0"/>
-              <w:jc w:val="left"/>
-            </w:pPr>
-            <w:r>
-              <w:rPr>
-                <w:sz w:val="20"/>
-              </w:rPr>
-              <w:t>Синий</w:t>
-            </w:r>
-          </w:p>
-        </w:tc>
-        <w:tc>
-          <w:tcPr>
-            <w:tcW w:w="1814" w:type="dxa"/>
-          </w:tcPr>
-          <w:p>
-            <w:pPr>
-              <w:spacing w:after="40"/>
-              <w:ind w:firstLine="0"/>
-              <w:jc w:val="center"/>
-            </w:pPr>
-            <w:r>
-              <w:rPr>
-                <w:sz w:val="20"/>
-              </w:rPr>
-              <w:t>0, 0, 255</w:t>
-            </w:r>
-          </w:p>
-        </w:tc>
-        <w:tc>
-          <w:tcPr>
-            <w:tcW w:w="1928" w:type="dxa"/>
-          </w:tcPr>
-          <w:p>
-            <w:pPr>
-              <w:spacing w:after="40"/>
-              <w:ind w:firstLine="0"/>
-              <w:jc w:val="center"/>
-            </w:pPr>
-            <w:r>
-              <w:rPr>
-                <w:sz w:val="20"/>
-              </w:rPr>
-              <w:t>100, 100, 0, 0</w:t>
-            </w:r>
-          </w:p>
-        </w:tc>
-        <w:tc>
-          <w:tcPr>
-            <w:tcW w:w="1814" w:type="dxa"/>
-          </w:tcPr>
-          <w:p>
-            <w:pPr>
-              <w:spacing w:after="40"/>
-              <w:ind w:firstLine="0"/>
-              <w:jc w:val="center"/>
-            </w:pPr>
-            <w:r>
-              <w:rPr>
-                <w:sz w:val="20"/>
-              </w:rPr>
-              <w:t>240, 100, 100</w:t>
-            </w:r>
-          </w:p>
-        </w:tc>
-        <w:tc>
-          <w:tcPr>
-            <w:tcW w:w="1474" w:type="dxa"/>
-          </w:tcPr>
-          <w:p>
-            <w:pPr>
-              <w:spacing w:after="40"/>
-              <w:ind w:firstLine="0"/>
-              <w:jc w:val="center"/>
-            </w:pPr>
-            <w:r>
-              <w:rPr>
-                <w:sz w:val="20"/>
-              </w:rPr>
-              <w:t>#0000ff</w:t>
-            </w:r>
-          </w:p>
-        </w:tc>
-      </w:tr>
-      <w:tr>
-        <w:trPr>
-          <w:jc w:val="center"/>
-        </w:trPr>
-        <w:tc>
-          <w:tcPr>
-            <w:tcW w:w="1474" w:type="dxa"/>
-          </w:tcPr>
-          <w:p>
-            <w:pPr>
-              <w:spacing w:after="40"/>
-              <w:ind w:firstLine="0"/>
-              <w:jc w:val="left"/>
-            </w:pPr>
-            <w:r>
-              <w:rPr>
-                <w:sz w:val="20"/>
-              </w:rPr>
-              <w:t>Серый</w:t>
-            </w:r>
-          </w:p>
-        </w:tc>
-        <w:tc>
-          <w:tcPr>
-            <w:tcW w:w="1814" w:type="dxa"/>
-          </w:tcPr>
-          <w:p>
-            <w:pPr>
-              <w:spacing w:after="40"/>
-              <w:ind w:firstLine="0"/>
-              <w:jc w:val="center"/>
-            </w:pPr>
-            <w:r>
-              <w:rPr>
-                <w:sz w:val="20"/>
-              </w:rPr>
-              <w:t>128, 128, 128</w:t>
-            </w:r>
-          </w:p>
-        </w:tc>
-        <w:tc>
-          <w:tcPr>
-            <w:tcW w:w="1928" w:type="dxa"/>
-          </w:tcPr>
-          <w:p>
-            <w:pPr>
-              <w:spacing w:after="40"/>
-              <w:ind w:firstLine="0"/>
-              <w:jc w:val="center"/>
-            </w:pPr>
-            <w:r>
-              <w:rPr>
-                <w:sz w:val="20"/>
-              </w:rPr>
-              <w:t>0, 0, 0, 50</w:t>
-            </w:r>
-          </w:p>
-        </w:tc>
-        <w:tc>
-          <w:tcPr>
-            <w:tcW w:w="1814" w:type="dxa"/>
-          </w:tcPr>
-          <w:p>
-            <w:pPr>
-              <w:spacing w:after="40"/>
-              <w:ind w:firstLine="0"/>
-              <w:jc w:val="center"/>
-            </w:pPr>
-            <w:r>
-              <w:rPr>
-                <w:sz w:val="20"/>
-              </w:rPr>
-              <w:t>0, 0, 50</w:t>
-            </w:r>
-          </w:p>
-        </w:tc>
-        <w:tc>
-          <w:tcPr>
-            <w:tcW w:w="1474" w:type="dxa"/>
-          </w:tcPr>
-          <w:p>
-            <w:pPr>
-              <w:spacing w:after="40"/>
-              <w:ind w:firstLine="0"/>
-              <w:jc w:val="center"/>
-            </w:pPr>
-            <w:r>
-              <w:rPr>
-                <w:sz w:val="20"/>
-              </w:rPr>
-              <w:t>#808080</w:t>
-            </w:r>
-          </w:p>
-        </w:tc>
-      </w:tr>
-      <w:tr>
-        <w:trPr>
-          <w:jc w:val="center"/>
-        </w:trPr>
-        <w:tc>
-          <w:tcPr>
-            <w:tcW w:w="1474" w:type="dxa"/>
-          </w:tcPr>
-          <w:p>
-            <w:pPr>
-              <w:spacing w:after="40"/>
-              <w:ind w:firstLine="0"/>
-              <w:jc w:val="left"/>
-            </w:pPr>
-            <w:r>
-              <w:rPr>
-                <w:sz w:val="20"/>
-              </w:rPr>
-              <w:t>Начальный</w:t>
-            </w:r>
-          </w:p>
-        </w:tc>
-        <w:tc>
-          <w:tcPr>
-            <w:tcW w:w="1814" w:type="dxa"/>
-          </w:tcPr>
-          <w:p>
-            <w:pPr>
-              <w:spacing w:after="40"/>
-              <w:ind w:firstLine="0"/>
-              <w:jc w:val="center"/>
-            </w:pPr>
-            <w:r>
-              <w:rPr>
-                <w:sz w:val="20"/>
-              </w:rPr>
-              <w:t>60, 120, 200</w:t>
-            </w:r>
-          </w:p>
-        </w:tc>
-        <w:tc>
-          <w:tcPr>
-            <w:tcW w:w="1928" w:type="dxa"/>
-          </w:tcPr>
-          <w:p>
-            <w:pPr>
-              <w:spacing w:after="40"/>
-              <w:ind w:firstLine="0"/>
-              <w:jc w:val="center"/>
-            </w:pPr>
-            <w:r>
-              <w:rPr>
-                <w:sz w:val="20"/>
-              </w:rPr>
-              <w:t>70, 40, 0, 22</w:t>
-            </w:r>
-          </w:p>
-        </w:tc>
-        <w:tc>
-          <w:tcPr>
-            <w:tcW w:w="1814" w:type="dxa"/>
-          </w:tcPr>
-          <w:p>
-            <w:pPr>
-              <w:spacing w:after="40"/>
-              <w:ind w:firstLine="0"/>
-              <w:jc w:val="center"/>
-            </w:pPr>
-            <w:r>
-              <w:rPr>
-                <w:sz w:val="20"/>
-              </w:rPr>
-              <w:t>214, 70, 78</w:t>
-            </w:r>
-          </w:p>
-        </w:tc>
-        <w:tc>
-          <w:tcPr>
-            <w:tcW w:w="1474" w:type="dxa"/>
-          </w:tcPr>
-          <w:p>
-            <w:pPr>
-              <w:spacing w:after="40"/>
-              <w:ind w:firstLine="0"/>
-              <w:jc w:val="center"/>
-            </w:pPr>
-            <w:r>
-              <w:rPr>
-                <w:sz w:val="20"/>
-              </w:rPr>
-              <w:t>#3c78c8</w:t>
-            </w:r>
-          </w:p>
-        </w:tc>
-      </w:tr>
-    </w:tbl>
-    <w:p>
-      <w:pPr>
-        <w:spacing w:after="40"/>
-      </w:pPr>
-    </w:p>
-    <w:p>
-      <w:pPr>
-        <w:ind w:firstLine="0"/>
-      </w:pPr>
-      <w:r>
-        <w:t>Отдельно проверены краевые случаи:</w:t>
-      </w:r>
-    </w:p>
-    <w:p>
-      <w:pPr>
-        <w:pStyle w:val="a0"/>
-        <w:spacing w:after="60" w:line="312" w:lineRule="auto"/>
-        <w:ind w:firstLine="0"/>
-        <w:rPr>
-          <w:lang w:val="ru-RU"/>
-        </w:rPr>
-      </w:pPr>
-      <w:r>
-        <w:rPr>
-          <w:lang w:val="ru-RU"/>
-        </w:rPr>
-        <w:t xml:space="preserve">абсолютно чёрный цвет: деление на ноль в </w:t>
-      </w:r>
-      <w:r>
-        <w:t>RGB</w:t>
-      </w:r>
-      <w:r>
-        <w:rPr>
-          <w:lang w:val="ru-RU"/>
-        </w:rPr>
-        <w:t xml:space="preserve"> → </w:t>
-      </w:r>
-      <w:r>
-        <w:t>CMYK</w:t>
-      </w:r>
-      <w:r>
-        <w:rPr>
-          <w:lang w:val="ru-RU"/>
-        </w:rPr>
-        <w:t xml:space="preserve"> не возникает, возвращается (0, 0, 0, 100);</w:t>
-      </w:r>
-    </w:p>
-    <w:p>
-      <w:pPr>
-        <w:pStyle w:val="a0"/>
-        <w:spacing w:after="60" w:line="312" w:lineRule="auto"/>
-        <w:ind w:firstLine="0"/>
-        <w:rPr>
-          <w:lang w:val="ru-RU"/>
-        </w:rPr>
-      </w:pPr>
-      <w:r>
-        <w:rPr>
-          <w:lang w:val="ru-RU"/>
-        </w:rPr>
-        <w:t xml:space="preserve">серый цвет: тон не определён, возвращается </w:t>
-      </w:r>
-      <w:r>
-        <w:t>H</w:t>
-      </w:r>
-      <w:r>
-        <w:rPr>
-          <w:lang w:val="ru-RU"/>
-        </w:rPr>
-        <w:t xml:space="preserve"> = 0; насыщенность корректно равна 0;</w:t>
-      </w:r>
-    </w:p>
-    <w:p>
-      <w:pPr>
-        <w:pStyle w:val="a0"/>
-        <w:spacing w:after="60" w:line="312" w:lineRule="auto"/>
-        <w:ind w:firstLine="0"/>
-        <w:rPr>
-          <w:lang w:val="ru-RU"/>
-        </w:rPr>
-      </w:pPr>
-      <w:r>
-        <w:rPr>
-          <w:lang w:val="ru-RU"/>
-        </w:rPr>
-        <w:t xml:space="preserve">граница круга: </w:t>
-      </w:r>
-      <w:r>
-        <w:t>HSV</w:t>
-      </w:r>
-      <w:r>
-        <w:rPr>
-          <w:lang w:val="ru-RU"/>
-        </w:rPr>
-        <w:t xml:space="preserve">(360, 100, 100) даёт тот же красный цвет, что и </w:t>
-      </w:r>
-      <w:r>
-        <w:t>HSV</w:t>
-      </w:r>
-      <w:r>
-        <w:rPr>
-          <w:lang w:val="ru-RU"/>
-        </w:rPr>
-        <w:t>(0, 100, 100) — (255, 0, 0);</w:t>
-      </w:r>
-    </w:p>
-    <w:p>
-      <w:pPr>
-        <w:pStyle w:val="a0"/>
-        <w:spacing w:after="60" w:line="312" w:lineRule="auto"/>
-        <w:ind w:firstLine="0"/>
-        <w:rPr>
-          <w:lang w:val="ru-RU"/>
-        </w:rPr>
-      </w:pPr>
-      <w:r>
-        <w:rPr>
-          <w:lang w:val="ru-RU"/>
-        </w:rPr>
-        <w:t xml:space="preserve">выход за диапазон: </w:t>
-      </w:r>
-      <w:r>
-        <w:t>clamp</w:t>
-      </w:r>
-      <w:r>
-        <w:rPr>
-          <w:lang w:val="ru-RU"/>
-        </w:rPr>
-        <w:t xml:space="preserve">(−5, 0, 255) = 0, </w:t>
-      </w:r>
-      <w:r>
-        <w:t>clamp</w:t>
-      </w:r>
-      <w:r>
-        <w:rPr>
-          <w:lang w:val="ru-RU"/>
-        </w:rPr>
-        <w:t>(999, 0, 255) = 255;</w:t>
-      </w:r>
-    </w:p>
-    <w:p>
-      <w:pPr>
-        <w:pStyle w:val="a0"/>
-        <w:spacing w:after="60" w:line="312" w:lineRule="auto"/>
-        <w:ind w:firstLine="0"/>
-        <w:rPr>
-          <w:lang w:val="ru-RU"/>
-        </w:rPr>
-      </w:pPr>
-      <w:r>
-        <w:rPr>
-          <w:lang w:val="ru-RU"/>
-        </w:rPr>
-        <w:t xml:space="preserve">обратный проход: </w:t>
-      </w:r>
-      <w:r>
-        <w:t>RGB</w:t>
-      </w:r>
-      <w:r>
-        <w:rPr>
-          <w:lang w:val="ru-RU"/>
-        </w:rPr>
-        <w:t xml:space="preserve">(60, 120, 200) → </w:t>
-      </w:r>
-      <w:r>
-        <w:t>CMYK</w:t>
-      </w:r>
-      <w:r>
-        <w:rPr>
-          <w:lang w:val="ru-RU"/>
-        </w:rPr>
-        <w:t xml:space="preserve">(70, 40, 0, 22) → </w:t>
-      </w:r>
-      <w:r>
-        <w:t>RGB</w:t>
-      </w:r>
-      <w:r>
-        <w:rPr>
-          <w:lang w:val="ru-RU"/>
-        </w:rPr>
-        <w:t xml:space="preserve">(60, 119, 199), то есть расхождение не более одной единицы канала и обусловлено округлением компонент </w:t>
-      </w:r>
-      <w:r>
-        <w:t>CMYK</w:t>
-      </w:r>
-      <w:r>
-        <w:rPr>
-          <w:lang w:val="ru-RU"/>
-        </w:rPr>
-        <w:t xml:space="preserve"> до целых процентов, а не ошибкой алгоритма.</w:t>
-      </w:r>
-    </w:p>
-    <w:p>
-      <w:pPr>
-        <w:pStyle w:val="1"/>
-        <w:rPr>
-          <w:lang w:val="ru-RU"/>
-        </w:rPr>
-      </w:pPr>
-      <w:r>
-        <w:rPr>
-          <w:lang w:val="ru-RU"/>
-        </w:rPr>
-        <w:t>12. Соответствие требованиям и распределение баллов</w:t>
+        <w:t>1</w:t>
+      </w:r>
+      <w:r>
+        <w:rPr>
+          <w:lang w:val="ru-RU"/>
+        </w:rPr>
+        <w:t>1</w:t>
+      </w:r>
+      <w:r>
+        <w:rPr>
+          <w:lang w:val="ru-RU"/>
+        </w:rPr>
+        <w:t>. Соответствие требованиям и распределение баллов</w:t>
       </w:r>
     </w:p>
     <w:p>
@@ -7117,7 +6098,15 @@
                 <w:sz w:val="20"/>
                 <w:lang w:val="ru-RU"/>
               </w:rPr>
-              <w:t xml:space="preserve"> = 360, выход за диапазон) обработаны явно; результаты проверены на эталонных цветах (раздел 11)</w:t>
+              <w:t xml:space="preserve"> = 360, выход за диапазон) обработаны явно; результаты проверены на эталонных цветах </w:t>
+            </w:r>
+            <w:r>
+              <w:rPr>
+                <w:sz w:val="20"/>
+                <w:lang w:val="ru-RU"/>
+              </w:rPr>
+              <w:lastRenderedPageBreak/>
+              <w:t>(раздел 11)</w:t>
             </w:r>
           </w:p>
         </w:tc>
@@ -7140,6 +6129,7 @@
               <w:rPr>
                 <w:sz w:val="20"/>
               </w:rPr>
+              <w:lastRenderedPageBreak/>
               <w:t>Дружелюбный и удобный интерфейс</w:t>
             </w:r>
           </w:p>
@@ -7220,7 +6210,6 @@
                 <w:sz w:val="20"/>
                 <w:lang w:val="ru-RU"/>
               </w:rPr>
-              <w:lastRenderedPageBreak/>
               <w:t>Возможность задания цвета в каждой из трёх моделей тремя способами</w:t>
             </w:r>
           </w:p>
@@ -7372,7 +6361,7 @@
         <w:rPr>
           <w:lang w:val="ru-RU"/>
         </w:rPr>
-        <w:t>3</w:t>
+        <w:t>2</w:t>
       </w:r>
       <w:r>
         <w:rPr>
@@ -7549,7 +6538,14 @@
         <w:rPr>
           <w:lang w:val="ru-RU"/>
         </w:rPr>
-        <w:t>Все требования методических указаний выполнены полностью: преобразования корректны и проверены на эталонных цветах, интерфейс удобен и информативен, каждая модель доступна тремя способами ввода, а автоматический пересчёт работает при изменении любой координаты любой модели.</w:t>
+        <w:t xml:space="preserve">Все требования методических указаний выполнены полностью: преобразования корректны и проверены на эталонных цветах, интерфейс удобен и информативен, каждая модель доступна тремя способами ввода, а </w:t>
+      </w:r>
+      <w:r>
+        <w:rPr>
+          <w:lang w:val="ru-RU"/>
+        </w:rPr>
+        <w:lastRenderedPageBreak/>
+        <w:t>автоматический пересчёт работает при изменении любой координаты любой модели.</w:t>
       </w:r>
     </w:p>
     <w:p>
